--- a/templates/farmacia/modelo_plano_farmacia_automatizado.docx
+++ b/templates/farmacia/modelo_plano_farmacia_automatizado.docx
@@ -94,7 +94,15 @@
           <w:sz w:val="24"/>
           <w:szCs w:val="24"/>
         </w:rPr>
-        <w:t>.1</w:t>
+        <w:t>.</w:t>
+      </w:r>
+      <w:r>
+        <w:rPr>
+          <w:spacing w:val="-2"/>
+          <w:sz w:val="24"/>
+          <w:szCs w:val="24"/>
+        </w:rPr>
+        <w:t>2</w:t>
       </w:r>
     </w:p>
     <w:p>
@@ -1338,15 +1346,7 @@
           <w:bCs w:val="0"/>
           <w:spacing w:val="-2"/>
         </w:rPr>
-        <w:t>V</w:t>
-      </w:r>
-      <w:r>
-        <w:rPr>
-          <w:b w:val="0"/>
-          <w:bCs w:val="0"/>
-          <w:spacing w:val="-2"/>
-        </w:rPr>
-        <w:t>ergueiro</w:t>
+        <w:t>{{CAMPUS}}</w:t>
       </w:r>
     </w:p>
     <w:p>
@@ -1358,32 +1358,158 @@
         <w:spacing w:before="139" w:line="360" w:lineRule="auto"/>
         <w:ind w:left="144" w:right="3650"/>
         <w:rPr>
+          <w:spacing w:val="-2"/>
+        </w:rPr>
+      </w:pPr>
+      <w:r>
+        <w:rPr>
+          <w:noProof/>
+        </w:rPr>
+        <mc:AlternateContent>
+          <mc:Choice Requires="wps">
+            <w:drawing>
+              <wp:anchor distT="0" distB="0" distL="114300" distR="114300" simplePos="0" relativeHeight="251660288" behindDoc="0" locked="0" layoutInCell="1" allowOverlap="1" wp14:anchorId="62B1E2F4" wp14:editId="09A12D29">
+                <wp:simplePos x="0" y="0"/>
+                <wp:positionH relativeFrom="column">
+                  <wp:posOffset>3917594</wp:posOffset>
+                </wp:positionH>
+                <wp:positionV relativeFrom="paragraph">
+                  <wp:posOffset>45593</wp:posOffset>
+                </wp:positionV>
+                <wp:extent cx="1023595" cy="248589"/>
+                <wp:effectExtent l="0" t="0" r="5715" b="0"/>
+                <wp:wrapNone/>
+                <wp:docPr id="1895107899" name="Caixa de Texto 5"/>
+                <wp:cNvGraphicFramePr/>
+                <a:graphic xmlns:a="http://schemas.openxmlformats.org/drawingml/2006/main">
+                  <a:graphicData uri="http://schemas.microsoft.com/office/word/2010/wordprocessingShape">
+                    <wps:wsp>
+                      <wps:cNvSpPr txBox="1"/>
+                      <wps:spPr>
+                        <a:xfrm>
+                          <a:off x="0" y="0"/>
+                          <a:ext cx="1023595" cy="248589"/>
+                        </a:xfrm>
+                        <a:prstGeom prst="rect">
+                          <a:avLst/>
+                        </a:prstGeom>
+                        <a:solidFill>
+                          <a:schemeClr val="lt1"/>
+                        </a:solidFill>
+                        <a:ln w="6350">
+                          <a:noFill/>
+                        </a:ln>
+                      </wps:spPr>
+                      <wps:txbx>
+                        <w:txbxContent>
+                          <w:p>
+                            <w:pPr>
+                              <w:rPr>
+                                <w:lang w:val="pt-BR"/>
+                              </w:rPr>
+                            </w:pPr>
+                            <w:r>
+                              <w:rPr>
+                                <w:lang w:val="pt-BR"/>
+                              </w:rPr>
+                              <w:t>{{PERIODO}}</w:t>
+                            </w:r>
+                          </w:p>
+                        </w:txbxContent>
+                      </wps:txbx>
+                      <wps:bodyPr rot="0" spcFirstLastPara="0" vertOverflow="overflow" horzOverflow="overflow" vert="horz" wrap="square" lIns="91440" tIns="45720" rIns="91440" bIns="45720" numCol="1" spcCol="0" rtlCol="0" fromWordArt="0" anchor="t" anchorCtr="0" forceAA="0" compatLnSpc="1">
+                        <a:prstTxWarp prst="textNoShape">
+                          <a:avLst/>
+                        </a:prstTxWarp>
+                        <a:noAutofit/>
+                      </wps:bodyPr>
+                    </wps:wsp>
+                  </a:graphicData>
+                </a:graphic>
+                <wp14:sizeRelH relativeFrom="margin">
+                  <wp14:pctWidth>0</wp14:pctWidth>
+                </wp14:sizeRelH>
+                <wp14:sizeRelV relativeFrom="margin">
+                  <wp14:pctHeight>0</wp14:pctHeight>
+                </wp14:sizeRelV>
+              </wp:anchor>
+            </w:drawing>
+          </mc:Choice>
+          <mc:Fallback>
+            <w:pict>
+              <v:shapetype w14:anchorId="62B1E2F4" id="_x0000_t202" coordsize="21600,21600" o:spt="202" path="m,l,21600r21600,l21600,xe">
+                <v:stroke joinstyle="miter"/>
+                <v:path gradientshapeok="t" o:connecttype="rect"/>
+              </v:shapetype>
+              <v:shape id="Caixa de Texto 5" o:spid="_x0000_s1026" type="#_x0000_t202" style="position:absolute;left:0;text-align:left;margin-left:308.45pt;margin-top:3.6pt;width:80.6pt;height:19.55pt;z-index:251660288;visibility:visible;mso-wrap-style:square;mso-width-percent:0;mso-height-percent:0;mso-wrap-distance-left:9pt;mso-wrap-distance-top:0;mso-wrap-distance-right:9pt;mso-wrap-distance-bottom:0;mso-position-horizontal:absolute;mso-position-horizontal-relative:text;mso-position-vertical:absolute;mso-position-vertical-relative:text;mso-width-percent:0;mso-height-percent:0;mso-width-relative:margin;mso-height-relative:margin;v-text-anchor:top" o:gfxdata="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" fillcolor="white [3201]" stroked="f" strokeweight=".5pt">
+                <v:textbox>
+                  <w:txbxContent>
+                    <w:p>
+                      <w:pPr>
+                        <w:rPr>
+                          <w:lang w:val="pt-BR"/>
+                        </w:rPr>
+                      </w:pPr>
+                      <w:r>
+                        <w:rPr>
+                          <w:lang w:val="pt-BR"/>
+                        </w:rPr>
+                        <w:t>{{PERIODO}}</w:t>
+                      </w:r>
+                    </w:p>
+                  </w:txbxContent>
+                </v:textbox>
+              </v:shape>
+            </w:pict>
+          </mc:Fallback>
+        </mc:AlternateContent>
+      </w:r>
+      <w:r>
+        <w:t>Semestre atual:</w:t>
+      </w:r>
+      <w:r>
+        <w:t xml:space="preserve"> </w:t>
+      </w:r>
+      <w:r>
+        <w:rPr>
           <w:b w:val="0"/>
           <w:bCs w:val="0"/>
         </w:rPr>
-      </w:pPr>
-      <w:r>
-        <w:t>Semestre atual:</w:t>
-      </w:r>
-      <w:r>
-        <w:t xml:space="preserve"> </w:t>
+        <w:t>{{SEMESTRE}}</w:t>
       </w:r>
       <w:r>
         <w:rPr>
           <w:b w:val="0"/>
           <w:bCs w:val="0"/>
         </w:rPr>
-        <w:t>{{SEMESTRE}}</w:t>
-      </w:r>
-      <w:r>
         <w:tab/>
       </w:r>
       <w:r>
         <w:rPr>
           <w:spacing w:val="-2"/>
         </w:rPr>
-        <w:t xml:space="preserve">Período/turno: </w:t>
-      </w:r>
+        <w:t>Perío</w:t>
+      </w:r>
+      <w:r>
+        <w:rPr>
+          <w:spacing w:val="-2"/>
+        </w:rPr>
+        <w:t xml:space="preserve">do: </w:t>
+      </w:r>
+    </w:p>
+    <w:p>
+      <w:pPr>
+        <w:pStyle w:val="Corpodetexto"/>
+        <w:tabs>
+          <w:tab w:val="left" w:pos="5183"/>
+        </w:tabs>
+        <w:spacing w:before="139" w:line="360" w:lineRule="auto"/>
+        <w:ind w:left="144" w:right="3650"/>
+        <w:rPr>
+          <w:b w:val="0"/>
+          <w:bCs w:val="0"/>
+        </w:rPr>
+      </w:pPr>
       <w:r>
         <w:t>Endereço residencial:</w:t>
       </w:r>
@@ -1429,6 +1555,14 @@
           <w:spacing w:val="-2"/>
         </w:rPr>
         <w:t>{{CIDADE_ALUNO}} – {{ESTADO_ALUNO</w:t>
+      </w:r>
+      <w:r>
+        <w:rPr>
+          <w:b w:val="0"/>
+          <w:bCs w:val="0"/>
+          <w:spacing w:val="-2"/>
+        </w:rPr>
+        <w:t>}}</w:t>
       </w:r>
       <w:r>
         <w:tab/>
@@ -1716,6 +1850,11 @@
         <w:t>{{CNPJ}}</w:t>
       </w:r>
       <w:r>
+        <w:rPr>
+          <w:b w:val="0"/>
+          <w:bCs w:val="0"/>
+          <w:spacing w:val="-5"/>
+        </w:rPr>
         <w:tab/>
       </w:r>
       <w:r>
@@ -1807,6 +1946,10 @@
         <w:tab/>
       </w:r>
       <w:r>
+        <w:tab/>
+        <w:t xml:space="preserve">   </w:t>
+      </w:r>
+      <w:r>
         <w:rPr>
           <w:spacing w:val="-2"/>
         </w:rPr>
@@ -1900,8 +2043,8 @@
         <w:tabs>
           <w:tab w:val="left" w:pos="7751"/>
         </w:tabs>
-        <w:spacing w:before="137" w:line="360" w:lineRule="auto"/>
-        <w:ind w:left="144" w:right="2423"/>
+        <w:spacing w:before="137"/>
+        <w:ind w:left="142" w:right="2421"/>
         <w:rPr>
           <w:spacing w:val="-4"/>
         </w:rPr>
@@ -1917,7 +2060,7 @@
           <w:b w:val="0"/>
           <w:bCs w:val="0"/>
         </w:rPr>
-        <w:t>{{CONSELHO_RT}}</w:t>
+        <w:t>{{SIGLA_CONSELHO_RT}}</w:t>
       </w:r>
     </w:p>
     <w:p>
@@ -1926,8 +2069,8 @@
         <w:tabs>
           <w:tab w:val="left" w:pos="7751"/>
         </w:tabs>
-        <w:spacing w:before="137" w:line="360" w:lineRule="auto"/>
-        <w:ind w:left="144" w:right="2423"/>
+        <w:spacing w:before="137"/>
+        <w:ind w:left="142" w:right="2421"/>
         <w:rPr>
           <w:b w:val="0"/>
           <w:bCs w:val="0"/>
@@ -3271,21 +3414,7 @@
                 <w:sz w:val="24"/>
                 <w:szCs w:val="24"/>
               </w:rPr>
-              <w:t>{{TITULO_ATV</w:t>
-            </w:r>
-            <w:r>
-              <w:rPr>
-                <w:sz w:val="24"/>
-                <w:szCs w:val="24"/>
-              </w:rPr>
-              <w:t>4</w:t>
-            </w:r>
-            <w:r>
-              <w:rPr>
-                <w:sz w:val="24"/>
-                <w:szCs w:val="24"/>
-              </w:rPr>
-              <w:t>}}</w:t>
+              <w:t>{{TITULO_ATV4}}</w:t>
             </w:r>
           </w:p>
         </w:tc>
@@ -3308,21 +3437,7 @@
                 <w:sz w:val="24"/>
                 <w:szCs w:val="24"/>
               </w:rPr>
-              <w:t>{{CARGA_ATV</w:t>
-            </w:r>
-            <w:r>
-              <w:rPr>
-                <w:sz w:val="24"/>
-                <w:szCs w:val="24"/>
-              </w:rPr>
-              <w:t>4</w:t>
-            </w:r>
-            <w:r>
-              <w:rPr>
-                <w:sz w:val="24"/>
-                <w:szCs w:val="24"/>
-              </w:rPr>
-              <w:t>}}</w:t>
+              <w:t>{{CARGA_ATV4}}</w:t>
             </w:r>
           </w:p>
         </w:tc>
@@ -3375,21 +3490,7 @@
                 <w:sz w:val="24"/>
                 <w:szCs w:val="24"/>
               </w:rPr>
-              <w:t>{{TITULO_ATV</w:t>
-            </w:r>
-            <w:r>
-              <w:rPr>
-                <w:sz w:val="24"/>
-                <w:szCs w:val="24"/>
-              </w:rPr>
-              <w:t>5</w:t>
-            </w:r>
-            <w:r>
-              <w:rPr>
-                <w:sz w:val="24"/>
-                <w:szCs w:val="24"/>
-              </w:rPr>
-              <w:t>}}</w:t>
+              <w:t>{{TITULO_ATV5}}</w:t>
             </w:r>
           </w:p>
         </w:tc>
@@ -3412,21 +3513,7 @@
                 <w:sz w:val="24"/>
                 <w:szCs w:val="24"/>
               </w:rPr>
-              <w:t>{{CARGA_ATV</w:t>
-            </w:r>
-            <w:r>
-              <w:rPr>
-                <w:sz w:val="24"/>
-                <w:szCs w:val="24"/>
-              </w:rPr>
-              <w:t>5</w:t>
-            </w:r>
-            <w:r>
-              <w:rPr>
-                <w:sz w:val="24"/>
-                <w:szCs w:val="24"/>
-              </w:rPr>
-              <w:t>}}</w:t>
+              <w:t>{{CARGA_ATV5}}</w:t>
             </w:r>
           </w:p>
         </w:tc>
@@ -3479,21 +3566,7 @@
                 <w:sz w:val="24"/>
                 <w:szCs w:val="24"/>
               </w:rPr>
-              <w:t>{{TITULO_ATV</w:t>
-            </w:r>
-            <w:r>
-              <w:rPr>
-                <w:sz w:val="24"/>
-                <w:szCs w:val="24"/>
-              </w:rPr>
-              <w:t>6</w:t>
-            </w:r>
-            <w:r>
-              <w:rPr>
-                <w:sz w:val="24"/>
-                <w:szCs w:val="24"/>
-              </w:rPr>
-              <w:t>}}</w:t>
+              <w:t>{{TITULO_ATV6}}</w:t>
             </w:r>
           </w:p>
         </w:tc>
@@ -3876,7 +3949,7 @@
           <w:sz w:val="24"/>
           <w:szCs w:val="24"/>
         </w:rPr>
-        <w:t>{{CONSELHO_RT}}</w:t>
+        <w:t>{{CONSELHO_RT_DOCUMENTO}}</w:t>
       </w:r>
     </w:p>
     <w:p>
@@ -4721,7 +4794,7 @@
               <v:stroke joinstyle="miter"/>
               <v:path gradientshapeok="t" o:connecttype="rect"/>
             </v:shapetype>
-            <v:shape id="Textbox 4" o:spid="_x0000_s1027" type="#_x0000_t202" style="position:absolute;margin-left:520.55pt;margin-top:813.2pt;width:33.3pt;height:15.3pt;z-index:-251646976;visibility:visible;mso-wrap-style:square;mso-wrap-distance-left:0;mso-wrap-distance-top:0;mso-wrap-distance-right:0;mso-wrap-distance-bottom:0;mso-position-horizontal:absolute;mso-position-horizontal-relative:page;mso-position-vertical:absolute;mso-position-vertical-relative:page;v-text-anchor:top" o:gfxdata="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" filled="f" stroked="f">
+            <v:shape id="Textbox 4" o:spid="_x0000_s1028" type="#_x0000_t202" style="position:absolute;margin-left:520.55pt;margin-top:813.2pt;width:33.3pt;height:15.3pt;z-index:-251646976;visibility:visible;mso-wrap-style:square;mso-wrap-distance-left:0;mso-wrap-distance-top:0;mso-wrap-distance-right:0;mso-wrap-distance-bottom:0;mso-position-horizontal:absolute;mso-position-horizontal-relative:page;mso-position-vertical:absolute;mso-position-vertical-relative:page;v-text-anchor:top" o:gfxdata="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" filled="f" stroked="f">
               <v:textbox inset="0,0,0,0">
                 <w:txbxContent>
                   <w:p>
@@ -4884,7 +4957,7 @@
           <wp:extent cx="539200" cy="633909"/>
           <wp:effectExtent l="0" t="0" r="0" b="0"/>
           <wp:wrapNone/>
-          <wp:docPr id="1" name="Image 1"/>
+          <wp:docPr id="967171895" name="Image 1"/>
           <wp:cNvGraphicFramePr>
             <a:graphicFrameLocks xmlns:a="http://schemas.openxmlformats.org/drawingml/2006/main"/>
           </wp:cNvGraphicFramePr>
@@ -4934,7 +5007,7 @@
           <wp:extent cx="866774" cy="533399"/>
           <wp:effectExtent l="0" t="0" r="0" b="0"/>
           <wp:wrapNone/>
-          <wp:docPr id="2" name="Image 2"/>
+          <wp:docPr id="1176394210" name="Image 2"/>
           <wp:cNvGraphicFramePr>
             <a:graphicFrameLocks xmlns:a="http://schemas.openxmlformats.org/drawingml/2006/main"/>
           </wp:cNvGraphicFramePr>
@@ -5128,7 +5201,7 @@
               <v:stroke joinstyle="miter"/>
               <v:path gradientshapeok="t" o:connecttype="rect"/>
             </v:shapetype>
-            <v:shape id="Textbox 3" o:spid="_x0000_s1026" type="#_x0000_t202" style="position:absolute;margin-left:149.6pt;margin-top:54.7pt;width:275.6pt;height:16.5pt;z-index:-251653120;visibility:visible;mso-wrap-style:square;mso-wrap-distance-left:0;mso-wrap-distance-top:0;mso-wrap-distance-right:0;mso-wrap-distance-bottom:0;mso-position-horizontal:absolute;mso-position-horizontal-relative:page;mso-position-vertical:absolute;mso-position-vertical-relative:page;v-text-anchor:top" o:gfxdata="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" filled="f" stroked="f">
+            <v:shape id="Textbox 3" o:spid="_x0000_s1027" type="#_x0000_t202" style="position:absolute;margin-left:149.6pt;margin-top:54.7pt;width:275.6pt;height:16.5pt;z-index:-251653120;visibility:visible;mso-wrap-style:square;mso-wrap-distance-left:0;mso-wrap-distance-top:0;mso-wrap-distance-right:0;mso-wrap-distance-bottom:0;mso-position-horizontal:absolute;mso-position-horizontal-relative:page;mso-position-vertical:absolute;mso-position-vertical-relative:page;v-text-anchor:top" o:gfxdata="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" filled="f" stroked="f">
               <v:textbox inset="0,0,0,0">
                 <w:txbxContent>
                   <w:p>

--- a/templates/farmacia/modelo_plano_farmacia_automatizado.docx
+++ b/templates/farmacia/modelo_plano_farmacia_automatizado.docx
@@ -2062,6 +2062,13 @@
         </w:rPr>
         <w:t>{{SIGLA_CONSELHO_RT}}</w:t>
       </w:r>
+      <w:r>
+        <w:rPr>
+          <w:b w:val="0"/>
+          <w:bCs w:val="0"/>
+        </w:rPr>
+        <w:t xml:space="preserve"> {{NUMERO_CONSELHO_RT}}</w:t>
+      </w:r>
     </w:p>
     <w:p>
       <w:pPr>
@@ -2092,7 +2099,6 @@
         </w:rPr>
         <w:t xml:space="preserve">E-mail </w:t>
       </w:r>
-      <w:proofErr w:type="gramStart"/>
       <w:r>
         <w:rPr>
           <w:lang w:val="en-US"/>
@@ -2107,7 +2113,6 @@
         </w:rPr>
         <w:t>{{</w:t>
       </w:r>
-      <w:proofErr w:type="gramEnd"/>
       <w:r>
         <w:rPr>
           <w:b w:val="0"/>
@@ -3951,6 +3956,14 @@
         </w:rPr>
         <w:t>{{CONSELHO_RT_DOCUMENTO}}</w:t>
       </w:r>
+      <w:r>
+        <w:rPr>
+          <w:bCs/>
+          <w:sz w:val="24"/>
+          <w:szCs w:val="24"/>
+        </w:rPr>
+        <w:t xml:space="preserve"> {{NUMERO_CONSELHO_RT}}</w:t>
+      </w:r>
     </w:p>
     <w:p>
       <w:pPr>
@@ -4014,7 +4027,34 @@
           <w:sz w:val="24"/>
           <w:szCs w:val="24"/>
         </w:rPr>
-        <w:t>{{DATA_FIM}}</w:t>
+        <w:t>{{DATA_</w:t>
+      </w:r>
+      <w:r>
+        <w:rPr>
+          <w:bCs/>
+          <w:spacing w:val="-2"/>
+          <w:sz w:val="24"/>
+          <w:szCs w:val="24"/>
+        </w:rPr>
+        <w:t>INICIO</w:t>
+      </w:r>
+      <w:r>
+        <w:rPr>
+          <w:bCs/>
+          <w:spacing w:val="-2"/>
+          <w:sz w:val="24"/>
+          <w:szCs w:val="24"/>
+        </w:rPr>
+        <w:t>_ESTAGIO</w:t>
+      </w:r>
+      <w:r>
+        <w:rPr>
+          <w:bCs/>
+          <w:spacing w:val="-2"/>
+          <w:sz w:val="24"/>
+          <w:szCs w:val="24"/>
+        </w:rPr>
+        <w:t>}}</w:t>
       </w:r>
     </w:p>
     <w:p>

--- a/templates/farmacia/modelo_plano_farmacia_automatizado.docx
+++ b/templates/farmacia/modelo_plano_farmacia_automatizado.docx
@@ -8,6 +8,8 @@
         <w:spacing w:before="34"/>
         <w:rPr>
           <w:b w:val="0"/>
+          <w:sz w:val="22"/>
+          <w:szCs w:val="22"/>
         </w:rPr>
       </w:pPr>
     </w:p>
@@ -15,92 +17,92 @@
       <w:pPr>
         <w:pStyle w:val="Ttulo"/>
         <w:rPr>
-          <w:sz w:val="24"/>
-          <w:szCs w:val="24"/>
+          <w:sz w:val="22"/>
+          <w:szCs w:val="22"/>
           <w:u w:val="none"/>
         </w:rPr>
       </w:pPr>
       <w:r>
         <w:rPr>
-          <w:sz w:val="24"/>
-          <w:szCs w:val="24"/>
+          <w:sz w:val="22"/>
+          <w:szCs w:val="22"/>
         </w:rPr>
         <w:t>PLANO</w:t>
       </w:r>
       <w:r>
         <w:rPr>
           <w:spacing w:val="-3"/>
-          <w:sz w:val="24"/>
-          <w:szCs w:val="24"/>
-        </w:rPr>
-        <w:t xml:space="preserve"> </w:t>
-      </w:r>
-      <w:r>
-        <w:rPr>
-          <w:sz w:val="24"/>
-          <w:szCs w:val="24"/>
+          <w:sz w:val="22"/>
+          <w:szCs w:val="22"/>
+        </w:rPr>
+        <w:t xml:space="preserve"> </w:t>
+      </w:r>
+      <w:r>
+        <w:rPr>
+          <w:sz w:val="22"/>
+          <w:szCs w:val="22"/>
         </w:rPr>
         <w:t>DE</w:t>
       </w:r>
       <w:r>
         <w:rPr>
           <w:spacing w:val="-2"/>
-          <w:sz w:val="24"/>
-          <w:szCs w:val="24"/>
-        </w:rPr>
-        <w:t xml:space="preserve"> </w:t>
-      </w:r>
-      <w:r>
-        <w:rPr>
-          <w:sz w:val="24"/>
-          <w:szCs w:val="24"/>
+          <w:sz w:val="22"/>
+          <w:szCs w:val="22"/>
+        </w:rPr>
+        <w:t xml:space="preserve"> </w:t>
+      </w:r>
+      <w:r>
+        <w:rPr>
+          <w:sz w:val="22"/>
+          <w:szCs w:val="22"/>
         </w:rPr>
         <w:t>ESTÁGIO</w:t>
       </w:r>
       <w:r>
         <w:rPr>
           <w:spacing w:val="-4"/>
-          <w:sz w:val="24"/>
-          <w:szCs w:val="24"/>
-        </w:rPr>
-        <w:t xml:space="preserve"> </w:t>
-      </w:r>
-      <w:r>
-        <w:rPr>
-          <w:sz w:val="24"/>
-          <w:szCs w:val="24"/>
+          <w:sz w:val="22"/>
+          <w:szCs w:val="22"/>
+        </w:rPr>
+        <w:t xml:space="preserve"> </w:t>
+      </w:r>
+      <w:r>
+        <w:rPr>
+          <w:sz w:val="22"/>
+          <w:szCs w:val="22"/>
         </w:rPr>
         <w:t>-</w:t>
       </w:r>
       <w:r>
         <w:rPr>
           <w:spacing w:val="-2"/>
-          <w:sz w:val="24"/>
-          <w:szCs w:val="24"/>
+          <w:sz w:val="22"/>
+          <w:szCs w:val="22"/>
         </w:rPr>
         <w:t xml:space="preserve"> 202</w:t>
       </w:r>
       <w:r>
         <w:rPr>
           <w:spacing w:val="-2"/>
-          <w:sz w:val="24"/>
-          <w:szCs w:val="24"/>
+          <w:sz w:val="22"/>
+          <w:szCs w:val="22"/>
         </w:rPr>
         <w:t>6</w:t>
       </w:r>
       <w:r>
         <w:rPr>
           <w:spacing w:val="-2"/>
-          <w:sz w:val="24"/>
-          <w:szCs w:val="24"/>
+          <w:sz w:val="22"/>
+          <w:szCs w:val="22"/>
         </w:rPr>
         <w:t>.</w:t>
       </w:r>
       <w:r>
         <w:rPr>
           <w:spacing w:val="-2"/>
-          <w:sz w:val="24"/>
-          <w:szCs w:val="24"/>
+          <w:sz w:val="22"/>
+          <w:szCs w:val="22"/>
         </w:rPr>
         <w:t>2</w:t>
       </w:r>
@@ -109,6 +111,10 @@
       <w:pPr>
         <w:pStyle w:val="Corpodetexto"/>
         <w:spacing w:before="47"/>
+        <w:rPr>
+          <w:sz w:val="22"/>
+          <w:szCs w:val="22"/>
+        </w:rPr>
       </w:pPr>
     </w:p>
     <w:p>
@@ -117,15 +123,11 @@
         <w:ind w:left="144"/>
         <w:rPr>
           <w:bCs/>
-          <w:sz w:val="24"/>
-          <w:szCs w:val="24"/>
         </w:rPr>
       </w:pPr>
       <w:r>
         <w:rPr>
           <w:b/>
-          <w:sz w:val="24"/>
-          <w:szCs w:val="24"/>
         </w:rPr>
         <w:t>Área</w:t>
       </w:r>
@@ -133,16 +135,12 @@
         <w:rPr>
           <w:b/>
           <w:spacing w:val="40"/>
-          <w:sz w:val="24"/>
-          <w:szCs w:val="24"/>
         </w:rPr>
         <w:t xml:space="preserve"> </w:t>
       </w:r>
       <w:r>
         <w:rPr>
           <w:b/>
-          <w:sz w:val="24"/>
-          <w:szCs w:val="24"/>
         </w:rPr>
         <w:t>de</w:t>
       </w:r>
@@ -150,16 +148,12 @@
         <w:rPr>
           <w:b/>
           <w:spacing w:val="40"/>
-          <w:sz w:val="24"/>
-          <w:szCs w:val="24"/>
         </w:rPr>
         <w:t xml:space="preserve"> </w:t>
       </w:r>
       <w:r>
         <w:rPr>
           <w:b/>
-          <w:sz w:val="24"/>
-          <w:szCs w:val="24"/>
         </w:rPr>
         <w:t>concentração</w:t>
       </w:r>
@@ -167,16 +161,12 @@
         <w:rPr>
           <w:b/>
           <w:spacing w:val="40"/>
-          <w:sz w:val="24"/>
-          <w:szCs w:val="24"/>
         </w:rPr>
         <w:t xml:space="preserve"> </w:t>
       </w:r>
       <w:r>
         <w:rPr>
           <w:b/>
-          <w:sz w:val="24"/>
-          <w:szCs w:val="24"/>
         </w:rPr>
         <w:t>do</w:t>
       </w:r>
@@ -184,16 +174,12 @@
         <w:rPr>
           <w:b/>
           <w:spacing w:val="40"/>
-          <w:sz w:val="24"/>
-          <w:szCs w:val="24"/>
         </w:rPr>
         <w:t xml:space="preserve"> </w:t>
       </w:r>
       <w:r>
         <w:rPr>
           <w:b/>
-          <w:sz w:val="24"/>
-          <w:szCs w:val="24"/>
         </w:rPr>
         <w:t>estágio</w:t>
       </w:r>
@@ -201,8 +187,6 @@
         <w:rPr>
           <w:b/>
           <w:spacing w:val="40"/>
-          <w:sz w:val="24"/>
-          <w:szCs w:val="24"/>
         </w:rPr>
         <w:t xml:space="preserve">: </w:t>
       </w:r>
@@ -210,8 +194,6 @@
         <w:rPr>
           <w:bCs/>
           <w:spacing w:val="40"/>
-          <w:sz w:val="24"/>
-          <w:szCs w:val="24"/>
         </w:rPr>
         <w:t>{{AREA_ESTAGIO}}</w:t>
       </w:r>
@@ -222,6 +204,8 @@
         <w:spacing w:before="46"/>
         <w:rPr>
           <w:b w:val="0"/>
+          <w:sz w:val="22"/>
+          <w:szCs w:val="22"/>
           <w:u w:val="single"/>
         </w:rPr>
       </w:pPr>
@@ -231,11 +215,15 @@
         <w:pStyle w:val="Ttulo1"/>
         <w:ind w:left="144" w:firstLine="0"/>
         <w:rPr>
+          <w:sz w:val="22"/>
+          <w:szCs w:val="22"/>
           <w:u w:val="none"/>
         </w:rPr>
       </w:pPr>
       <w:r>
         <w:rPr>
+          <w:sz w:val="22"/>
+          <w:szCs w:val="22"/>
           <w:u w:val="none"/>
         </w:rPr>
         <w:t>ESTE</w:t>
@@ -243,12 +231,16 @@
       <w:r>
         <w:rPr>
           <w:spacing w:val="-8"/>
+          <w:sz w:val="22"/>
+          <w:szCs w:val="22"/>
           <w:u w:val="none"/>
         </w:rPr>
         <w:t xml:space="preserve"> </w:t>
       </w:r>
       <w:r>
         <w:rPr>
+          <w:sz w:val="22"/>
+          <w:szCs w:val="22"/>
           <w:u w:val="none"/>
         </w:rPr>
         <w:t>DOCUMENTO</w:t>
@@ -256,12 +248,16 @@
       <w:r>
         <w:rPr>
           <w:spacing w:val="-11"/>
+          <w:sz w:val="22"/>
+          <w:szCs w:val="22"/>
           <w:u w:val="none"/>
         </w:rPr>
         <w:t xml:space="preserve"> </w:t>
       </w:r>
       <w:r>
         <w:rPr>
+          <w:sz w:val="22"/>
+          <w:szCs w:val="22"/>
           <w:u w:val="none"/>
         </w:rPr>
         <w:t>É</w:t>
@@ -269,12 +265,16 @@
       <w:r>
         <w:rPr>
           <w:spacing w:val="-7"/>
+          <w:sz w:val="22"/>
+          <w:szCs w:val="22"/>
           <w:u w:val="none"/>
         </w:rPr>
         <w:t xml:space="preserve"> </w:t>
       </w:r>
       <w:r>
         <w:rPr>
+          <w:sz w:val="22"/>
+          <w:szCs w:val="22"/>
           <w:u w:val="none"/>
         </w:rPr>
         <w:t>REFERENTE</w:t>
@@ -282,12 +282,16 @@
       <w:r>
         <w:rPr>
           <w:spacing w:val="-6"/>
+          <w:sz w:val="22"/>
+          <w:szCs w:val="22"/>
           <w:u w:val="none"/>
         </w:rPr>
         <w:t xml:space="preserve"> </w:t>
       </w:r>
       <w:r>
         <w:rPr>
+          <w:sz w:val="22"/>
+          <w:szCs w:val="22"/>
           <w:u w:val="none"/>
         </w:rPr>
         <w:t>AO</w:t>
@@ -295,12 +299,16 @@
       <w:r>
         <w:rPr>
           <w:spacing w:val="-9"/>
+          <w:sz w:val="22"/>
+          <w:szCs w:val="22"/>
           <w:u w:val="none"/>
         </w:rPr>
         <w:t xml:space="preserve"> </w:t>
       </w:r>
       <w:r>
         <w:rPr>
+          <w:sz w:val="22"/>
+          <w:szCs w:val="22"/>
           <w:u w:val="none"/>
         </w:rPr>
         <w:t>ESTÁGIO</w:t>
@@ -308,12 +316,16 @@
       <w:r>
         <w:rPr>
           <w:spacing w:val="-8"/>
+          <w:sz w:val="22"/>
+          <w:szCs w:val="22"/>
           <w:u w:val="none"/>
         </w:rPr>
         <w:t xml:space="preserve"> </w:t>
       </w:r>
       <w:r>
         <w:rPr>
+          <w:sz w:val="22"/>
+          <w:szCs w:val="22"/>
           <w:u w:val="none"/>
         </w:rPr>
         <w:t>SUPERVISIONADO</w:t>
@@ -321,12 +333,16 @@
       <w:r>
         <w:rPr>
           <w:spacing w:val="-8"/>
+          <w:sz w:val="22"/>
+          <w:szCs w:val="22"/>
           <w:u w:val="none"/>
         </w:rPr>
         <w:t xml:space="preserve"> </w:t>
       </w:r>
       <w:r>
         <w:rPr>
+          <w:sz w:val="22"/>
+          <w:szCs w:val="22"/>
           <w:u w:val="none"/>
         </w:rPr>
         <w:t>DO</w:t>
@@ -334,6 +350,8 @@
       <w:r>
         <w:rPr>
           <w:spacing w:val="-7"/>
+          <w:sz w:val="22"/>
+          <w:szCs w:val="22"/>
           <w:u w:val="none"/>
         </w:rPr>
         <w:t xml:space="preserve"> </w:t>
@@ -341,6 +359,8 @@
       <w:r>
         <w:rPr>
           <w:spacing w:val="-2"/>
+          <w:sz w:val="22"/>
+          <w:szCs w:val="22"/>
           <w:u w:val="none"/>
         </w:rPr>
         <w:t>MÓDULO:</w:t>
@@ -349,6 +369,10 @@
     <w:p>
       <w:pPr>
         <w:pStyle w:val="Corpodetexto"/>
+        <w:rPr>
+          <w:sz w:val="22"/>
+          <w:szCs w:val="22"/>
+        </w:rPr>
       </w:pPr>
     </w:p>
     <w:p>
@@ -369,24 +393,18 @@
         <w:ind w:left="144"/>
         <w:rPr>
           <w:b/>
-          <w:sz w:val="24"/>
-          <w:szCs w:val="24"/>
         </w:rPr>
       </w:pPr>
       <w:r>
         <w:rPr>
           <w:b/>
           <w:spacing w:val="-10"/>
-          <w:sz w:val="24"/>
-          <w:szCs w:val="24"/>
         </w:rPr>
         <w:t>(</w:t>
       </w:r>
       <w:r>
         <w:rPr>
           <w:b/>
-          <w:sz w:val="24"/>
-          <w:szCs w:val="24"/>
         </w:rPr>
         <w:tab/>
         <w:t>)</w:t>
@@ -395,8 +413,6 @@
         <w:rPr>
           <w:b/>
           <w:spacing w:val="-3"/>
-          <w:sz w:val="24"/>
-          <w:szCs w:val="24"/>
         </w:rPr>
         <w:t xml:space="preserve"> </w:t>
       </w:r>
@@ -404,16 +420,12 @@
         <w:rPr>
           <w:b/>
           <w:spacing w:val="-10"/>
-          <w:sz w:val="24"/>
-          <w:szCs w:val="24"/>
         </w:rPr>
         <w:t>I</w:t>
       </w:r>
       <w:r>
         <w:rPr>
           <w:b/>
-          <w:sz w:val="24"/>
-          <w:szCs w:val="24"/>
         </w:rPr>
         <w:tab/>
       </w:r>
@@ -421,16 +433,12 @@
         <w:rPr>
           <w:b/>
           <w:spacing w:val="-10"/>
-          <w:sz w:val="24"/>
-          <w:szCs w:val="24"/>
         </w:rPr>
         <w:t>(</w:t>
       </w:r>
       <w:r>
         <w:rPr>
           <w:b/>
-          <w:sz w:val="24"/>
-          <w:szCs w:val="24"/>
         </w:rPr>
         <w:tab/>
         <w:t>)</w:t>
@@ -439,8 +447,6 @@
         <w:rPr>
           <w:b/>
           <w:spacing w:val="-1"/>
-          <w:sz w:val="24"/>
-          <w:szCs w:val="24"/>
         </w:rPr>
         <w:t xml:space="preserve"> </w:t>
       </w:r>
@@ -448,16 +454,12 @@
         <w:rPr>
           <w:b/>
           <w:spacing w:val="-5"/>
-          <w:sz w:val="24"/>
-          <w:szCs w:val="24"/>
         </w:rPr>
         <w:t>II</w:t>
       </w:r>
       <w:r>
         <w:rPr>
           <w:b/>
-          <w:sz w:val="24"/>
-          <w:szCs w:val="24"/>
         </w:rPr>
         <w:tab/>
       </w:r>
@@ -465,24 +467,18 @@
         <w:rPr>
           <w:b/>
           <w:spacing w:val="-10"/>
-          <w:sz w:val="24"/>
-          <w:szCs w:val="24"/>
         </w:rPr>
         <w:t>(</w:t>
       </w:r>
       <w:r>
         <w:rPr>
           <w:b/>
-          <w:sz w:val="24"/>
-          <w:szCs w:val="24"/>
         </w:rPr>
         <w:tab/>
       </w:r>
       <w:r>
         <w:rPr>
           <w:b/>
-          <w:sz w:val="24"/>
-          <w:szCs w:val="24"/>
         </w:rPr>
         <w:t>)</w:t>
       </w:r>
@@ -490,8 +486,6 @@
         <w:rPr>
           <w:b/>
           <w:spacing w:val="-3"/>
-          <w:sz w:val="24"/>
-          <w:szCs w:val="24"/>
         </w:rPr>
         <w:t xml:space="preserve"> </w:t>
       </w:r>
@@ -499,16 +493,12 @@
         <w:rPr>
           <w:b/>
           <w:spacing w:val="-5"/>
-          <w:sz w:val="24"/>
-          <w:szCs w:val="24"/>
         </w:rPr>
         <w:t>III</w:t>
       </w:r>
       <w:r>
         <w:rPr>
           <w:b/>
-          <w:sz w:val="24"/>
-          <w:szCs w:val="24"/>
         </w:rPr>
         <w:tab/>
       </w:r>
@@ -516,16 +506,12 @@
         <w:rPr>
           <w:b/>
           <w:spacing w:val="-10"/>
-          <w:sz w:val="24"/>
-          <w:szCs w:val="24"/>
         </w:rPr>
         <w:t>(</w:t>
       </w:r>
       <w:r>
         <w:rPr>
           <w:b/>
-          <w:sz w:val="24"/>
-          <w:szCs w:val="24"/>
         </w:rPr>
         <w:tab/>
         <w:t>)</w:t>
@@ -534,8 +520,6 @@
         <w:rPr>
           <w:b/>
           <w:spacing w:val="-3"/>
-          <w:sz w:val="24"/>
-          <w:szCs w:val="24"/>
         </w:rPr>
         <w:t xml:space="preserve"> </w:t>
       </w:r>
@@ -543,16 +527,12 @@
         <w:rPr>
           <w:b/>
           <w:spacing w:val="-5"/>
-          <w:sz w:val="24"/>
-          <w:szCs w:val="24"/>
         </w:rPr>
         <w:t>IV</w:t>
       </w:r>
       <w:r>
         <w:rPr>
           <w:b/>
-          <w:sz w:val="24"/>
-          <w:szCs w:val="24"/>
         </w:rPr>
         <w:tab/>
       </w:r>
@@ -561,8 +541,6 @@
           <w:b/>
           <w:spacing w:val="-10"/>
           <w:position w:val="1"/>
-          <w:sz w:val="24"/>
-          <w:szCs w:val="24"/>
         </w:rPr>
         <w:t>(</w:t>
       </w:r>
@@ -570,16 +548,12 @@
         <w:rPr>
           <w:b/>
           <w:position w:val="1"/>
-          <w:sz w:val="24"/>
-          <w:szCs w:val="24"/>
         </w:rPr>
         <w:tab/>
       </w:r>
       <w:r>
         <w:rPr>
           <w:b/>
-          <w:sz w:val="24"/>
-          <w:szCs w:val="24"/>
         </w:rPr>
         <w:t>)</w:t>
       </w:r>
@@ -587,8 +561,6 @@
         <w:rPr>
           <w:b/>
           <w:spacing w:val="-3"/>
-          <w:sz w:val="24"/>
-          <w:szCs w:val="24"/>
         </w:rPr>
         <w:t xml:space="preserve"> </w:t>
       </w:r>
@@ -596,16 +568,12 @@
         <w:rPr>
           <w:b/>
           <w:spacing w:val="-10"/>
-          <w:sz w:val="24"/>
-          <w:szCs w:val="24"/>
         </w:rPr>
         <w:t>V</w:t>
       </w:r>
       <w:r>
         <w:rPr>
           <w:b/>
-          <w:sz w:val="24"/>
-          <w:szCs w:val="24"/>
         </w:rPr>
         <w:tab/>
       </w:r>
@@ -613,16 +581,12 @@
         <w:rPr>
           <w:b/>
           <w:spacing w:val="-10"/>
-          <w:sz w:val="24"/>
-          <w:szCs w:val="24"/>
         </w:rPr>
         <w:t>(</w:t>
       </w:r>
       <w:r>
         <w:rPr>
           <w:b/>
-          <w:sz w:val="24"/>
-          <w:szCs w:val="24"/>
         </w:rPr>
         <w:tab/>
         <w:t>)</w:t>
@@ -631,8 +595,6 @@
         <w:rPr>
           <w:b/>
           <w:spacing w:val="-3"/>
-          <w:sz w:val="24"/>
-          <w:szCs w:val="24"/>
         </w:rPr>
         <w:t xml:space="preserve"> </w:t>
       </w:r>
@@ -640,8 +602,6 @@
         <w:rPr>
           <w:b/>
           <w:spacing w:val="-5"/>
-          <w:sz w:val="24"/>
-          <w:szCs w:val="24"/>
         </w:rPr>
         <w:t>VI</w:t>
       </w:r>
@@ -657,47 +617,83 @@
         </w:tabs>
         <w:spacing w:before="74" w:line="730" w:lineRule="atLeast"/>
         <w:ind w:left="144" w:right="3498"/>
-      </w:pPr>
-      <w:r>
+        <w:rPr>
+          <w:sz w:val="22"/>
+          <w:szCs w:val="22"/>
+        </w:rPr>
+      </w:pPr>
+      <w:r>
+        <w:rPr>
+          <w:sz w:val="22"/>
+          <w:szCs w:val="22"/>
+        </w:rPr>
         <w:t>Está cursando este estágio como DP?</w:t>
       </w:r>
       <w:r>
+        <w:rPr>
+          <w:sz w:val="22"/>
+          <w:szCs w:val="22"/>
+        </w:rPr>
         <w:tab/>
       </w:r>
       <w:r>
         <w:rPr>
           <w:spacing w:val="-10"/>
+          <w:sz w:val="22"/>
+          <w:szCs w:val="22"/>
         </w:rPr>
         <w:t>(</w:t>
       </w:r>
       <w:r>
+        <w:rPr>
+          <w:sz w:val="22"/>
+          <w:szCs w:val="22"/>
+        </w:rPr>
         <w:tab/>
         <w:t>) SIM</w:t>
       </w:r>
       <w:r>
+        <w:rPr>
+          <w:sz w:val="22"/>
+          <w:szCs w:val="22"/>
+        </w:rPr>
         <w:tab/>
       </w:r>
       <w:r>
         <w:rPr>
           <w:spacing w:val="-10"/>
+          <w:sz w:val="22"/>
+          <w:szCs w:val="22"/>
         </w:rPr>
         <w:t>(</w:t>
       </w:r>
       <w:r>
+        <w:rPr>
+          <w:sz w:val="22"/>
+          <w:szCs w:val="22"/>
+        </w:rPr>
         <w:tab/>
         <w:t>)</w:t>
       </w:r>
       <w:r>
         <w:rPr>
           <w:spacing w:val="-17"/>
-        </w:rPr>
-        <w:t xml:space="preserve"> </w:t>
-      </w:r>
-      <w:r>
+          <w:sz w:val="22"/>
+          <w:szCs w:val="22"/>
+        </w:rPr>
+        <w:t xml:space="preserve"> </w:t>
+      </w:r>
+      <w:r>
+        <w:rPr>
+          <w:sz w:val="22"/>
+          <w:szCs w:val="22"/>
+        </w:rPr>
         <w:t xml:space="preserve">NÃO </w:t>
       </w:r>
       <w:r>
         <w:rPr>
+          <w:sz w:val="22"/>
+          <w:szCs w:val="22"/>
           <w:u w:val="single"/>
         </w:rPr>
         <w:t>HISTÓRICO DOS MÓDULOS DE ESTÁGIO</w:t>
@@ -707,6 +703,10 @@
       <w:pPr>
         <w:pStyle w:val="Corpodetexto"/>
         <w:spacing w:before="7"/>
+        <w:rPr>
+          <w:sz w:val="22"/>
+          <w:szCs w:val="22"/>
+        </w:rPr>
       </w:pPr>
     </w:p>
     <w:p>
@@ -717,484 +717,971 @@
         </w:tabs>
         <w:spacing w:line="360" w:lineRule="auto"/>
         <w:ind w:left="144" w:right="3339"/>
-        <w:jc w:val="both"/>
-      </w:pPr>
-      <w:r>
+        <w:rPr>
+          <w:sz w:val="22"/>
+          <w:szCs w:val="22"/>
+        </w:rPr>
+      </w:pPr>
+      <w:r>
+        <w:rPr>
+          <w:sz w:val="22"/>
+          <w:szCs w:val="22"/>
+        </w:rPr>
         <w:t>Cumpriu Módulo I:</w:t>
       </w:r>
       <w:r>
-        <w:tab/>
+        <w:rPr>
+          <w:sz w:val="22"/>
+          <w:szCs w:val="22"/>
+        </w:rPr>
+        <w:t xml:space="preserve">      </w:t>
+      </w:r>
+      <w:r>
+        <w:rPr>
+          <w:sz w:val="22"/>
+          <w:szCs w:val="22"/>
+        </w:rPr>
         <w:t>(</w:t>
       </w:r>
       <w:r>
         <w:rPr>
           <w:spacing w:val="40"/>
-        </w:rPr>
-        <w:t xml:space="preserve"> </w:t>
-      </w:r>
-      <w:r>
+          <w:sz w:val="22"/>
+          <w:szCs w:val="22"/>
+        </w:rPr>
+        <w:t xml:space="preserve"> </w:t>
+      </w:r>
+      <w:r>
+        <w:rPr>
+          <w:spacing w:val="40"/>
+          <w:sz w:val="22"/>
+          <w:szCs w:val="22"/>
+        </w:rPr>
+        <w:t xml:space="preserve"> </w:t>
+      </w:r>
+      <w:r>
+        <w:rPr>
+          <w:sz w:val="22"/>
+          <w:szCs w:val="22"/>
+        </w:rPr>
         <w:t>)</w:t>
       </w:r>
       <w:r>
         <w:rPr>
           <w:spacing w:val="-3"/>
-        </w:rPr>
-        <w:t xml:space="preserve"> </w:t>
-      </w:r>
-      <w:r>
+          <w:sz w:val="22"/>
+          <w:szCs w:val="22"/>
+        </w:rPr>
+        <w:t xml:space="preserve"> </w:t>
+      </w:r>
+      <w:r>
+        <w:rPr>
+          <w:sz w:val="22"/>
+          <w:szCs w:val="22"/>
+        </w:rPr>
         <w:t>Sim</w:t>
       </w:r>
       <w:r>
         <w:rPr>
           <w:spacing w:val="40"/>
-        </w:rPr>
-        <w:t xml:space="preserve"> </w:t>
-      </w:r>
-      <w:r>
+          <w:sz w:val="22"/>
+          <w:szCs w:val="22"/>
+        </w:rPr>
+        <w:t xml:space="preserve"> </w:t>
+      </w:r>
+      <w:r>
+        <w:rPr>
+          <w:sz w:val="22"/>
+          <w:szCs w:val="22"/>
+        </w:rPr>
         <w:t>(</w:t>
       </w:r>
       <w:r>
         <w:rPr>
           <w:spacing w:val="80"/>
-        </w:rPr>
-        <w:t xml:space="preserve"> </w:t>
-      </w:r>
-      <w:r>
+          <w:sz w:val="22"/>
+          <w:szCs w:val="22"/>
+        </w:rPr>
+        <w:t xml:space="preserve"> </w:t>
+      </w:r>
+      <w:r>
+        <w:rPr>
+          <w:sz w:val="22"/>
+          <w:szCs w:val="22"/>
+        </w:rPr>
         <w:t>)</w:t>
       </w:r>
       <w:r>
         <w:rPr>
           <w:spacing w:val="-5"/>
-        </w:rPr>
-        <w:t xml:space="preserve"> </w:t>
-      </w:r>
-      <w:r>
+          <w:sz w:val="22"/>
+          <w:szCs w:val="22"/>
+        </w:rPr>
+        <w:t xml:space="preserve"> </w:t>
+      </w:r>
+      <w:r>
+        <w:rPr>
+          <w:sz w:val="22"/>
+          <w:szCs w:val="22"/>
+        </w:rPr>
         <w:t>Não.</w:t>
       </w:r>
       <w:r>
         <w:rPr>
           <w:spacing w:val="-1"/>
-        </w:rPr>
-        <w:t xml:space="preserve"> </w:t>
-      </w:r>
-      <w:r>
+          <w:sz w:val="22"/>
+          <w:szCs w:val="22"/>
+        </w:rPr>
+        <w:t xml:space="preserve"> </w:t>
+      </w:r>
+      <w:r>
+        <w:rPr>
+          <w:sz w:val="22"/>
+          <w:szCs w:val="22"/>
+        </w:rPr>
         <w:t>Se</w:t>
       </w:r>
       <w:r>
         <w:rPr>
           <w:spacing w:val="-3"/>
-        </w:rPr>
-        <w:t xml:space="preserve"> </w:t>
-      </w:r>
-      <w:r>
+          <w:sz w:val="22"/>
+          <w:szCs w:val="22"/>
+        </w:rPr>
+        <w:t xml:space="preserve"> </w:t>
+      </w:r>
+      <w:r>
+        <w:rPr>
+          <w:sz w:val="22"/>
+          <w:szCs w:val="22"/>
+        </w:rPr>
         <w:t>‘sim’,</w:t>
       </w:r>
       <w:r>
         <w:rPr>
           <w:spacing w:val="-1"/>
-        </w:rPr>
-        <w:t xml:space="preserve"> </w:t>
-      </w:r>
-      <w:r>
+          <w:sz w:val="22"/>
+          <w:szCs w:val="22"/>
+        </w:rPr>
+        <w:t xml:space="preserve"> </w:t>
+      </w:r>
+      <w:r>
+        <w:rPr>
+          <w:sz w:val="22"/>
+          <w:szCs w:val="22"/>
+        </w:rPr>
         <w:t>na</w:t>
       </w:r>
       <w:r>
         <w:rPr>
           <w:spacing w:val="-3"/>
-        </w:rPr>
-        <w:t xml:space="preserve"> </w:t>
-      </w:r>
-      <w:r>
-        <w:t>área: Cumpriu Módulo II:</w:t>
+          <w:sz w:val="22"/>
+          <w:szCs w:val="22"/>
+        </w:rPr>
+        <w:t xml:space="preserve"> </w:t>
+      </w:r>
+      <w:r>
+        <w:rPr>
+          <w:sz w:val="22"/>
+          <w:szCs w:val="22"/>
+        </w:rPr>
+        <w:t xml:space="preserve">área: </w:t>
+      </w:r>
+    </w:p>
+    <w:p>
+      <w:pPr>
+        <w:pStyle w:val="Corpodetexto"/>
+        <w:tabs>
+          <w:tab w:val="left" w:pos="2973"/>
+        </w:tabs>
+        <w:spacing w:line="360" w:lineRule="auto"/>
+        <w:ind w:left="144" w:right="3339"/>
+        <w:rPr>
+          <w:sz w:val="22"/>
+          <w:szCs w:val="22"/>
+        </w:rPr>
+      </w:pPr>
+      <w:r>
+        <w:rPr>
+          <w:sz w:val="22"/>
+          <w:szCs w:val="22"/>
+        </w:rPr>
+        <w:t>Cumpriu Módulo II:</w:t>
       </w:r>
       <w:r>
         <w:rPr>
           <w:spacing w:val="80"/>
+          <w:sz w:val="22"/>
+          <w:szCs w:val="22"/>
         </w:rPr>
         <w:t xml:space="preserve">  </w:t>
       </w:r>
       <w:r>
+        <w:rPr>
+          <w:sz w:val="22"/>
+          <w:szCs w:val="22"/>
+        </w:rPr>
         <w:t>(</w:t>
       </w:r>
       <w:r>
         <w:rPr>
+          <w:sz w:val="22"/>
+          <w:szCs w:val="22"/>
+        </w:rPr>
+        <w:t xml:space="preserve"> </w:t>
+      </w:r>
+      <w:r>
+        <w:rPr>
           <w:spacing w:val="80"/>
-        </w:rPr>
-        <w:t xml:space="preserve"> </w:t>
-      </w:r>
-      <w:r>
+          <w:sz w:val="22"/>
+          <w:szCs w:val="22"/>
+        </w:rPr>
+        <w:t xml:space="preserve"> </w:t>
+      </w:r>
+      <w:r>
+        <w:rPr>
+          <w:sz w:val="22"/>
+          <w:szCs w:val="22"/>
+        </w:rPr>
         <w:t>)</w:t>
       </w:r>
       <w:r>
         <w:rPr>
           <w:spacing w:val="-1"/>
-        </w:rPr>
-        <w:t xml:space="preserve"> </w:t>
-      </w:r>
-      <w:r>
+          <w:sz w:val="22"/>
+          <w:szCs w:val="22"/>
+        </w:rPr>
+        <w:t xml:space="preserve"> </w:t>
+      </w:r>
+      <w:r>
+        <w:rPr>
+          <w:sz w:val="22"/>
+          <w:szCs w:val="22"/>
+        </w:rPr>
         <w:t>Sim</w:t>
       </w:r>
       <w:r>
         <w:rPr>
           <w:spacing w:val="40"/>
-        </w:rPr>
-        <w:t xml:space="preserve"> </w:t>
-      </w:r>
-      <w:r>
+          <w:sz w:val="22"/>
+          <w:szCs w:val="22"/>
+        </w:rPr>
+        <w:t xml:space="preserve"> </w:t>
+      </w:r>
+      <w:r>
+        <w:rPr>
+          <w:sz w:val="22"/>
+          <w:szCs w:val="22"/>
+        </w:rPr>
         <w:t>(</w:t>
       </w:r>
       <w:r>
         <w:rPr>
           <w:spacing w:val="80"/>
-        </w:rPr>
-        <w:t xml:space="preserve"> </w:t>
-      </w:r>
-      <w:r>
+          <w:sz w:val="22"/>
+          <w:szCs w:val="22"/>
+        </w:rPr>
+        <w:t xml:space="preserve"> </w:t>
+      </w:r>
+      <w:r>
+        <w:rPr>
+          <w:sz w:val="22"/>
+          <w:szCs w:val="22"/>
+        </w:rPr>
         <w:t>)</w:t>
       </w:r>
       <w:r>
         <w:rPr>
           <w:spacing w:val="-1"/>
-        </w:rPr>
-        <w:t xml:space="preserve"> </w:t>
-      </w:r>
-      <w:r>
+          <w:sz w:val="22"/>
+          <w:szCs w:val="22"/>
+        </w:rPr>
+        <w:t xml:space="preserve"> </w:t>
+      </w:r>
+      <w:r>
+        <w:rPr>
+          <w:sz w:val="22"/>
+          <w:szCs w:val="22"/>
+        </w:rPr>
         <w:t>Não. Se</w:t>
       </w:r>
       <w:r>
         <w:rPr>
           <w:spacing w:val="-1"/>
-        </w:rPr>
-        <w:t xml:space="preserve"> </w:t>
-      </w:r>
-      <w:r>
+          <w:sz w:val="22"/>
+          <w:szCs w:val="22"/>
+        </w:rPr>
+        <w:t xml:space="preserve"> </w:t>
+      </w:r>
+      <w:r>
+        <w:rPr>
+          <w:sz w:val="22"/>
+          <w:szCs w:val="22"/>
+        </w:rPr>
         <w:t>‘sim’, na</w:t>
       </w:r>
       <w:r>
         <w:rPr>
           <w:spacing w:val="-1"/>
-        </w:rPr>
-        <w:t xml:space="preserve"> </w:t>
-      </w:r>
-      <w:r>
-        <w:t>área: Cumpriu</w:t>
+          <w:sz w:val="22"/>
+          <w:szCs w:val="22"/>
+        </w:rPr>
+        <w:t xml:space="preserve"> </w:t>
+      </w:r>
+      <w:r>
+        <w:rPr>
+          <w:sz w:val="22"/>
+          <w:szCs w:val="22"/>
+        </w:rPr>
+        <w:t xml:space="preserve">área: </w:t>
+      </w:r>
+    </w:p>
+    <w:p>
+      <w:pPr>
+        <w:pStyle w:val="Corpodetexto"/>
+        <w:tabs>
+          <w:tab w:val="left" w:pos="2973"/>
+        </w:tabs>
+        <w:spacing w:line="360" w:lineRule="auto"/>
+        <w:ind w:left="144" w:right="3339"/>
+        <w:rPr>
+          <w:sz w:val="22"/>
+          <w:szCs w:val="22"/>
+        </w:rPr>
+      </w:pPr>
+      <w:r>
+        <w:rPr>
+          <w:sz w:val="22"/>
+          <w:szCs w:val="22"/>
+        </w:rPr>
+        <w:t>Cumpriu</w:t>
       </w:r>
       <w:r>
         <w:rPr>
           <w:spacing w:val="-1"/>
-        </w:rPr>
-        <w:t xml:space="preserve"> </w:t>
-      </w:r>
-      <w:r>
+          <w:sz w:val="22"/>
+          <w:szCs w:val="22"/>
+        </w:rPr>
+        <w:t xml:space="preserve"> </w:t>
+      </w:r>
+      <w:r>
+        <w:rPr>
+          <w:sz w:val="22"/>
+          <w:szCs w:val="22"/>
+        </w:rPr>
         <w:t>Módulo</w:t>
       </w:r>
       <w:r>
         <w:rPr>
           <w:spacing w:val="-1"/>
-        </w:rPr>
-        <w:t xml:space="preserve"> </w:t>
-      </w:r>
-      <w:r>
+          <w:sz w:val="22"/>
+          <w:szCs w:val="22"/>
+        </w:rPr>
+        <w:t xml:space="preserve"> </w:t>
+      </w:r>
+      <w:r>
+        <w:rPr>
+          <w:sz w:val="22"/>
+          <w:szCs w:val="22"/>
+        </w:rPr>
         <w:t>III:</w:t>
       </w:r>
       <w:r>
         <w:rPr>
           <w:spacing w:val="80"/>
+          <w:sz w:val="22"/>
+          <w:szCs w:val="22"/>
+        </w:rPr>
+        <w:t xml:space="preserve"> </w:t>
+      </w:r>
+      <w:r>
+        <w:rPr>
+          <w:spacing w:val="80"/>
+          <w:sz w:val="22"/>
+          <w:szCs w:val="22"/>
+        </w:rPr>
+        <w:t xml:space="preserve"> (</w:t>
+      </w:r>
+      <w:r>
+        <w:rPr>
+          <w:spacing w:val="80"/>
+          <w:sz w:val="22"/>
+          <w:szCs w:val="22"/>
+        </w:rPr>
+        <w:t xml:space="preserve"> </w:t>
+      </w:r>
+      <w:r>
+        <w:rPr>
+          <w:sz w:val="22"/>
+          <w:szCs w:val="22"/>
+        </w:rPr>
+        <w:t>)</w:t>
+      </w:r>
+      <w:r>
+        <w:rPr>
+          <w:spacing w:val="-2"/>
+          <w:sz w:val="22"/>
+          <w:szCs w:val="22"/>
+        </w:rPr>
+        <w:t xml:space="preserve"> </w:t>
+      </w:r>
+      <w:r>
+        <w:rPr>
+          <w:sz w:val="22"/>
+          <w:szCs w:val="22"/>
+        </w:rPr>
+        <w:t>Sim</w:t>
+      </w:r>
+      <w:r>
+        <w:rPr>
+          <w:spacing w:val="40"/>
+          <w:sz w:val="22"/>
+          <w:szCs w:val="22"/>
+        </w:rPr>
+        <w:t xml:space="preserve"> </w:t>
+      </w:r>
+      <w:r>
+        <w:rPr>
+          <w:sz w:val="22"/>
+          <w:szCs w:val="22"/>
+        </w:rPr>
+        <w:t>(</w:t>
+      </w:r>
+      <w:r>
+        <w:rPr>
+          <w:spacing w:val="80"/>
+          <w:sz w:val="22"/>
+          <w:szCs w:val="22"/>
         </w:rPr>
         <w:t xml:space="preserve">  </w:t>
       </w:r>
       <w:r>
+        <w:rPr>
+          <w:sz w:val="22"/>
+          <w:szCs w:val="22"/>
+        </w:rPr>
+        <w:t>)</w:t>
+      </w:r>
+      <w:r>
+        <w:rPr>
+          <w:spacing w:val="-2"/>
+          <w:sz w:val="22"/>
+          <w:szCs w:val="22"/>
+        </w:rPr>
+        <w:t xml:space="preserve"> </w:t>
+      </w:r>
+      <w:r>
+        <w:rPr>
+          <w:sz w:val="22"/>
+          <w:szCs w:val="22"/>
+        </w:rPr>
+        <w:t xml:space="preserve">Não. Se ‘sim’, na área: </w:t>
+      </w:r>
+    </w:p>
+    <w:p>
+      <w:pPr>
+        <w:pStyle w:val="Corpodetexto"/>
+        <w:tabs>
+          <w:tab w:val="left" w:pos="2973"/>
+        </w:tabs>
+        <w:spacing w:line="360" w:lineRule="auto"/>
+        <w:ind w:left="144" w:right="3339"/>
+        <w:rPr>
+          <w:sz w:val="22"/>
+          <w:szCs w:val="22"/>
+        </w:rPr>
+      </w:pPr>
+      <w:r>
+        <w:rPr>
+          <w:sz w:val="22"/>
+          <w:szCs w:val="22"/>
+        </w:rPr>
+        <w:t>Cumpriu</w:t>
+      </w:r>
+      <w:r>
+        <w:rPr>
+          <w:spacing w:val="-1"/>
+          <w:sz w:val="22"/>
+          <w:szCs w:val="22"/>
+        </w:rPr>
+        <w:t xml:space="preserve"> </w:t>
+      </w:r>
+      <w:r>
+        <w:rPr>
+          <w:sz w:val="22"/>
+          <w:szCs w:val="22"/>
+        </w:rPr>
+        <w:t>Módulo</w:t>
+      </w:r>
+      <w:r>
+        <w:rPr>
+          <w:spacing w:val="-1"/>
+          <w:sz w:val="22"/>
+          <w:szCs w:val="22"/>
+        </w:rPr>
+        <w:t xml:space="preserve"> </w:t>
+      </w:r>
+      <w:r>
+        <w:rPr>
+          <w:sz w:val="22"/>
+          <w:szCs w:val="22"/>
+        </w:rPr>
+        <w:t>IV:</w:t>
+      </w:r>
+      <w:r>
+        <w:rPr>
+          <w:spacing w:val="40"/>
+          <w:sz w:val="22"/>
+          <w:szCs w:val="22"/>
+        </w:rPr>
+        <w:t xml:space="preserve">  </w:t>
+      </w:r>
+      <w:r>
+        <w:rPr>
+          <w:sz w:val="22"/>
+          <w:szCs w:val="22"/>
+        </w:rPr>
         <w:t>(</w:t>
       </w:r>
       <w:r>
         <w:rPr>
+          <w:spacing w:val="40"/>
+          <w:sz w:val="22"/>
+          <w:szCs w:val="22"/>
+        </w:rPr>
+        <w:t xml:space="preserve"> </w:t>
+      </w:r>
+      <w:r>
+        <w:rPr>
+          <w:spacing w:val="40"/>
+          <w:sz w:val="22"/>
+          <w:szCs w:val="22"/>
+        </w:rPr>
+        <w:t xml:space="preserve"> </w:t>
+      </w:r>
+      <w:r>
+        <w:rPr>
+          <w:sz w:val="22"/>
+          <w:szCs w:val="22"/>
+        </w:rPr>
+        <w:t>)</w:t>
+      </w:r>
+      <w:r>
+        <w:rPr>
+          <w:spacing w:val="-3"/>
+          <w:sz w:val="22"/>
+          <w:szCs w:val="22"/>
+        </w:rPr>
+        <w:t xml:space="preserve"> </w:t>
+      </w:r>
+      <w:r>
+        <w:rPr>
+          <w:sz w:val="22"/>
+          <w:szCs w:val="22"/>
+        </w:rPr>
+        <w:t>Sim</w:t>
+      </w:r>
+      <w:r>
+        <w:rPr>
+          <w:spacing w:val="40"/>
+          <w:sz w:val="22"/>
+          <w:szCs w:val="22"/>
+        </w:rPr>
+        <w:t xml:space="preserve"> </w:t>
+      </w:r>
+      <w:r>
+        <w:rPr>
+          <w:sz w:val="22"/>
+          <w:szCs w:val="22"/>
+        </w:rPr>
+        <w:t>(</w:t>
+      </w:r>
+      <w:r>
+        <w:rPr>
+          <w:spacing w:val="40"/>
+          <w:sz w:val="22"/>
+          <w:szCs w:val="22"/>
+        </w:rPr>
+        <w:t xml:space="preserve"> </w:t>
+      </w:r>
+      <w:r>
+        <w:rPr>
+          <w:spacing w:val="40"/>
+          <w:sz w:val="22"/>
+          <w:szCs w:val="22"/>
+        </w:rPr>
+        <w:t xml:space="preserve"> </w:t>
+      </w:r>
+      <w:r>
+        <w:rPr>
+          <w:sz w:val="22"/>
+          <w:szCs w:val="22"/>
+        </w:rPr>
+        <w:t>)</w:t>
+      </w:r>
+      <w:r>
+        <w:rPr>
+          <w:spacing w:val="-3"/>
+          <w:sz w:val="22"/>
+          <w:szCs w:val="22"/>
+        </w:rPr>
+        <w:t xml:space="preserve"> </w:t>
+      </w:r>
+      <w:r>
+        <w:rPr>
+          <w:sz w:val="22"/>
+          <w:szCs w:val="22"/>
+        </w:rPr>
+        <w:t xml:space="preserve">Não. Se ‘sim’, na área: </w:t>
+      </w:r>
+    </w:p>
+    <w:p>
+      <w:pPr>
+        <w:pStyle w:val="Corpodetexto"/>
+        <w:tabs>
+          <w:tab w:val="left" w:pos="2973"/>
+        </w:tabs>
+        <w:spacing w:line="360" w:lineRule="auto"/>
+        <w:ind w:left="144" w:right="3339"/>
+        <w:rPr>
+          <w:sz w:val="22"/>
+          <w:szCs w:val="22"/>
+        </w:rPr>
+      </w:pPr>
+      <w:r>
+        <w:rPr>
+          <w:sz w:val="22"/>
+          <w:szCs w:val="22"/>
+        </w:rPr>
+        <w:t>Cumpriu</w:t>
+      </w:r>
+      <w:r>
+        <w:rPr>
+          <w:spacing w:val="-1"/>
+          <w:sz w:val="22"/>
+          <w:szCs w:val="22"/>
+        </w:rPr>
+        <w:t xml:space="preserve"> </w:t>
+      </w:r>
+      <w:r>
+        <w:rPr>
+          <w:sz w:val="22"/>
+          <w:szCs w:val="22"/>
+        </w:rPr>
+        <w:t>Módulo</w:t>
+      </w:r>
+      <w:r>
+        <w:rPr>
+          <w:spacing w:val="-1"/>
+          <w:sz w:val="22"/>
+          <w:szCs w:val="22"/>
+        </w:rPr>
+        <w:t xml:space="preserve"> </w:t>
+      </w:r>
+      <w:r>
+        <w:rPr>
+          <w:sz w:val="22"/>
+          <w:szCs w:val="22"/>
+        </w:rPr>
+        <w:t>V:</w:t>
+      </w:r>
+      <w:r>
+        <w:rPr>
           <w:spacing w:val="80"/>
-        </w:rPr>
-        <w:t xml:space="preserve"> </w:t>
-      </w:r>
-      <w:r>
+          <w:sz w:val="22"/>
+          <w:szCs w:val="22"/>
+        </w:rPr>
+        <w:t xml:space="preserve">  </w:t>
+      </w:r>
+      <w:r>
+        <w:rPr>
+          <w:sz w:val="22"/>
+          <w:szCs w:val="22"/>
+        </w:rPr>
+        <w:t>(</w:t>
+      </w:r>
+      <w:r>
+        <w:rPr>
+          <w:spacing w:val="80"/>
+          <w:sz w:val="22"/>
+          <w:szCs w:val="22"/>
+        </w:rPr>
+        <w:t xml:space="preserve"> </w:t>
+      </w:r>
+      <w:r>
+        <w:rPr>
+          <w:spacing w:val="80"/>
+          <w:sz w:val="22"/>
+          <w:szCs w:val="22"/>
+        </w:rPr>
+        <w:t xml:space="preserve"> </w:t>
+      </w:r>
+      <w:r>
+        <w:rPr>
+          <w:sz w:val="22"/>
+          <w:szCs w:val="22"/>
+        </w:rPr>
         <w:t>)</w:t>
       </w:r>
       <w:r>
         <w:rPr>
           <w:spacing w:val="-2"/>
-        </w:rPr>
-        <w:t xml:space="preserve"> </w:t>
-      </w:r>
-      <w:r>
+          <w:sz w:val="22"/>
+          <w:szCs w:val="22"/>
+        </w:rPr>
+        <w:t xml:space="preserve"> </w:t>
+      </w:r>
+      <w:r>
+        <w:rPr>
+          <w:sz w:val="22"/>
+          <w:szCs w:val="22"/>
+        </w:rPr>
         <w:t>Sim</w:t>
       </w:r>
       <w:r>
         <w:rPr>
           <w:spacing w:val="40"/>
-        </w:rPr>
-        <w:t xml:space="preserve"> </w:t>
-      </w:r>
-      <w:r>
+          <w:sz w:val="22"/>
+          <w:szCs w:val="22"/>
+        </w:rPr>
+        <w:t xml:space="preserve"> </w:t>
+      </w:r>
+      <w:r>
+        <w:rPr>
+          <w:sz w:val="22"/>
+          <w:szCs w:val="22"/>
+        </w:rPr>
         <w:t>(</w:t>
       </w:r>
       <w:r>
         <w:rPr>
+          <w:sz w:val="22"/>
+          <w:szCs w:val="22"/>
+        </w:rPr>
+        <w:t xml:space="preserve"> </w:t>
+      </w:r>
+      <w:r>
+        <w:rPr>
           <w:spacing w:val="80"/>
-        </w:rPr>
-        <w:t xml:space="preserve"> </w:t>
-      </w:r>
-      <w:r>
+          <w:sz w:val="22"/>
+          <w:szCs w:val="22"/>
+        </w:rPr>
+        <w:t xml:space="preserve"> </w:t>
+      </w:r>
+      <w:r>
+        <w:rPr>
+          <w:sz w:val="22"/>
+          <w:szCs w:val="22"/>
+        </w:rPr>
         <w:t>)</w:t>
       </w:r>
       <w:r>
         <w:rPr>
           <w:spacing w:val="-2"/>
-        </w:rPr>
-        <w:t xml:space="preserve"> </w:t>
-      </w:r>
-      <w:r>
-        <w:t>Não. Se ‘sim’, na área: Cumpriu</w:t>
+          <w:sz w:val="22"/>
+          <w:szCs w:val="22"/>
+        </w:rPr>
+        <w:t xml:space="preserve"> </w:t>
+      </w:r>
+      <w:r>
+        <w:rPr>
+          <w:sz w:val="22"/>
+          <w:szCs w:val="22"/>
+        </w:rPr>
+        <w:t>Não. Se ‘sim’, na</w:t>
       </w:r>
       <w:r>
         <w:rPr>
           <w:spacing w:val="-1"/>
-        </w:rPr>
-        <w:t xml:space="preserve"> </w:t>
-      </w:r>
-      <w:r>
+          <w:sz w:val="22"/>
+          <w:szCs w:val="22"/>
+        </w:rPr>
+        <w:t xml:space="preserve"> </w:t>
+      </w:r>
+      <w:r>
+        <w:rPr>
+          <w:sz w:val="22"/>
+          <w:szCs w:val="22"/>
+        </w:rPr>
+        <w:t xml:space="preserve">área: </w:t>
+      </w:r>
+    </w:p>
+    <w:p>
+      <w:pPr>
+        <w:pStyle w:val="Corpodetexto"/>
+        <w:tabs>
+          <w:tab w:val="left" w:pos="2973"/>
+        </w:tabs>
+        <w:spacing w:line="360" w:lineRule="auto"/>
+        <w:ind w:left="144" w:right="3339"/>
+        <w:rPr>
+          <w:sz w:val="22"/>
+          <w:szCs w:val="22"/>
+        </w:rPr>
+      </w:pPr>
+      <w:r>
+        <w:rPr>
+          <w:sz w:val="22"/>
+          <w:szCs w:val="22"/>
+        </w:rPr>
+        <w:t>Cumpriu</w:t>
+      </w:r>
+      <w:r>
+        <w:rPr>
+          <w:spacing w:val="-1"/>
+          <w:sz w:val="22"/>
+          <w:szCs w:val="22"/>
+        </w:rPr>
+        <w:t xml:space="preserve"> </w:t>
+      </w:r>
+      <w:r>
+        <w:rPr>
+          <w:sz w:val="22"/>
+          <w:szCs w:val="22"/>
+        </w:rPr>
         <w:t>Módulo</w:t>
       </w:r>
       <w:r>
         <w:rPr>
           <w:spacing w:val="-1"/>
-        </w:rPr>
-        <w:t xml:space="preserve"> </w:t>
-      </w:r>
-      <w:r>
-        <w:t>IV:</w:t>
-      </w:r>
-      <w:r>
-        <w:rPr>
-          <w:spacing w:val="40"/>
-        </w:rPr>
-        <w:t xml:space="preserve">  </w:t>
-      </w:r>
-      <w:r>
-        <w:t>(</w:t>
-      </w:r>
-      <w:r>
-        <w:rPr>
-          <w:spacing w:val="40"/>
-        </w:rPr>
-        <w:t xml:space="preserve"> </w:t>
-      </w:r>
-      <w:r>
-        <w:t>)</w:t>
-      </w:r>
-      <w:r>
-        <w:rPr>
-          <w:spacing w:val="-3"/>
-        </w:rPr>
-        <w:t xml:space="preserve"> </w:t>
-      </w:r>
-      <w:r>
-        <w:t>Sim</w:t>
-      </w:r>
-      <w:r>
-        <w:rPr>
-          <w:spacing w:val="40"/>
-        </w:rPr>
-        <w:t xml:space="preserve"> </w:t>
-      </w:r>
-      <w:r>
-        <w:t>(</w:t>
-      </w:r>
-      <w:r>
-        <w:rPr>
-          <w:spacing w:val="40"/>
-        </w:rPr>
-        <w:t xml:space="preserve"> </w:t>
-      </w:r>
-      <w:r>
-        <w:t>)</w:t>
-      </w:r>
-      <w:r>
-        <w:rPr>
-          <w:spacing w:val="-3"/>
-        </w:rPr>
-        <w:t xml:space="preserve"> </w:t>
-      </w:r>
-      <w:r>
-        <w:t>Não. Se ‘sim’, na área: Cumpriu</w:t>
-      </w:r>
-      <w:r>
-        <w:rPr>
-          <w:spacing w:val="-1"/>
-        </w:rPr>
-        <w:t xml:space="preserve"> </w:t>
-      </w:r>
-      <w:r>
-        <w:t>Módulo</w:t>
-      </w:r>
-      <w:r>
-        <w:rPr>
-          <w:spacing w:val="-1"/>
-        </w:rPr>
-        <w:t xml:space="preserve"> </w:t>
-      </w:r>
-      <w:r>
-        <w:t>V:</w:t>
-      </w:r>
-      <w:r>
-        <w:rPr>
-          <w:spacing w:val="80"/>
-        </w:rPr>
-        <w:t xml:space="preserve">  </w:t>
-      </w:r>
-      <w:r>
-        <w:t>(</w:t>
-      </w:r>
-      <w:r>
-        <w:rPr>
-          <w:spacing w:val="80"/>
-        </w:rPr>
-        <w:t xml:space="preserve"> </w:t>
-      </w:r>
-      <w:r>
-        <w:t>)</w:t>
-      </w:r>
-      <w:r>
-        <w:rPr>
-          <w:spacing w:val="-2"/>
-        </w:rPr>
-        <w:t xml:space="preserve"> </w:t>
-      </w:r>
-      <w:r>
-        <w:t>Sim</w:t>
-      </w:r>
-      <w:r>
-        <w:rPr>
-          <w:spacing w:val="40"/>
-        </w:rPr>
-        <w:t xml:space="preserve"> </w:t>
-      </w:r>
-      <w:r>
-        <w:t>(</w:t>
-      </w:r>
-      <w:r>
-        <w:rPr>
-          <w:spacing w:val="80"/>
-        </w:rPr>
-        <w:t xml:space="preserve"> </w:t>
-      </w:r>
-      <w:r>
-        <w:t>)</w:t>
-      </w:r>
-      <w:r>
-        <w:rPr>
-          <w:spacing w:val="-2"/>
-        </w:rPr>
-        <w:t xml:space="preserve"> </w:t>
-      </w:r>
-      <w:r>
-        <w:t>Não. Se ‘sim’, na</w:t>
-      </w:r>
-      <w:r>
-        <w:rPr>
-          <w:spacing w:val="-1"/>
-        </w:rPr>
-        <w:t xml:space="preserve"> </w:t>
-      </w:r>
-      <w:r>
-        <w:t>área: Cumpriu</w:t>
-      </w:r>
-      <w:r>
-        <w:rPr>
-          <w:spacing w:val="-1"/>
-        </w:rPr>
-        <w:t xml:space="preserve"> </w:t>
-      </w:r>
-      <w:r>
-        <w:t>Módulo</w:t>
-      </w:r>
-      <w:r>
-        <w:rPr>
-          <w:spacing w:val="-1"/>
-        </w:rPr>
-        <w:t xml:space="preserve"> </w:t>
-      </w:r>
-      <w:r>
+          <w:sz w:val="22"/>
+          <w:szCs w:val="22"/>
+        </w:rPr>
+        <w:t xml:space="preserve"> </w:t>
+      </w:r>
+      <w:r>
+        <w:rPr>
+          <w:sz w:val="22"/>
+          <w:szCs w:val="22"/>
+        </w:rPr>
         <w:t>VI:</w:t>
       </w:r>
       <w:r>
         <w:rPr>
           <w:spacing w:val="76"/>
           <w:w w:val="150"/>
-        </w:rPr>
-        <w:t xml:space="preserve">   </w:t>
-      </w:r>
-      <w:r>
+          <w:sz w:val="22"/>
+          <w:szCs w:val="22"/>
+        </w:rPr>
+        <w:t xml:space="preserve"> </w:t>
+      </w:r>
+      <w:r>
+        <w:rPr>
+          <w:sz w:val="22"/>
+          <w:szCs w:val="22"/>
+        </w:rPr>
         <w:t>(</w:t>
       </w:r>
       <w:r>
         <w:rPr>
           <w:spacing w:val="64"/>
+          <w:sz w:val="22"/>
+          <w:szCs w:val="22"/>
+        </w:rPr>
+        <w:t xml:space="preserve"> </w:t>
+      </w:r>
+      <w:r>
+        <w:rPr>
+          <w:spacing w:val="64"/>
+          <w:sz w:val="22"/>
+          <w:szCs w:val="22"/>
+        </w:rPr>
+        <w:t xml:space="preserve"> </w:t>
+      </w:r>
+      <w:r>
+        <w:rPr>
+          <w:sz w:val="22"/>
+          <w:szCs w:val="22"/>
+        </w:rPr>
+        <w:t>)</w:t>
+      </w:r>
+      <w:r>
+        <w:rPr>
+          <w:spacing w:val="-1"/>
+          <w:sz w:val="22"/>
+          <w:szCs w:val="22"/>
+        </w:rPr>
+        <w:t xml:space="preserve"> </w:t>
+      </w:r>
+      <w:r>
+        <w:rPr>
+          <w:sz w:val="22"/>
+          <w:szCs w:val="22"/>
+        </w:rPr>
+        <w:t>Sim</w:t>
+      </w:r>
+      <w:r>
+        <w:rPr>
+          <w:spacing w:val="31"/>
+          <w:sz w:val="22"/>
+          <w:szCs w:val="22"/>
         </w:rPr>
         <w:t xml:space="preserve">  </w:t>
       </w:r>
       <w:r>
+        <w:rPr>
+          <w:sz w:val="22"/>
+          <w:szCs w:val="22"/>
+        </w:rPr>
+        <w:t xml:space="preserve">( </w:t>
+      </w:r>
+      <w:r>
+        <w:rPr>
+          <w:spacing w:val="66"/>
+          <w:sz w:val="22"/>
+          <w:szCs w:val="22"/>
+        </w:rPr>
+        <w:t xml:space="preserve"> </w:t>
+      </w:r>
+      <w:r>
+        <w:rPr>
+          <w:sz w:val="22"/>
+          <w:szCs w:val="22"/>
+        </w:rPr>
         <w:t>)</w:t>
       </w:r>
       <w:r>
         <w:rPr>
           <w:spacing w:val="-1"/>
-        </w:rPr>
-        <w:t xml:space="preserve"> </w:t>
-      </w:r>
-      <w:r>
-        <w:t>Sim</w:t>
-      </w:r>
-      <w:r>
-        <w:rPr>
-          <w:spacing w:val="31"/>
-        </w:rPr>
-        <w:t xml:space="preserve">  </w:t>
-      </w:r>
-      <w:r>
-        <w:t>(</w:t>
-      </w:r>
-      <w:r>
-        <w:rPr>
-          <w:spacing w:val="66"/>
-        </w:rPr>
-        <w:t xml:space="preserve">  </w:t>
-      </w:r>
-      <w:r>
-        <w:t>)</w:t>
-      </w:r>
-      <w:r>
-        <w:rPr>
-          <w:spacing w:val="-1"/>
-        </w:rPr>
-        <w:t xml:space="preserve"> </w:t>
-      </w:r>
-      <w:r>
+          <w:sz w:val="22"/>
+          <w:szCs w:val="22"/>
+        </w:rPr>
+        <w:t xml:space="preserve"> </w:t>
+      </w:r>
+      <w:r>
+        <w:rPr>
+          <w:sz w:val="22"/>
+          <w:szCs w:val="22"/>
+        </w:rPr>
         <w:t>Não.</w:t>
       </w:r>
       <w:r>
         <w:rPr>
           <w:spacing w:val="11"/>
-        </w:rPr>
-        <w:t xml:space="preserve"> </w:t>
-      </w:r>
-      <w:r>
+          <w:sz w:val="22"/>
+          <w:szCs w:val="22"/>
+        </w:rPr>
+        <w:t xml:space="preserve"> </w:t>
+      </w:r>
+      <w:r>
+        <w:rPr>
+          <w:sz w:val="22"/>
+          <w:szCs w:val="22"/>
+        </w:rPr>
         <w:t>Se ‘sim’, na</w:t>
       </w:r>
       <w:r>
         <w:rPr>
           <w:spacing w:val="1"/>
-        </w:rPr>
-        <w:t xml:space="preserve"> </w:t>
-      </w:r>
-      <w:r>
-        <w:rPr>
-          <w:spacing w:val="-2"/>
+          <w:sz w:val="22"/>
+          <w:szCs w:val="22"/>
+        </w:rPr>
+        <w:t xml:space="preserve"> </w:t>
+      </w:r>
+      <w:r>
+        <w:rPr>
+          <w:spacing w:val="-2"/>
+          <w:sz w:val="22"/>
+          <w:szCs w:val="22"/>
         </w:rPr>
         <w:t>área:</w:t>
       </w:r>
@@ -1212,39 +1699,61 @@
         <w:spacing w:before="274"/>
         <w:ind w:left="862" w:hanging="358"/>
         <w:rPr>
+          <w:sz w:val="22"/>
+          <w:szCs w:val="22"/>
           <w:u w:val="none"/>
         </w:rPr>
       </w:pPr>
       <w:r>
+        <w:rPr>
+          <w:sz w:val="22"/>
+          <w:szCs w:val="22"/>
+        </w:rPr>
         <w:t>IDENTIFICAÇÃO</w:t>
       </w:r>
       <w:r>
         <w:rPr>
           <w:spacing w:val="-9"/>
-        </w:rPr>
-        <w:t xml:space="preserve"> </w:t>
-      </w:r>
-      <w:r>
+          <w:sz w:val="22"/>
+          <w:szCs w:val="22"/>
+        </w:rPr>
+        <w:t xml:space="preserve"> </w:t>
+      </w:r>
+      <w:r>
+        <w:rPr>
+          <w:sz w:val="22"/>
+          <w:szCs w:val="22"/>
+        </w:rPr>
         <w:t>DO</w:t>
       </w:r>
       <w:r>
         <w:rPr>
           <w:spacing w:val="-7"/>
-        </w:rPr>
-        <w:t xml:space="preserve"> </w:t>
-      </w:r>
-      <w:r>
+          <w:sz w:val="22"/>
+          <w:szCs w:val="22"/>
+        </w:rPr>
+        <w:t xml:space="preserve"> </w:t>
+      </w:r>
+      <w:r>
+        <w:rPr>
+          <w:sz w:val="22"/>
+          <w:szCs w:val="22"/>
+        </w:rPr>
         <w:t>ALUNO</w:t>
       </w:r>
       <w:r>
         <w:rPr>
           <w:spacing w:val="-9"/>
-        </w:rPr>
-        <w:t xml:space="preserve"> </w:t>
-      </w:r>
-      <w:r>
-        <w:rPr>
-          <w:spacing w:val="-2"/>
+          <w:sz w:val="22"/>
+          <w:szCs w:val="22"/>
+        </w:rPr>
+        <w:t xml:space="preserve"> </w:t>
+      </w:r>
+      <w:r>
+        <w:rPr>
+          <w:spacing w:val="-2"/>
+          <w:sz w:val="22"/>
+          <w:szCs w:val="22"/>
         </w:rPr>
         <w:t>ESTAGIÁRIO</w:t>
       </w:r>
@@ -1254,25 +1763,39 @@
         <w:pStyle w:val="Corpodetexto"/>
         <w:spacing w:before="139"/>
         <w:ind w:left="144"/>
-      </w:pPr>
-      <w:r>
+        <w:rPr>
+          <w:sz w:val="22"/>
+          <w:szCs w:val="22"/>
+        </w:rPr>
+      </w:pPr>
+      <w:r>
+        <w:rPr>
+          <w:sz w:val="22"/>
+          <w:szCs w:val="22"/>
+        </w:rPr>
         <w:t>Nome</w:t>
       </w:r>
       <w:r>
         <w:rPr>
           <w:spacing w:val="-5"/>
-        </w:rPr>
-        <w:t xml:space="preserve"> </w:t>
-      </w:r>
-      <w:r>
-        <w:rPr>
-          <w:spacing w:val="-2"/>
+          <w:sz w:val="22"/>
+          <w:szCs w:val="22"/>
+        </w:rPr>
+        <w:t xml:space="preserve"> </w:t>
+      </w:r>
+      <w:r>
+        <w:rPr>
+          <w:spacing w:val="-2"/>
+          <w:sz w:val="22"/>
+          <w:szCs w:val="22"/>
         </w:rPr>
         <w:t>Completo:</w:t>
       </w:r>
       <w:r>
         <w:rPr>
           <w:spacing w:val="-2"/>
+          <w:sz w:val="22"/>
+          <w:szCs w:val="22"/>
         </w:rPr>
         <w:t xml:space="preserve"> </w:t>
       </w:r>
@@ -1281,6 +1804,8 @@
           <w:b w:val="0"/>
           <w:bCs w:val="0"/>
           <w:spacing w:val="-2"/>
+          <w:sz w:val="22"/>
+          <w:szCs w:val="22"/>
         </w:rPr>
         <w:t>{{NOME_ALUNO}}</w:t>
       </w:r>
@@ -1296,17 +1821,23 @@
         <w:rPr>
           <w:b w:val="0"/>
           <w:bCs w:val="0"/>
+          <w:sz w:val="22"/>
+          <w:szCs w:val="22"/>
         </w:rPr>
       </w:pPr>
       <w:r>
         <w:rPr>
           <w:spacing w:val="-5"/>
+          <w:sz w:val="22"/>
+          <w:szCs w:val="22"/>
         </w:rPr>
         <w:t>RA:</w:t>
       </w:r>
       <w:r>
         <w:rPr>
           <w:spacing w:val="-5"/>
+          <w:sz w:val="22"/>
+          <w:szCs w:val="22"/>
         </w:rPr>
         <w:t xml:space="preserve"> </w:t>
       </w:r>
@@ -1315,28 +1846,40 @@
           <w:b w:val="0"/>
           <w:bCs w:val="0"/>
           <w:spacing w:val="-5"/>
+          <w:sz w:val="22"/>
+          <w:szCs w:val="22"/>
         </w:rPr>
         <w:t>{{RA_ALUNO}}</w:t>
       </w:r>
       <w:r>
+        <w:rPr>
+          <w:sz w:val="22"/>
+          <w:szCs w:val="22"/>
+        </w:rPr>
         <w:tab/>
         <w:t>Campus</w:t>
       </w:r>
       <w:r>
         <w:rPr>
           <w:spacing w:val="-4"/>
-        </w:rPr>
-        <w:t xml:space="preserve"> </w:t>
-      </w:r>
-      <w:r>
-        <w:rPr>
-          <w:spacing w:val="-2"/>
+          <w:sz w:val="22"/>
+          <w:szCs w:val="22"/>
+        </w:rPr>
+        <w:t xml:space="preserve"> </w:t>
+      </w:r>
+      <w:r>
+        <w:rPr>
+          <w:spacing w:val="-2"/>
+          <w:sz w:val="22"/>
+          <w:szCs w:val="22"/>
         </w:rPr>
         <w:t>atual:</w:t>
       </w:r>
       <w:r>
         <w:rPr>
           <w:spacing w:val="-2"/>
+          <w:sz w:val="22"/>
+          <w:szCs w:val="22"/>
         </w:rPr>
         <w:t xml:space="preserve"> </w:t>
       </w:r>
@@ -1345,6 +1888,8 @@
           <w:b w:val="0"/>
           <w:bCs w:val="0"/>
           <w:spacing w:val="-2"/>
+          <w:sz w:val="22"/>
+          <w:szCs w:val="22"/>
         </w:rPr>
         <w:t>{{CAMPUS}}</w:t>
       </w:r>
@@ -1359,11 +1904,15 @@
         <w:ind w:left="144" w:right="3650"/>
         <w:rPr>
           <w:spacing w:val="-2"/>
+          <w:sz w:val="22"/>
+          <w:szCs w:val="22"/>
         </w:rPr>
       </w:pPr>
       <w:r>
         <w:rPr>
           <w:noProof/>
+          <w:sz w:val="22"/>
+          <w:szCs w:val="22"/>
         </w:rPr>
         <mc:AlternateContent>
           <mc:Choice Requires="wps">
@@ -1465,15 +2014,25 @@
         </mc:AlternateContent>
       </w:r>
       <w:r>
+        <w:rPr>
+          <w:sz w:val="22"/>
+          <w:szCs w:val="22"/>
+        </w:rPr>
         <w:t>Semestre atual:</w:t>
       </w:r>
       <w:r>
+        <w:rPr>
+          <w:sz w:val="22"/>
+          <w:szCs w:val="22"/>
+        </w:rPr>
         <w:t xml:space="preserve"> </w:t>
       </w:r>
       <w:r>
         <w:rPr>
           <w:b w:val="0"/>
           <w:bCs w:val="0"/>
+          <w:sz w:val="22"/>
+          <w:szCs w:val="22"/>
         </w:rPr>
         <w:t>{{SEMESTRE}}</w:t>
       </w:r>
@@ -1481,18 +2040,24 @@
         <w:rPr>
           <w:b w:val="0"/>
           <w:bCs w:val="0"/>
+          <w:sz w:val="22"/>
+          <w:szCs w:val="22"/>
         </w:rPr>
         <w:tab/>
       </w:r>
       <w:r>
         <w:rPr>
           <w:spacing w:val="-2"/>
+          <w:sz w:val="22"/>
+          <w:szCs w:val="22"/>
         </w:rPr>
         <w:t>Perío</w:t>
       </w:r>
       <w:r>
         <w:rPr>
           <w:spacing w:val="-2"/>
+          <w:sz w:val="22"/>
+          <w:szCs w:val="22"/>
         </w:rPr>
         <w:t xml:space="preserve">do: </w:t>
       </w:r>
@@ -1503,23 +2068,35 @@
         <w:tabs>
           <w:tab w:val="left" w:pos="5183"/>
         </w:tabs>
-        <w:spacing w:before="139" w:line="360" w:lineRule="auto"/>
-        <w:ind w:left="144" w:right="3650"/>
+        <w:spacing w:line="360" w:lineRule="auto"/>
+        <w:ind w:left="142" w:right="3651"/>
         <w:rPr>
           <w:b w:val="0"/>
           <w:bCs w:val="0"/>
-        </w:rPr>
-      </w:pPr>
-      <w:r>
+          <w:sz w:val="22"/>
+          <w:szCs w:val="22"/>
+        </w:rPr>
+      </w:pPr>
+      <w:r>
+        <w:rPr>
+          <w:sz w:val="22"/>
+          <w:szCs w:val="22"/>
+        </w:rPr>
         <w:t>Endereço residencial:</w:t>
       </w:r>
       <w:r>
+        <w:rPr>
+          <w:sz w:val="22"/>
+          <w:szCs w:val="22"/>
+        </w:rPr>
         <w:t xml:space="preserve"> </w:t>
       </w:r>
       <w:r>
         <w:rPr>
           <w:b w:val="0"/>
           <w:bCs w:val="0"/>
+          <w:sz w:val="22"/>
+          <w:szCs w:val="22"/>
         </w:rPr>
         <w:t>{{ENDERECO_ALUNO}}</w:t>
       </w:r>
@@ -1534,17 +2111,23 @@
         <w:rPr>
           <w:b w:val="0"/>
           <w:bCs w:val="0"/>
-        </w:rPr>
-      </w:pPr>
-      <w:r>
-        <w:rPr>
-          <w:spacing w:val="-2"/>
+          <w:sz w:val="22"/>
+          <w:szCs w:val="22"/>
+        </w:rPr>
+      </w:pPr>
+      <w:r>
+        <w:rPr>
+          <w:spacing w:val="-2"/>
+          <w:sz w:val="22"/>
+          <w:szCs w:val="22"/>
         </w:rPr>
         <w:t>Cidade:</w:t>
       </w:r>
       <w:r>
         <w:rPr>
           <w:spacing w:val="-2"/>
+          <w:sz w:val="22"/>
+          <w:szCs w:val="22"/>
         </w:rPr>
         <w:t xml:space="preserve"> </w:t>
       </w:r>
@@ -1553,6 +2136,8 @@
           <w:b w:val="0"/>
           <w:bCs w:val="0"/>
           <w:spacing w:val="-2"/>
+          <w:sz w:val="22"/>
+          <w:szCs w:val="22"/>
         </w:rPr>
         <w:t>{{CIDADE_ALUNO}} – {{ESTADO_ALUNO</w:t>
       </w:r>
@@ -1561,21 +2146,31 @@
           <w:b w:val="0"/>
           <w:bCs w:val="0"/>
           <w:spacing w:val="-2"/>
+          <w:sz w:val="22"/>
+          <w:szCs w:val="22"/>
         </w:rPr>
         <w:t>}}</w:t>
       </w:r>
       <w:r>
+        <w:rPr>
+          <w:sz w:val="22"/>
+          <w:szCs w:val="22"/>
+        </w:rPr>
         <w:tab/>
       </w:r>
       <w:r>
         <w:rPr>
           <w:spacing w:val="-2"/>
+          <w:sz w:val="22"/>
+          <w:szCs w:val="22"/>
         </w:rPr>
         <w:t>Bairro:</w:t>
       </w:r>
       <w:r>
         <w:rPr>
           <w:spacing w:val="-2"/>
+          <w:sz w:val="22"/>
+          <w:szCs w:val="22"/>
         </w:rPr>
         <w:t xml:space="preserve"> </w:t>
       </w:r>
@@ -1584,6 +2179,8 @@
           <w:b w:val="0"/>
           <w:bCs w:val="0"/>
           <w:spacing w:val="-2"/>
+          <w:sz w:val="22"/>
+          <w:szCs w:val="22"/>
         </w:rPr>
         <w:t>{{BAIRRO_ALUNO}}</w:t>
       </w:r>
@@ -1599,17 +2196,23 @@
         <w:rPr>
           <w:b w:val="0"/>
           <w:bCs w:val="0"/>
-        </w:rPr>
-      </w:pPr>
-      <w:r>
-        <w:rPr>
-          <w:spacing w:val="-2"/>
+          <w:sz w:val="22"/>
+          <w:szCs w:val="22"/>
+        </w:rPr>
+      </w:pPr>
+      <w:r>
+        <w:rPr>
+          <w:spacing w:val="-2"/>
+          <w:sz w:val="22"/>
+          <w:szCs w:val="22"/>
         </w:rPr>
         <w:t>Celular:</w:t>
       </w:r>
       <w:r>
         <w:rPr>
           <w:spacing w:val="-2"/>
+          <w:sz w:val="22"/>
+          <w:szCs w:val="22"/>
         </w:rPr>
         <w:t xml:space="preserve"> </w:t>
       </w:r>
@@ -1618,21 +2221,31 @@
           <w:b w:val="0"/>
           <w:bCs w:val="0"/>
           <w:spacing w:val="-2"/>
+          <w:sz w:val="22"/>
+          <w:szCs w:val="22"/>
         </w:rPr>
         <w:t>{{TELEFONE_ALUNO}}</w:t>
       </w:r>
       <w:r>
+        <w:rPr>
+          <w:sz w:val="22"/>
+          <w:szCs w:val="22"/>
+        </w:rPr>
         <w:tab/>
       </w:r>
       <w:r>
         <w:rPr>
           <w:spacing w:val="-2"/>
+          <w:sz w:val="22"/>
+          <w:szCs w:val="22"/>
         </w:rPr>
         <w:t>E-mail:</w:t>
       </w:r>
       <w:r>
         <w:rPr>
           <w:spacing w:val="-2"/>
+          <w:sz w:val="22"/>
+          <w:szCs w:val="22"/>
         </w:rPr>
         <w:t xml:space="preserve"> </w:t>
       </w:r>
@@ -1641,6 +2254,8 @@
           <w:b w:val="0"/>
           <w:bCs w:val="0"/>
           <w:spacing w:val="-2"/>
+          <w:sz w:val="22"/>
+          <w:szCs w:val="22"/>
         </w:rPr>
         <w:t>{{EMAIL_ALUNO}}</w:t>
       </w:r>
@@ -1649,6 +2264,10 @@
       <w:pPr>
         <w:pStyle w:val="Corpodetexto"/>
         <w:spacing w:before="242"/>
+        <w:rPr>
+          <w:sz w:val="22"/>
+          <w:szCs w:val="22"/>
+        </w:rPr>
       </w:pPr>
     </w:p>
     <w:p>
@@ -1663,48 +2282,76 @@
         </w:tabs>
         <w:ind w:left="862" w:hanging="358"/>
         <w:rPr>
+          <w:sz w:val="22"/>
+          <w:szCs w:val="22"/>
           <w:u w:val="none"/>
         </w:rPr>
       </w:pPr>
       <w:r>
+        <w:rPr>
+          <w:sz w:val="22"/>
+          <w:szCs w:val="22"/>
+        </w:rPr>
         <w:t>IDENTIFICAÇÃO</w:t>
       </w:r>
       <w:r>
         <w:rPr>
           <w:spacing w:val="-8"/>
-        </w:rPr>
-        <w:t xml:space="preserve"> </w:t>
-      </w:r>
-      <w:r>
+          <w:sz w:val="22"/>
+          <w:szCs w:val="22"/>
+        </w:rPr>
+        <w:t xml:space="preserve"> </w:t>
+      </w:r>
+      <w:r>
+        <w:rPr>
+          <w:sz w:val="22"/>
+          <w:szCs w:val="22"/>
+        </w:rPr>
         <w:t>DO</w:t>
       </w:r>
       <w:r>
         <w:rPr>
           <w:spacing w:val="-7"/>
-        </w:rPr>
-        <w:t xml:space="preserve"> </w:t>
-      </w:r>
-      <w:r>
+          <w:sz w:val="22"/>
+          <w:szCs w:val="22"/>
+        </w:rPr>
+        <w:t xml:space="preserve"> </w:t>
+      </w:r>
+      <w:r>
+        <w:rPr>
+          <w:sz w:val="22"/>
+          <w:szCs w:val="22"/>
+        </w:rPr>
         <w:t>CEDENTE</w:t>
       </w:r>
       <w:r>
         <w:rPr>
           <w:spacing w:val="-8"/>
-        </w:rPr>
-        <w:t xml:space="preserve"> </w:t>
-      </w:r>
-      <w:r>
+          <w:sz w:val="22"/>
+          <w:szCs w:val="22"/>
+        </w:rPr>
+        <w:t xml:space="preserve"> </w:t>
+      </w:r>
+      <w:r>
+        <w:rPr>
+          <w:sz w:val="22"/>
+          <w:szCs w:val="22"/>
+        </w:rPr>
         <w:t>DO</w:t>
       </w:r>
       <w:r>
         <w:rPr>
           <w:spacing w:val="-8"/>
-        </w:rPr>
-        <w:t xml:space="preserve"> </w:t>
-      </w:r>
-      <w:r>
-        <w:rPr>
-          <w:spacing w:val="-2"/>
+          <w:sz w:val="22"/>
+          <w:szCs w:val="22"/>
+        </w:rPr>
+        <w:t xml:space="preserve"> </w:t>
+      </w:r>
+      <w:r>
+        <w:rPr>
+          <w:spacing w:val="-2"/>
+          <w:sz w:val="22"/>
+          <w:szCs w:val="22"/>
         </w:rPr>
         <w:t>ESTÁGIO</w:t>
       </w:r>
@@ -1717,26 +2364,38 @@
         <w:rPr>
           <w:b w:val="0"/>
           <w:bCs w:val="0"/>
-        </w:rPr>
-      </w:pPr>
-      <w:r>
+          <w:sz w:val="22"/>
+          <w:szCs w:val="22"/>
+        </w:rPr>
+      </w:pPr>
+      <w:r>
+        <w:rPr>
+          <w:sz w:val="22"/>
+          <w:szCs w:val="22"/>
+        </w:rPr>
         <w:t>Nome</w:t>
       </w:r>
       <w:r>
         <w:rPr>
           <w:spacing w:val="-3"/>
-        </w:rPr>
-        <w:t xml:space="preserve"> </w:t>
-      </w:r>
-      <w:r>
-        <w:rPr>
-          <w:spacing w:val="-2"/>
+          <w:sz w:val="22"/>
+          <w:szCs w:val="22"/>
+        </w:rPr>
+        <w:t xml:space="preserve"> </w:t>
+      </w:r>
+      <w:r>
+        <w:rPr>
+          <w:spacing w:val="-2"/>
+          <w:sz w:val="22"/>
+          <w:szCs w:val="22"/>
         </w:rPr>
         <w:t>Fantasia:</w:t>
       </w:r>
       <w:r>
         <w:rPr>
           <w:spacing w:val="-2"/>
+          <w:sz w:val="22"/>
+          <w:szCs w:val="22"/>
         </w:rPr>
         <w:t xml:space="preserve"> </w:t>
       </w:r>
@@ -1745,6 +2404,8 @@
           <w:b w:val="0"/>
           <w:bCs w:val="0"/>
           <w:spacing w:val="-2"/>
+          <w:sz w:val="22"/>
+          <w:szCs w:val="22"/>
         </w:rPr>
         <w:t>{{EMPRESA_FANTASIA}}</w:t>
       </w:r>
@@ -1757,44 +2418,68 @@
         <w:rPr>
           <w:b w:val="0"/>
           <w:bCs w:val="0"/>
-        </w:rPr>
-      </w:pPr>
-      <w:r>
+          <w:sz w:val="22"/>
+          <w:szCs w:val="22"/>
+        </w:rPr>
+      </w:pPr>
+      <w:r>
+        <w:rPr>
+          <w:sz w:val="22"/>
+          <w:szCs w:val="22"/>
+        </w:rPr>
         <w:t>Nome</w:t>
       </w:r>
       <w:r>
         <w:rPr>
           <w:spacing w:val="-2"/>
-        </w:rPr>
-        <w:t xml:space="preserve"> </w:t>
-      </w:r>
-      <w:r>
+          <w:sz w:val="22"/>
+          <w:szCs w:val="22"/>
+        </w:rPr>
+        <w:t xml:space="preserve"> </w:t>
+      </w:r>
+      <w:r>
+        <w:rPr>
+          <w:sz w:val="22"/>
+          <w:szCs w:val="22"/>
+        </w:rPr>
         <w:t>da</w:t>
       </w:r>
       <w:r>
         <w:rPr>
           <w:spacing w:val="-1"/>
-        </w:rPr>
-        <w:t xml:space="preserve"> </w:t>
-      </w:r>
-      <w:r>
+          <w:sz w:val="22"/>
+          <w:szCs w:val="22"/>
+        </w:rPr>
+        <w:t xml:space="preserve"> </w:t>
+      </w:r>
+      <w:r>
+        <w:rPr>
+          <w:sz w:val="22"/>
+          <w:szCs w:val="22"/>
+        </w:rPr>
         <w:t>Razão</w:t>
       </w:r>
       <w:r>
         <w:rPr>
           <w:spacing w:val="-5"/>
-        </w:rPr>
-        <w:t xml:space="preserve"> </w:t>
-      </w:r>
-      <w:r>
-        <w:rPr>
-          <w:spacing w:val="-2"/>
+          <w:sz w:val="22"/>
+          <w:szCs w:val="22"/>
+        </w:rPr>
+        <w:t xml:space="preserve"> </w:t>
+      </w:r>
+      <w:r>
+        <w:rPr>
+          <w:spacing w:val="-2"/>
+          <w:sz w:val="22"/>
+          <w:szCs w:val="22"/>
         </w:rPr>
         <w:t>Social:</w:t>
       </w:r>
       <w:r>
         <w:rPr>
           <w:spacing w:val="-2"/>
+          <w:sz w:val="22"/>
+          <w:szCs w:val="22"/>
         </w:rPr>
         <w:t xml:space="preserve"> </w:t>
       </w:r>
@@ -1803,6 +2488,8 @@
           <w:b w:val="0"/>
           <w:bCs w:val="0"/>
           <w:spacing w:val="-2"/>
+          <w:sz w:val="22"/>
+          <w:szCs w:val="22"/>
         </w:rPr>
         <w:t>{{EMPRESA}}</w:t>
       </w:r>
@@ -1818,26 +2505,38 @@
         <w:rPr>
           <w:b w:val="0"/>
           <w:bCs w:val="0"/>
-        </w:rPr>
-      </w:pPr>
-      <w:r>
+          <w:sz w:val="22"/>
+          <w:szCs w:val="22"/>
+        </w:rPr>
+      </w:pPr>
+      <w:r>
+        <w:rPr>
+          <w:sz w:val="22"/>
+          <w:szCs w:val="22"/>
+        </w:rPr>
         <w:t>CNPJ</w:t>
       </w:r>
       <w:r>
         <w:rPr>
           <w:spacing w:val="-8"/>
+          <w:sz w:val="22"/>
+          <w:szCs w:val="22"/>
         </w:rPr>
         <w:t xml:space="preserve"> </w:t>
       </w:r>
       <w:r>
         <w:rPr>
           <w:spacing w:val="-5"/>
+          <w:sz w:val="22"/>
+          <w:szCs w:val="22"/>
         </w:rPr>
         <w:t>n°:</w:t>
       </w:r>
       <w:r>
         <w:rPr>
           <w:spacing w:val="-5"/>
+          <w:sz w:val="22"/>
+          <w:szCs w:val="22"/>
         </w:rPr>
         <w:t xml:space="preserve"> </w:t>
       </w:r>
@@ -1846,6 +2545,8 @@
           <w:b w:val="0"/>
           <w:bCs w:val="0"/>
           <w:spacing w:val="-5"/>
+          <w:sz w:val="22"/>
+          <w:szCs w:val="22"/>
         </w:rPr>
         <w:t>{{CNPJ}}</w:t>
       </w:r>
@@ -1854,18 +2555,24 @@
           <w:b w:val="0"/>
           <w:bCs w:val="0"/>
           <w:spacing w:val="-5"/>
+          <w:sz w:val="22"/>
+          <w:szCs w:val="22"/>
         </w:rPr>
         <w:tab/>
       </w:r>
       <w:r>
         <w:rPr>
           <w:spacing w:val="-2"/>
+          <w:sz w:val="22"/>
+          <w:szCs w:val="22"/>
         </w:rPr>
         <w:t>Telefone:</w:t>
       </w:r>
       <w:r>
         <w:rPr>
           <w:spacing w:val="-2"/>
+          <w:sz w:val="22"/>
+          <w:szCs w:val="22"/>
         </w:rPr>
         <w:t xml:space="preserve"> </w:t>
       </w:r>
@@ -1874,6 +2581,8 @@
           <w:b w:val="0"/>
           <w:bCs w:val="0"/>
           <w:spacing w:val="-2"/>
+          <w:sz w:val="22"/>
+          <w:szCs w:val="22"/>
         </w:rPr>
         <w:t>{{TELEFONE_EMPRESA}}</w:t>
       </w:r>
@@ -1886,17 +2595,23 @@
         <w:rPr>
           <w:b w:val="0"/>
           <w:bCs w:val="0"/>
-        </w:rPr>
-      </w:pPr>
-      <w:r>
-        <w:rPr>
-          <w:spacing w:val="-2"/>
+          <w:sz w:val="22"/>
+          <w:szCs w:val="22"/>
+        </w:rPr>
+      </w:pPr>
+      <w:r>
+        <w:rPr>
+          <w:spacing w:val="-2"/>
+          <w:sz w:val="22"/>
+          <w:szCs w:val="22"/>
         </w:rPr>
         <w:t>Endereço:</w:t>
       </w:r>
       <w:r>
         <w:rPr>
           <w:spacing w:val="-2"/>
+          <w:sz w:val="22"/>
+          <w:szCs w:val="22"/>
         </w:rPr>
         <w:t xml:space="preserve"> </w:t>
       </w:r>
@@ -1905,6 +2620,8 @@
           <w:b w:val="0"/>
           <w:bCs w:val="0"/>
           <w:spacing w:val="-2"/>
+          <w:sz w:val="22"/>
+          <w:szCs w:val="22"/>
         </w:rPr>
         <w:t>{{ENDERECO_EMPRESA}}</w:t>
       </w:r>
@@ -1920,17 +2637,23 @@
         <w:rPr>
           <w:b w:val="0"/>
           <w:bCs w:val="0"/>
-        </w:rPr>
-      </w:pPr>
-      <w:r>
-        <w:rPr>
-          <w:spacing w:val="-2"/>
+          <w:sz w:val="22"/>
+          <w:szCs w:val="22"/>
+        </w:rPr>
+      </w:pPr>
+      <w:r>
+        <w:rPr>
+          <w:spacing w:val="-2"/>
+          <w:sz w:val="22"/>
+          <w:szCs w:val="22"/>
         </w:rPr>
         <w:t>Cidade:</w:t>
       </w:r>
       <w:r>
         <w:rPr>
           <w:spacing w:val="-2"/>
+          <w:sz w:val="22"/>
+          <w:szCs w:val="22"/>
         </w:rPr>
         <w:t xml:space="preserve"> </w:t>
       </w:r>
@@ -1939,25 +2662,39 @@
           <w:b w:val="0"/>
           <w:bCs w:val="0"/>
           <w:spacing w:val="-2"/>
+          <w:sz w:val="22"/>
+          <w:szCs w:val="22"/>
         </w:rPr>
         <w:t>{{CIDADE_EMPRESA}}</w:t>
       </w:r>
       <w:r>
+        <w:rPr>
+          <w:sz w:val="22"/>
+          <w:szCs w:val="22"/>
+        </w:rPr>
         <w:tab/>
       </w:r>
       <w:r>
+        <w:rPr>
+          <w:sz w:val="22"/>
+          <w:szCs w:val="22"/>
+        </w:rPr>
         <w:tab/>
         <w:t xml:space="preserve">   </w:t>
       </w:r>
       <w:r>
         <w:rPr>
           <w:spacing w:val="-2"/>
+          <w:sz w:val="22"/>
+          <w:szCs w:val="22"/>
         </w:rPr>
         <w:t>Bairro:</w:t>
       </w:r>
       <w:r>
         <w:rPr>
           <w:spacing w:val="-2"/>
+          <w:sz w:val="22"/>
+          <w:szCs w:val="22"/>
         </w:rPr>
         <w:t xml:space="preserve"> </w:t>
       </w:r>
@@ -1966,6 +2703,8 @@
           <w:b w:val="0"/>
           <w:bCs w:val="0"/>
           <w:spacing w:val="-2"/>
+          <w:sz w:val="22"/>
+          <w:szCs w:val="22"/>
         </w:rPr>
         <w:t>{{BAIRRO_EMPRESA}}</w:t>
       </w:r>
@@ -1978,53 +2717,83 @@
         <w:rPr>
           <w:b w:val="0"/>
           <w:bCs w:val="0"/>
-        </w:rPr>
-      </w:pPr>
-      <w:r>
+          <w:sz w:val="22"/>
+          <w:szCs w:val="22"/>
+        </w:rPr>
+      </w:pPr>
+      <w:r>
+        <w:rPr>
+          <w:sz w:val="22"/>
+          <w:szCs w:val="22"/>
+        </w:rPr>
         <w:t>Nome</w:t>
       </w:r>
       <w:r>
         <w:rPr>
           <w:spacing w:val="-4"/>
-        </w:rPr>
-        <w:t xml:space="preserve"> </w:t>
-      </w:r>
-      <w:r>
+          <w:sz w:val="22"/>
+          <w:szCs w:val="22"/>
+        </w:rPr>
+        <w:t xml:space="preserve"> </w:t>
+      </w:r>
+      <w:r>
+        <w:rPr>
+          <w:sz w:val="22"/>
+          <w:szCs w:val="22"/>
+        </w:rPr>
         <w:t>do</w:t>
       </w:r>
       <w:r>
         <w:rPr>
           <w:spacing w:val="-5"/>
-        </w:rPr>
-        <w:t xml:space="preserve"> </w:t>
-      </w:r>
-      <w:r>
+          <w:sz w:val="22"/>
+          <w:szCs w:val="22"/>
+        </w:rPr>
+        <w:t xml:space="preserve"> </w:t>
+      </w:r>
+      <w:r>
+        <w:rPr>
+          <w:sz w:val="22"/>
+          <w:szCs w:val="22"/>
+        </w:rPr>
         <w:t>Responsável</w:t>
       </w:r>
       <w:r>
         <w:rPr>
           <w:spacing w:val="-3"/>
-        </w:rPr>
-        <w:t xml:space="preserve"> </w:t>
-      </w:r>
-      <w:r>
+          <w:sz w:val="22"/>
+          <w:szCs w:val="22"/>
+        </w:rPr>
+        <w:t xml:space="preserve"> </w:t>
+      </w:r>
+      <w:r>
+        <w:rPr>
+          <w:sz w:val="22"/>
+          <w:szCs w:val="22"/>
+        </w:rPr>
         <w:t>Técnico</w:t>
       </w:r>
       <w:r>
         <w:rPr>
           <w:spacing w:val="-5"/>
+          <w:sz w:val="22"/>
+          <w:szCs w:val="22"/>
         </w:rPr>
         <w:t xml:space="preserve"> </w:t>
       </w:r>
       <w:r>
         <w:rPr>
           <w:spacing w:val="-4"/>
+          <w:sz w:val="22"/>
+          <w:szCs w:val="22"/>
         </w:rPr>
         <w:t>(RT):</w:t>
       </w:r>
       <w:r>
         <w:rPr>
           <w:spacing w:val="-4"/>
+          <w:sz w:val="22"/>
+          <w:szCs w:val="22"/>
         </w:rPr>
         <w:t xml:space="preserve"> </w:t>
       </w:r>
@@ -2033,6 +2802,8 @@
           <w:b w:val="0"/>
           <w:bCs w:val="0"/>
           <w:spacing w:val="-4"/>
+          <w:sz w:val="22"/>
+          <w:szCs w:val="22"/>
         </w:rPr>
         <w:t>{{NOME_RT}}</w:t>
       </w:r>
@@ -2047,18 +2818,30 @@
         <w:ind w:left="142" w:right="2421"/>
         <w:rPr>
           <w:spacing w:val="-4"/>
-        </w:rPr>
-      </w:pPr>
-      <w:r>
+          <w:sz w:val="22"/>
+          <w:szCs w:val="22"/>
+        </w:rPr>
+      </w:pPr>
+      <w:r>
+        <w:rPr>
+          <w:sz w:val="22"/>
+          <w:szCs w:val="22"/>
+        </w:rPr>
         <w:t>Sigla Conselho de classe RT:</w:t>
       </w:r>
       <w:r>
+        <w:rPr>
+          <w:sz w:val="22"/>
+          <w:szCs w:val="22"/>
+        </w:rPr>
         <w:t xml:space="preserve"> </w:t>
       </w:r>
       <w:r>
         <w:rPr>
           <w:b w:val="0"/>
           <w:bCs w:val="0"/>
+          <w:sz w:val="22"/>
+          <w:szCs w:val="22"/>
         </w:rPr>
         <w:t>{{SIGLA_CONSELHO_RT}}</w:t>
       </w:r>
@@ -2066,6 +2849,8 @@
         <w:rPr>
           <w:b w:val="0"/>
           <w:bCs w:val="0"/>
+          <w:sz w:val="22"/>
+          <w:szCs w:val="22"/>
         </w:rPr>
         <w:t xml:space="preserve"> {{NUMERO_CONSELHO_RT}}</w:t>
       </w:r>
@@ -2081,6 +2866,8 @@
         <w:rPr>
           <w:b w:val="0"/>
           <w:bCs w:val="0"/>
+          <w:sz w:val="22"/>
+          <w:szCs w:val="22"/>
           <w:lang w:val="en-US"/>
         </w:rPr>
         <w:sectPr>
@@ -2095,12 +2882,17 @@
       </w:pPr>
       <w:r>
         <w:rPr>
+          <w:sz w:val="22"/>
+          <w:szCs w:val="22"/>
           <w:lang w:val="en-US"/>
         </w:rPr>
         <w:t xml:space="preserve">E-mail </w:t>
       </w:r>
-      <w:r>
-        <w:rPr>
+      <w:proofErr w:type="gramStart"/>
+      <w:r>
+        <w:rPr>
+          <w:sz w:val="22"/>
+          <w:szCs w:val="22"/>
           <w:lang w:val="en-US"/>
         </w:rPr>
         <w:t xml:space="preserve">RT: </w:t>
@@ -2109,14 +2901,19 @@
         <w:rPr>
           <w:b w:val="0"/>
           <w:bCs w:val="0"/>
+          <w:sz w:val="22"/>
+          <w:szCs w:val="22"/>
           <w:lang w:val="en-US"/>
         </w:rPr>
         <w:t>{{</w:t>
       </w:r>
+      <w:proofErr w:type="gramEnd"/>
       <w:r>
         <w:rPr>
           <w:b w:val="0"/>
           <w:bCs w:val="0"/>
+          <w:sz w:val="22"/>
+          <w:szCs w:val="22"/>
           <w:lang w:val="en-US"/>
         </w:rPr>
         <w:t>EMAIL_RT}}</w:t>
@@ -2135,12 +2932,16 @@
         <w:spacing w:before="82"/>
         <w:ind w:left="862" w:hanging="358"/>
         <w:rPr>
+          <w:sz w:val="22"/>
+          <w:szCs w:val="22"/>
           <w:u w:val="none"/>
         </w:rPr>
       </w:pPr>
       <w:r>
         <w:rPr>
           <w:spacing w:val="-2"/>
+          <w:sz w:val="22"/>
+          <w:szCs w:val="22"/>
         </w:rPr>
         <w:lastRenderedPageBreak/>
         <w:t>DATAS</w:t>
@@ -2148,96 +2949,128 @@
       <w:r>
         <w:rPr>
           <w:spacing w:val="-11"/>
-        </w:rPr>
-        <w:t xml:space="preserve"> </w:t>
-      </w:r>
-      <w:r>
-        <w:rPr>
-          <w:spacing w:val="-2"/>
+          <w:sz w:val="22"/>
+          <w:szCs w:val="22"/>
+        </w:rPr>
+        <w:t xml:space="preserve"> </w:t>
+      </w:r>
+      <w:r>
+        <w:rPr>
+          <w:spacing w:val="-2"/>
+          <w:sz w:val="22"/>
+          <w:szCs w:val="22"/>
         </w:rPr>
         <w:t>E</w:t>
       </w:r>
       <w:r>
         <w:rPr>
           <w:spacing w:val="-6"/>
-        </w:rPr>
-        <w:t xml:space="preserve"> </w:t>
-      </w:r>
-      <w:r>
-        <w:rPr>
-          <w:spacing w:val="-2"/>
+          <w:sz w:val="22"/>
+          <w:szCs w:val="22"/>
+        </w:rPr>
+        <w:t xml:space="preserve"> </w:t>
+      </w:r>
+      <w:r>
+        <w:rPr>
+          <w:spacing w:val="-2"/>
+          <w:sz w:val="22"/>
+          <w:szCs w:val="22"/>
         </w:rPr>
         <w:t>ATIVIDADES</w:t>
       </w:r>
       <w:r>
         <w:rPr>
           <w:spacing w:val="-8"/>
-        </w:rPr>
-        <w:t xml:space="preserve"> </w:t>
-      </w:r>
-      <w:r>
-        <w:rPr>
-          <w:spacing w:val="-2"/>
+          <w:sz w:val="22"/>
+          <w:szCs w:val="22"/>
+        </w:rPr>
+        <w:t xml:space="preserve"> </w:t>
+      </w:r>
+      <w:r>
+        <w:rPr>
+          <w:spacing w:val="-2"/>
+          <w:sz w:val="22"/>
+          <w:szCs w:val="22"/>
         </w:rPr>
         <w:t>A</w:t>
       </w:r>
       <w:r>
         <w:rPr>
           <w:spacing w:val="-17"/>
-        </w:rPr>
-        <w:t xml:space="preserve"> </w:t>
-      </w:r>
-      <w:r>
-        <w:rPr>
-          <w:spacing w:val="-2"/>
+          <w:sz w:val="22"/>
+          <w:szCs w:val="22"/>
+        </w:rPr>
+        <w:t xml:space="preserve"> </w:t>
+      </w:r>
+      <w:r>
+        <w:rPr>
+          <w:spacing w:val="-2"/>
+          <w:sz w:val="22"/>
+          <w:szCs w:val="22"/>
         </w:rPr>
         <w:t>SEREM</w:t>
       </w:r>
       <w:r>
         <w:rPr>
           <w:spacing w:val="-12"/>
-        </w:rPr>
-        <w:t xml:space="preserve"> </w:t>
-      </w:r>
-      <w:r>
-        <w:rPr>
-          <w:spacing w:val="-2"/>
+          <w:sz w:val="22"/>
+          <w:szCs w:val="22"/>
+        </w:rPr>
+        <w:t xml:space="preserve"> </w:t>
+      </w:r>
+      <w:r>
+        <w:rPr>
+          <w:spacing w:val="-2"/>
+          <w:sz w:val="22"/>
+          <w:szCs w:val="22"/>
         </w:rPr>
         <w:t>DESENVOLVIDAS</w:t>
       </w:r>
       <w:r>
         <w:rPr>
           <w:spacing w:val="-11"/>
-        </w:rPr>
-        <w:t xml:space="preserve"> </w:t>
-      </w:r>
-      <w:r>
-        <w:rPr>
-          <w:spacing w:val="-2"/>
+          <w:sz w:val="22"/>
+          <w:szCs w:val="22"/>
+        </w:rPr>
+        <w:t xml:space="preserve"> </w:t>
+      </w:r>
+      <w:r>
+        <w:rPr>
+          <w:spacing w:val="-2"/>
+          <w:sz w:val="22"/>
+          <w:szCs w:val="22"/>
         </w:rPr>
         <w:t>DURANTE</w:t>
       </w:r>
       <w:r>
         <w:rPr>
           <w:spacing w:val="-11"/>
-        </w:rPr>
-        <w:t xml:space="preserve"> </w:t>
-      </w:r>
-      <w:r>
-        <w:rPr>
-          <w:spacing w:val="-2"/>
+          <w:sz w:val="22"/>
+          <w:szCs w:val="22"/>
+        </w:rPr>
+        <w:t xml:space="preserve"> </w:t>
+      </w:r>
+      <w:r>
+        <w:rPr>
+          <w:spacing w:val="-2"/>
+          <w:sz w:val="22"/>
+          <w:szCs w:val="22"/>
         </w:rPr>
         <w:t>O</w:t>
       </w:r>
       <w:r>
         <w:rPr>
           <w:spacing w:val="-10"/>
-        </w:rPr>
-        <w:t xml:space="preserve"> </w:t>
-      </w:r>
-      <w:r>
-        <w:rPr>
-          <w:spacing w:val="-2"/>
+          <w:sz w:val="22"/>
+          <w:szCs w:val="22"/>
+        </w:rPr>
+        <w:t xml:space="preserve"> </w:t>
+      </w:r>
+      <w:r>
+        <w:rPr>
+          <w:spacing w:val="-2"/>
+          <w:sz w:val="22"/>
+          <w:szCs w:val="22"/>
         </w:rPr>
         <w:t>ESTÁGIO</w:t>
       </w:r>
@@ -2246,6 +3079,10 @@
       <w:pPr>
         <w:pStyle w:val="Corpodetexto"/>
         <w:spacing w:before="48"/>
+        <w:rPr>
+          <w:sz w:val="22"/>
+          <w:szCs w:val="22"/>
+        </w:rPr>
       </w:pPr>
     </w:p>
     <w:tbl>
@@ -2283,20 +3120,14 @@
           <w:p>
             <w:pPr>
               <w:pStyle w:val="TableParagraph"/>
-              <w:spacing w:before="107"/>
-              <w:ind w:left="7" w:right="1"/>
               <w:jc w:val="center"/>
               <w:rPr>
                 <w:b/>
-                <w:sz w:val="24"/>
-                <w:szCs w:val="24"/>
               </w:rPr>
             </w:pPr>
             <w:r>
               <w:rPr>
                 <w:b/>
-                <w:sz w:val="24"/>
-                <w:szCs w:val="24"/>
               </w:rPr>
               <w:t>Data</w:t>
             </w:r>
@@ -2304,16 +3135,12 @@
               <w:rPr>
                 <w:b/>
                 <w:spacing w:val="-5"/>
-                <w:sz w:val="24"/>
-                <w:szCs w:val="24"/>
               </w:rPr>
               <w:t xml:space="preserve"> </w:t>
             </w:r>
             <w:r>
               <w:rPr>
                 <w:b/>
-                <w:sz w:val="24"/>
-                <w:szCs w:val="24"/>
               </w:rPr>
               <w:t>de</w:t>
             </w:r>
@@ -2321,8 +3148,6 @@
               <w:rPr>
                 <w:b/>
                 <w:spacing w:val="-5"/>
-                <w:sz w:val="24"/>
-                <w:szCs w:val="24"/>
               </w:rPr>
               <w:t xml:space="preserve"> </w:t>
             </w:r>
@@ -2330,8 +3155,6 @@
               <w:rPr>
                 <w:b/>
                 <w:spacing w:val="-2"/>
-                <w:sz w:val="24"/>
-                <w:szCs w:val="24"/>
               </w:rPr>
               <w:t>início</w:t>
             </w:r>
@@ -2346,24 +3169,9 @@
             <w:pPr>
               <w:pStyle w:val="TableParagraph"/>
               <w:jc w:val="center"/>
-              <w:rPr>
-                <w:sz w:val="24"/>
-                <w:szCs w:val="24"/>
-              </w:rPr>
             </w:pPr>
             <w:r>
-              <w:rPr>
-                <w:sz w:val="24"/>
-                <w:szCs w:val="24"/>
-              </w:rPr>
-              <w:t>{{</w:t>
-            </w:r>
-            <w:r>
-              <w:rPr>
-                <w:sz w:val="24"/>
-                <w:szCs w:val="24"/>
-              </w:rPr>
-              <w:t>DATA_INICIO_ESTAGIO}}</w:t>
+              <w:t>{{DATA_INICIO_ESTAGIO}}</w:t>
             </w:r>
           </w:p>
         </w:tc>
@@ -2376,19 +3184,14 @@
           <w:p>
             <w:pPr>
               <w:pStyle w:val="TableParagraph"/>
-              <w:spacing w:before="107"/>
               <w:jc w:val="center"/>
               <w:rPr>
                 <w:b/>
-                <w:sz w:val="24"/>
-                <w:szCs w:val="24"/>
               </w:rPr>
             </w:pPr>
             <w:r>
               <w:rPr>
                 <w:b/>
-                <w:sz w:val="24"/>
-                <w:szCs w:val="24"/>
               </w:rPr>
               <w:t>Data</w:t>
             </w:r>
@@ -2396,16 +3199,12 @@
               <w:rPr>
                 <w:b/>
                 <w:spacing w:val="-5"/>
-                <w:sz w:val="24"/>
-                <w:szCs w:val="24"/>
               </w:rPr>
               <w:t xml:space="preserve"> </w:t>
             </w:r>
             <w:r>
               <w:rPr>
                 <w:b/>
-                <w:sz w:val="24"/>
-                <w:szCs w:val="24"/>
               </w:rPr>
               <w:t>de</w:t>
             </w:r>
@@ -2413,8 +3212,6 @@
               <w:rPr>
                 <w:b/>
                 <w:spacing w:val="-5"/>
-                <w:sz w:val="24"/>
-                <w:szCs w:val="24"/>
               </w:rPr>
               <w:t xml:space="preserve"> </w:t>
             </w:r>
@@ -2422,8 +3219,6 @@
               <w:rPr>
                 <w:b/>
                 <w:spacing w:val="-2"/>
-                <w:sz w:val="24"/>
-                <w:szCs w:val="24"/>
               </w:rPr>
               <w:t>término</w:t>
             </w:r>
@@ -2438,16 +3233,8 @@
             <w:pPr>
               <w:pStyle w:val="TableParagraph"/>
               <w:jc w:val="center"/>
-              <w:rPr>
-                <w:sz w:val="24"/>
-                <w:szCs w:val="24"/>
-              </w:rPr>
             </w:pPr>
             <w:r>
-              <w:rPr>
-                <w:sz w:val="24"/>
-                <w:szCs w:val="24"/>
-              </w:rPr>
               <w:t>{{DATA_FIM_ESTAGIO}}</w:t>
             </w:r>
           </w:p>
@@ -2470,15 +3257,11 @@
               <w:jc w:val="center"/>
               <w:rPr>
                 <w:b/>
-                <w:sz w:val="24"/>
-                <w:szCs w:val="24"/>
               </w:rPr>
             </w:pPr>
             <w:r>
               <w:rPr>
                 <w:b/>
-                <w:sz w:val="24"/>
-                <w:szCs w:val="24"/>
               </w:rPr>
               <w:t>Dias</w:t>
             </w:r>
@@ -2486,16 +3269,12 @@
               <w:rPr>
                 <w:b/>
                 <w:spacing w:val="-14"/>
-                <w:sz w:val="24"/>
-                <w:szCs w:val="24"/>
               </w:rPr>
               <w:t xml:space="preserve"> </w:t>
             </w:r>
             <w:r>
               <w:rPr>
                 <w:b/>
-                <w:sz w:val="24"/>
-                <w:szCs w:val="24"/>
               </w:rPr>
               <w:t>da</w:t>
             </w:r>
@@ -2503,16 +3282,12 @@
               <w:rPr>
                 <w:b/>
                 <w:spacing w:val="-14"/>
-                <w:sz w:val="24"/>
-                <w:szCs w:val="24"/>
               </w:rPr>
               <w:t xml:space="preserve"> </w:t>
             </w:r>
             <w:r>
               <w:rPr>
                 <w:b/>
-                <w:sz w:val="24"/>
-                <w:szCs w:val="24"/>
               </w:rPr>
               <w:t>semana em estágio</w:t>
             </w:r>
@@ -2527,16 +3302,8 @@
             <w:pPr>
               <w:pStyle w:val="TableParagraph"/>
               <w:jc w:val="center"/>
-              <w:rPr>
-                <w:sz w:val="24"/>
-                <w:szCs w:val="24"/>
-              </w:rPr>
             </w:pPr>
             <w:r>
-              <w:rPr>
-                <w:sz w:val="24"/>
-                <w:szCs w:val="24"/>
-              </w:rPr>
               <w:t>{{DIAS_ESTAGIO}}</w:t>
             </w:r>
           </w:p>
@@ -2554,15 +3321,11 @@
               <w:jc w:val="center"/>
               <w:rPr>
                 <w:b/>
-                <w:sz w:val="24"/>
-                <w:szCs w:val="24"/>
               </w:rPr>
             </w:pPr>
             <w:r>
               <w:rPr>
                 <w:b/>
-                <w:sz w:val="24"/>
-                <w:szCs w:val="24"/>
               </w:rPr>
               <w:t>Carga</w:t>
             </w:r>
@@ -2570,16 +3333,12 @@
               <w:rPr>
                 <w:b/>
                 <w:spacing w:val="-14"/>
-                <w:sz w:val="24"/>
-                <w:szCs w:val="24"/>
               </w:rPr>
               <w:t xml:space="preserve"> </w:t>
             </w:r>
             <w:r>
               <w:rPr>
                 <w:b/>
-                <w:sz w:val="24"/>
-                <w:szCs w:val="24"/>
               </w:rPr>
               <w:t>horária</w:t>
             </w:r>
@@ -2587,16 +3346,12 @@
               <w:rPr>
                 <w:b/>
                 <w:spacing w:val="-14"/>
-                <w:sz w:val="24"/>
-                <w:szCs w:val="24"/>
               </w:rPr>
               <w:t xml:space="preserve"> </w:t>
             </w:r>
             <w:r>
               <w:rPr>
                 <w:b/>
-                <w:sz w:val="24"/>
-                <w:szCs w:val="24"/>
               </w:rPr>
               <w:t>total</w:t>
             </w:r>
@@ -2604,32 +3359,24 @@
               <w:rPr>
                 <w:b/>
                 <w:spacing w:val="-13"/>
-                <w:sz w:val="24"/>
-                <w:szCs w:val="24"/>
               </w:rPr>
               <w:t xml:space="preserve"> </w:t>
             </w:r>
             <w:r>
               <w:rPr>
                 <w:b/>
-                <w:sz w:val="24"/>
-                <w:szCs w:val="24"/>
               </w:rPr>
               <w:t>de estágio</w:t>
             </w:r>
             <w:r>
               <w:rPr>
                 <w:b/>
-                <w:sz w:val="24"/>
-                <w:szCs w:val="24"/>
               </w:rPr>
               <w:t xml:space="preserve"> </w:t>
             </w:r>
             <w:r>
               <w:rPr>
                 <w:b/>
-                <w:sz w:val="24"/>
-                <w:szCs w:val="24"/>
               </w:rPr>
               <w:t>(módulo):</w:t>
             </w:r>
@@ -2644,16 +3391,8 @@
             <w:pPr>
               <w:pStyle w:val="TableParagraph"/>
               <w:jc w:val="center"/>
-              <w:rPr>
-                <w:sz w:val="24"/>
-                <w:szCs w:val="24"/>
-              </w:rPr>
             </w:pPr>
             <w:r>
-              <w:rPr>
-                <w:sz w:val="24"/>
-                <w:szCs w:val="24"/>
-              </w:rPr>
               <w:t>{{CARGA_HORARIA}}</w:t>
             </w:r>
           </w:p>
@@ -2676,15 +3415,11 @@
               <w:jc w:val="center"/>
               <w:rPr>
                 <w:b/>
-                <w:sz w:val="24"/>
-                <w:szCs w:val="24"/>
               </w:rPr>
             </w:pPr>
             <w:r>
               <w:rPr>
                 <w:b/>
-                <w:sz w:val="24"/>
-                <w:szCs w:val="24"/>
               </w:rPr>
               <w:t>Horário</w:t>
             </w:r>
@@ -2692,16 +3427,12 @@
               <w:rPr>
                 <w:b/>
                 <w:spacing w:val="-14"/>
-                <w:sz w:val="24"/>
-                <w:szCs w:val="24"/>
               </w:rPr>
               <w:t xml:space="preserve"> </w:t>
             </w:r>
             <w:r>
               <w:rPr>
                 <w:b/>
-                <w:sz w:val="24"/>
-                <w:szCs w:val="24"/>
               </w:rPr>
               <w:t>de</w:t>
             </w:r>
@@ -2709,16 +3440,12 @@
               <w:rPr>
                 <w:b/>
                 <w:spacing w:val="-14"/>
-                <w:sz w:val="24"/>
-                <w:szCs w:val="24"/>
               </w:rPr>
               <w:t xml:space="preserve"> </w:t>
             </w:r>
             <w:r>
               <w:rPr>
                 <w:b/>
-                <w:sz w:val="24"/>
-                <w:szCs w:val="24"/>
               </w:rPr>
               <w:t>estágio (início e término)</w:t>
             </w:r>
@@ -2733,16 +3460,8 @@
             <w:pPr>
               <w:pStyle w:val="TableParagraph"/>
               <w:jc w:val="center"/>
-              <w:rPr>
-                <w:sz w:val="24"/>
-                <w:szCs w:val="24"/>
-              </w:rPr>
             </w:pPr>
             <w:r>
-              <w:rPr>
-                <w:sz w:val="24"/>
-                <w:szCs w:val="24"/>
-              </w:rPr>
               <w:t>{{HORARIO_ESTAGIO}}</w:t>
             </w:r>
           </w:p>
@@ -2757,19 +3476,14 @@
             <w:pPr>
               <w:pStyle w:val="TableParagraph"/>
               <w:spacing w:line="230" w:lineRule="exact"/>
-              <w:ind w:left="168"/>
               <w:jc w:val="center"/>
               <w:rPr>
                 <w:b/>
-                <w:sz w:val="24"/>
-                <w:szCs w:val="24"/>
               </w:rPr>
             </w:pPr>
             <w:r>
               <w:rPr>
                 <w:b/>
-                <w:sz w:val="24"/>
-                <w:szCs w:val="24"/>
               </w:rPr>
               <w:t>Total de horas cumpridas</w:t>
             </w:r>
@@ -2777,16 +3491,12 @@
               <w:rPr>
                 <w:b/>
                 <w:spacing w:val="-14"/>
-                <w:sz w:val="24"/>
-                <w:szCs w:val="24"/>
               </w:rPr>
               <w:t xml:space="preserve"> </w:t>
             </w:r>
             <w:r>
               <w:rPr>
                 <w:b/>
-                <w:sz w:val="24"/>
-                <w:szCs w:val="24"/>
               </w:rPr>
               <w:t>por</w:t>
             </w:r>
@@ -2794,16 +3504,12 @@
               <w:rPr>
                 <w:b/>
                 <w:spacing w:val="-14"/>
-                <w:sz w:val="24"/>
-                <w:szCs w:val="24"/>
               </w:rPr>
               <w:t xml:space="preserve"> </w:t>
             </w:r>
             <w:r>
               <w:rPr>
                 <w:b/>
-                <w:sz w:val="24"/>
-                <w:szCs w:val="24"/>
               </w:rPr>
               <w:t>semana</w:t>
             </w:r>
@@ -2818,16 +3524,8 @@
             <w:pPr>
               <w:pStyle w:val="TableParagraph"/>
               <w:jc w:val="center"/>
-              <w:rPr>
-                <w:sz w:val="24"/>
-                <w:szCs w:val="24"/>
-              </w:rPr>
             </w:pPr>
             <w:r>
-              <w:rPr>
-                <w:sz w:val="24"/>
-                <w:szCs w:val="24"/>
-              </w:rPr>
               <w:t>{{CARGA_SEMANAL}}</w:t>
             </w:r>
           </w:p>
@@ -2846,21 +3544,15 @@
           <w:p>
             <w:pPr>
               <w:pStyle w:val="TableParagraph"/>
-              <w:spacing w:before="35"/>
-              <w:ind w:left="7"/>
               <w:jc w:val="center"/>
               <w:rPr>
                 <w:b/>
-                <w:sz w:val="24"/>
-                <w:szCs w:val="24"/>
               </w:rPr>
             </w:pPr>
             <w:r>
               <w:rPr>
                 <w:b/>
                 <w:spacing w:val="-2"/>
-                <w:sz w:val="24"/>
-                <w:szCs w:val="24"/>
               </w:rPr>
               <w:t>Observações</w:t>
             </w:r>
@@ -2876,10 +3568,6 @@
             <w:pPr>
               <w:pStyle w:val="TableParagraph"/>
               <w:jc w:val="center"/>
-              <w:rPr>
-                <w:sz w:val="24"/>
-                <w:szCs w:val="24"/>
-              </w:rPr>
             </w:pPr>
           </w:p>
         </w:tc>
@@ -2889,6 +3577,10 @@
       <w:pPr>
         <w:pStyle w:val="Corpodetexto"/>
         <w:spacing w:before="22" w:after="1"/>
+        <w:rPr>
+          <w:sz w:val="22"/>
+          <w:szCs w:val="22"/>
+        </w:rPr>
       </w:pPr>
     </w:p>
     <w:tbl>
@@ -2908,8 +3600,8 @@
         <w:tblLook w:val="01E0" w:firstRow="1" w:lastRow="1" w:firstColumn="1" w:lastColumn="1" w:noHBand="0" w:noVBand="0"/>
       </w:tblPr>
       <w:tblGrid>
-        <w:gridCol w:w="394"/>
-        <w:gridCol w:w="7798"/>
+        <w:gridCol w:w="576"/>
+        <w:gridCol w:w="7616"/>
         <w:gridCol w:w="2009"/>
       </w:tblGrid>
       <w:tr>
@@ -2926,20 +3618,14 @@
           <w:p>
             <w:pPr>
               <w:pStyle w:val="TableParagraph"/>
-              <w:spacing w:before="122"/>
-              <w:ind w:right="1081"/>
               <w:jc w:val="center"/>
               <w:rPr>
                 <w:b/>
-                <w:sz w:val="24"/>
-                <w:szCs w:val="24"/>
               </w:rPr>
             </w:pPr>
             <w:r>
               <w:rPr>
                 <w:b/>
-                <w:sz w:val="24"/>
-                <w:szCs w:val="24"/>
               </w:rPr>
               <w:t>Atividades à serem desenvolvidas (obrigatório</w:t>
             </w:r>
@@ -2947,16 +3633,12 @@
               <w:rPr>
                 <w:b/>
                 <w:spacing w:val="-8"/>
-                <w:sz w:val="24"/>
-                <w:szCs w:val="24"/>
               </w:rPr>
               <w:t xml:space="preserve"> </w:t>
             </w:r>
             <w:r>
               <w:rPr>
                 <w:b/>
-                <w:sz w:val="24"/>
-                <w:szCs w:val="24"/>
               </w:rPr>
               <w:t>indicar</w:t>
             </w:r>
@@ -2964,16 +3646,12 @@
               <w:rPr>
                 <w:b/>
                 <w:spacing w:val="-5"/>
-                <w:sz w:val="24"/>
-                <w:szCs w:val="24"/>
               </w:rPr>
               <w:t xml:space="preserve"> </w:t>
             </w:r>
             <w:r>
               <w:rPr>
                 <w:b/>
-                <w:sz w:val="24"/>
-                <w:szCs w:val="24"/>
               </w:rPr>
               <w:t>pelo</w:t>
             </w:r>
@@ -2981,16 +3659,12 @@
               <w:rPr>
                 <w:b/>
                 <w:spacing w:val="-6"/>
-                <w:sz w:val="24"/>
-                <w:szCs w:val="24"/>
               </w:rPr>
               <w:t xml:space="preserve"> </w:t>
             </w:r>
             <w:r>
               <w:rPr>
                 <w:b/>
-                <w:sz w:val="24"/>
-                <w:szCs w:val="24"/>
               </w:rPr>
               <w:t>menos</w:t>
             </w:r>
@@ -2998,16 +3672,12 @@
               <w:rPr>
                 <w:b/>
                 <w:spacing w:val="-8"/>
-                <w:sz w:val="24"/>
-                <w:szCs w:val="24"/>
               </w:rPr>
               <w:t xml:space="preserve"> </w:t>
             </w:r>
             <w:r>
               <w:rPr>
                 <w:b/>
-                <w:sz w:val="24"/>
-                <w:szCs w:val="24"/>
               </w:rPr>
               <w:t>3</w:t>
             </w:r>
@@ -3015,16 +3685,12 @@
               <w:rPr>
                 <w:b/>
                 <w:spacing w:val="-6"/>
-                <w:sz w:val="24"/>
-                <w:szCs w:val="24"/>
               </w:rPr>
               <w:t xml:space="preserve"> </w:t>
             </w:r>
             <w:r>
               <w:rPr>
                 <w:b/>
-                <w:sz w:val="24"/>
-                <w:szCs w:val="24"/>
               </w:rPr>
               <w:t>atividades</w:t>
             </w:r>
@@ -3032,16 +3698,12 @@
               <w:rPr>
                 <w:b/>
                 <w:spacing w:val="-6"/>
-                <w:sz w:val="24"/>
-                <w:szCs w:val="24"/>
               </w:rPr>
               <w:t xml:space="preserve"> </w:t>
             </w:r>
             <w:r>
               <w:rPr>
                 <w:b/>
-                <w:sz w:val="24"/>
-                <w:szCs w:val="24"/>
               </w:rPr>
               <w:t>distintas)</w:t>
             </w:r>
@@ -3059,15 +3721,11 @@
               <w:ind w:left="157" w:firstLine="127"/>
               <w:rPr>
                 <w:b/>
-                <w:sz w:val="24"/>
-                <w:szCs w:val="24"/>
               </w:rPr>
             </w:pPr>
             <w:r>
               <w:rPr>
                 <w:b/>
-                <w:sz w:val="24"/>
-                <w:szCs w:val="24"/>
               </w:rPr>
               <w:t>Carga</w:t>
             </w:r>
@@ -3075,8 +3733,6 @@
               <w:rPr>
                 <w:b/>
                 <w:spacing w:val="-4"/>
-                <w:sz w:val="24"/>
-                <w:szCs w:val="24"/>
               </w:rPr>
               <w:t xml:space="preserve"> </w:t>
             </w:r>
@@ -3084,8 +3740,6 @@
               <w:rPr>
                 <w:b/>
                 <w:spacing w:val="-2"/>
-                <w:sz w:val="24"/>
-                <w:szCs w:val="24"/>
               </w:rPr>
               <w:t>horária</w:t>
             </w:r>
@@ -3097,15 +3751,11 @@
               <w:ind w:left="243" w:hanging="87"/>
               <w:rPr>
                 <w:b/>
-                <w:sz w:val="24"/>
-                <w:szCs w:val="24"/>
               </w:rPr>
             </w:pPr>
             <w:r>
               <w:rPr>
                 <w:b/>
-                <w:sz w:val="24"/>
-                <w:szCs w:val="24"/>
               </w:rPr>
               <w:t>consumida</w:t>
             </w:r>
@@ -3113,16 +3763,12 @@
               <w:rPr>
                 <w:b/>
                 <w:spacing w:val="-16"/>
-                <w:sz w:val="24"/>
-                <w:szCs w:val="24"/>
               </w:rPr>
               <w:t xml:space="preserve"> </w:t>
             </w:r>
             <w:r>
               <w:rPr>
                 <w:b/>
-                <w:sz w:val="24"/>
-                <w:szCs w:val="24"/>
               </w:rPr>
               <w:t>para cada atividade</w:t>
             </w:r>
@@ -3135,7 +3781,7 @@
         </w:trPr>
         <w:tc>
           <w:tcPr>
-            <w:tcW w:w="394" w:type="dxa"/>
+            <w:tcW w:w="576" w:type="dxa"/>
           </w:tcPr>
           <w:p>
             <w:pPr>
@@ -3143,16 +3789,10 @@
               <w:spacing w:before="60"/>
               <w:ind w:right="71"/>
               <w:jc w:val="center"/>
-              <w:rPr>
-                <w:sz w:val="24"/>
-                <w:szCs w:val="24"/>
-              </w:rPr>
             </w:pPr>
             <w:r>
               <w:rPr>
                 <w:spacing w:val="-5"/>
-                <w:sz w:val="24"/>
-                <w:szCs w:val="24"/>
               </w:rPr>
               <w:t>1-</w:t>
             </w:r>
@@ -3160,23 +3800,15 @@
         </w:tc>
         <w:tc>
           <w:tcPr>
-            <w:tcW w:w="7798" w:type="dxa"/>
+            <w:tcW w:w="7616" w:type="dxa"/>
             <w:vAlign w:val="center"/>
           </w:tcPr>
           <w:p>
             <w:pPr>
               <w:pStyle w:val="TableParagraph"/>
               <w:jc w:val="center"/>
-              <w:rPr>
-                <w:sz w:val="24"/>
-                <w:szCs w:val="24"/>
-              </w:rPr>
             </w:pPr>
             <w:r>
-              <w:rPr>
-                <w:sz w:val="24"/>
-                <w:szCs w:val="24"/>
-              </w:rPr>
               <w:t>{{TITULO_ATV1}}</w:t>
             </w:r>
           </w:p>
@@ -3190,16 +3822,8 @@
             <w:pPr>
               <w:pStyle w:val="TableParagraph"/>
               <w:jc w:val="center"/>
-              <w:rPr>
-                <w:sz w:val="24"/>
-                <w:szCs w:val="24"/>
-              </w:rPr>
             </w:pPr>
             <w:r>
-              <w:rPr>
-                <w:sz w:val="24"/>
-                <w:szCs w:val="24"/>
-              </w:rPr>
               <w:t>{{CARGA_ATV1}}</w:t>
             </w:r>
           </w:p>
@@ -3211,7 +3835,7 @@
         </w:trPr>
         <w:tc>
           <w:tcPr>
-            <w:tcW w:w="394" w:type="dxa"/>
+            <w:tcW w:w="576" w:type="dxa"/>
           </w:tcPr>
           <w:p>
             <w:pPr>
@@ -3219,16 +3843,10 @@
               <w:spacing w:before="57"/>
               <w:ind w:right="71"/>
               <w:jc w:val="center"/>
-              <w:rPr>
-                <w:sz w:val="24"/>
-                <w:szCs w:val="24"/>
-              </w:rPr>
             </w:pPr>
             <w:r>
               <w:rPr>
                 <w:spacing w:val="-5"/>
-                <w:sz w:val="24"/>
-                <w:szCs w:val="24"/>
               </w:rPr>
               <w:t>2-</w:t>
             </w:r>
@@ -3236,23 +3854,15 @@
         </w:tc>
         <w:tc>
           <w:tcPr>
-            <w:tcW w:w="7798" w:type="dxa"/>
+            <w:tcW w:w="7616" w:type="dxa"/>
             <w:vAlign w:val="center"/>
           </w:tcPr>
           <w:p>
             <w:pPr>
               <w:pStyle w:val="TableParagraph"/>
               <w:jc w:val="center"/>
-              <w:rPr>
-                <w:sz w:val="24"/>
-                <w:szCs w:val="24"/>
-              </w:rPr>
             </w:pPr>
             <w:r>
-              <w:rPr>
-                <w:sz w:val="24"/>
-                <w:szCs w:val="24"/>
-              </w:rPr>
               <w:t>{{TITULO_ATV2}}</w:t>
             </w:r>
           </w:p>
@@ -3266,16 +3876,8 @@
             <w:pPr>
               <w:pStyle w:val="TableParagraph"/>
               <w:jc w:val="center"/>
-              <w:rPr>
-                <w:sz w:val="24"/>
-                <w:szCs w:val="24"/>
-              </w:rPr>
             </w:pPr>
             <w:r>
-              <w:rPr>
-                <w:sz w:val="24"/>
-                <w:szCs w:val="24"/>
-              </w:rPr>
               <w:t>{{CARGA_ATV2}}</w:t>
             </w:r>
           </w:p>
@@ -3287,7 +3889,7 @@
         </w:trPr>
         <w:tc>
           <w:tcPr>
-            <w:tcW w:w="394" w:type="dxa"/>
+            <w:tcW w:w="576" w:type="dxa"/>
           </w:tcPr>
           <w:p>
             <w:pPr>
@@ -3295,16 +3897,10 @@
               <w:spacing w:before="45"/>
               <w:ind w:right="71"/>
               <w:jc w:val="center"/>
-              <w:rPr>
-                <w:sz w:val="24"/>
-                <w:szCs w:val="24"/>
-              </w:rPr>
             </w:pPr>
             <w:r>
               <w:rPr>
                 <w:spacing w:val="-5"/>
-                <w:sz w:val="24"/>
-                <w:szCs w:val="24"/>
               </w:rPr>
               <w:t>3-</w:t>
             </w:r>
@@ -3312,23 +3908,15 @@
         </w:tc>
         <w:tc>
           <w:tcPr>
-            <w:tcW w:w="7798" w:type="dxa"/>
+            <w:tcW w:w="7616" w:type="dxa"/>
             <w:vAlign w:val="center"/>
           </w:tcPr>
           <w:p>
             <w:pPr>
               <w:pStyle w:val="TableParagraph"/>
               <w:jc w:val="center"/>
-              <w:rPr>
-                <w:sz w:val="24"/>
-                <w:szCs w:val="24"/>
-              </w:rPr>
             </w:pPr>
             <w:r>
-              <w:rPr>
-                <w:sz w:val="24"/>
-                <w:szCs w:val="24"/>
-              </w:rPr>
               <w:t>{{TITULO_ATV3}}</w:t>
             </w:r>
           </w:p>
@@ -3342,31 +3930,9 @@
             <w:pPr>
               <w:pStyle w:val="TableParagraph"/>
               <w:jc w:val="center"/>
-              <w:rPr>
-                <w:sz w:val="24"/>
-                <w:szCs w:val="24"/>
-              </w:rPr>
             </w:pPr>
             <w:r>
-              <w:rPr>
-                <w:sz w:val="24"/>
-                <w:szCs w:val="24"/>
-              </w:rPr>
-              <w:t>{{CARGA_ATV</w:t>
-            </w:r>
-            <w:r>
-              <w:rPr>
-                <w:sz w:val="24"/>
-                <w:szCs w:val="24"/>
-              </w:rPr>
-              <w:t>3</w:t>
-            </w:r>
-            <w:r>
-              <w:rPr>
-                <w:sz w:val="24"/>
-                <w:szCs w:val="24"/>
-              </w:rPr>
-              <w:t>}}</w:t>
+              <w:t>{{CARGA_ATV3}}</w:t>
             </w:r>
           </w:p>
         </w:tc>
@@ -3377,7 +3943,7 @@
         </w:trPr>
         <w:tc>
           <w:tcPr>
-            <w:tcW w:w="394" w:type="dxa"/>
+            <w:tcW w:w="576" w:type="dxa"/>
           </w:tcPr>
           <w:p>
             <w:pPr>
@@ -3385,16 +3951,10 @@
               <w:spacing w:before="57"/>
               <w:ind w:right="71"/>
               <w:jc w:val="center"/>
-              <w:rPr>
-                <w:sz w:val="24"/>
-                <w:szCs w:val="24"/>
-              </w:rPr>
             </w:pPr>
             <w:r>
               <w:rPr>
                 <w:spacing w:val="-5"/>
-                <w:sz w:val="24"/>
-                <w:szCs w:val="24"/>
               </w:rPr>
               <w:t>4-</w:t>
             </w:r>
@@ -3402,23 +3962,15 @@
         </w:tc>
         <w:tc>
           <w:tcPr>
-            <w:tcW w:w="7798" w:type="dxa"/>
+            <w:tcW w:w="7616" w:type="dxa"/>
             <w:vAlign w:val="center"/>
           </w:tcPr>
           <w:p>
             <w:pPr>
               <w:pStyle w:val="TableParagraph"/>
               <w:jc w:val="center"/>
-              <w:rPr>
-                <w:sz w:val="24"/>
-                <w:szCs w:val="24"/>
-              </w:rPr>
             </w:pPr>
             <w:r>
-              <w:rPr>
-                <w:sz w:val="24"/>
-                <w:szCs w:val="24"/>
-              </w:rPr>
               <w:t>{{TITULO_ATV4}}</w:t>
             </w:r>
           </w:p>
@@ -3432,16 +3984,8 @@
             <w:pPr>
               <w:pStyle w:val="TableParagraph"/>
               <w:jc w:val="center"/>
-              <w:rPr>
-                <w:sz w:val="24"/>
-                <w:szCs w:val="24"/>
-              </w:rPr>
             </w:pPr>
             <w:r>
-              <w:rPr>
-                <w:sz w:val="24"/>
-                <w:szCs w:val="24"/>
-              </w:rPr>
               <w:t>{{CARGA_ATV4}}</w:t>
             </w:r>
           </w:p>
@@ -3453,7 +3997,7 @@
         </w:trPr>
         <w:tc>
           <w:tcPr>
-            <w:tcW w:w="394" w:type="dxa"/>
+            <w:tcW w:w="576" w:type="dxa"/>
           </w:tcPr>
           <w:p>
             <w:pPr>
@@ -3461,16 +4005,10 @@
               <w:spacing w:before="74"/>
               <w:ind w:right="71"/>
               <w:jc w:val="center"/>
-              <w:rPr>
-                <w:sz w:val="24"/>
-                <w:szCs w:val="24"/>
-              </w:rPr>
             </w:pPr>
             <w:r>
               <w:rPr>
                 <w:spacing w:val="-5"/>
-                <w:sz w:val="24"/>
-                <w:szCs w:val="24"/>
               </w:rPr>
               <w:t>5-</w:t>
             </w:r>
@@ -3478,23 +4016,15 @@
         </w:tc>
         <w:tc>
           <w:tcPr>
-            <w:tcW w:w="7798" w:type="dxa"/>
+            <w:tcW w:w="7616" w:type="dxa"/>
             <w:vAlign w:val="center"/>
           </w:tcPr>
           <w:p>
             <w:pPr>
               <w:pStyle w:val="TableParagraph"/>
               <w:jc w:val="center"/>
-              <w:rPr>
-                <w:sz w:val="24"/>
-                <w:szCs w:val="24"/>
-              </w:rPr>
             </w:pPr>
             <w:r>
-              <w:rPr>
-                <w:sz w:val="24"/>
-                <w:szCs w:val="24"/>
-              </w:rPr>
               <w:t>{{TITULO_ATV5}}</w:t>
             </w:r>
           </w:p>
@@ -3508,16 +4038,8 @@
             <w:pPr>
               <w:pStyle w:val="TableParagraph"/>
               <w:jc w:val="center"/>
-              <w:rPr>
-                <w:sz w:val="24"/>
-                <w:szCs w:val="24"/>
-              </w:rPr>
             </w:pPr>
             <w:r>
-              <w:rPr>
-                <w:sz w:val="24"/>
-                <w:szCs w:val="24"/>
-              </w:rPr>
               <w:t>{{CARGA_ATV5}}</w:t>
             </w:r>
           </w:p>
@@ -3529,7 +4051,7 @@
         </w:trPr>
         <w:tc>
           <w:tcPr>
-            <w:tcW w:w="394" w:type="dxa"/>
+            <w:tcW w:w="576" w:type="dxa"/>
           </w:tcPr>
           <w:p>
             <w:pPr>
@@ -3537,16 +4059,10 @@
               <w:spacing w:before="79"/>
               <w:ind w:right="71"/>
               <w:jc w:val="center"/>
-              <w:rPr>
-                <w:sz w:val="24"/>
-                <w:szCs w:val="24"/>
-              </w:rPr>
             </w:pPr>
             <w:r>
               <w:rPr>
                 <w:spacing w:val="-5"/>
-                <w:sz w:val="24"/>
-                <w:szCs w:val="24"/>
               </w:rPr>
               <w:t>6-</w:t>
             </w:r>
@@ -3554,23 +4070,15 @@
         </w:tc>
         <w:tc>
           <w:tcPr>
-            <w:tcW w:w="7798" w:type="dxa"/>
+            <w:tcW w:w="7616" w:type="dxa"/>
             <w:vAlign w:val="center"/>
           </w:tcPr>
           <w:p>
             <w:pPr>
               <w:pStyle w:val="TableParagraph"/>
               <w:jc w:val="center"/>
-              <w:rPr>
-                <w:sz w:val="24"/>
-                <w:szCs w:val="24"/>
-              </w:rPr>
             </w:pPr>
             <w:r>
-              <w:rPr>
-                <w:sz w:val="24"/>
-                <w:szCs w:val="24"/>
-              </w:rPr>
               <w:t>{{TITULO_ATV6}}</w:t>
             </w:r>
           </w:p>
@@ -3584,31 +4092,225 @@
             <w:pPr>
               <w:pStyle w:val="TableParagraph"/>
               <w:jc w:val="center"/>
-              <w:rPr>
-                <w:sz w:val="24"/>
-                <w:szCs w:val="24"/>
-              </w:rPr>
             </w:pPr>
             <w:r>
-              <w:rPr>
-                <w:sz w:val="24"/>
-                <w:szCs w:val="24"/>
-              </w:rPr>
-              <w:t>{{CARGA_ATV</w:t>
-            </w:r>
-            <w:r>
-              <w:rPr>
-                <w:sz w:val="24"/>
-                <w:szCs w:val="24"/>
-              </w:rPr>
-              <w:t>6</w:t>
-            </w:r>
-            <w:r>
-              <w:rPr>
-                <w:sz w:val="24"/>
-                <w:szCs w:val="24"/>
-              </w:rPr>
-              <w:t>}}</w:t>
+              <w:t>{{CARGA_ATV6}}</w:t>
+            </w:r>
+          </w:p>
+        </w:tc>
+      </w:tr>
+      <w:tr>
+        <w:trPr>
+          <w:trHeight w:val="417"/>
+        </w:trPr>
+        <w:tc>
+          <w:tcPr>
+            <w:tcW w:w="576" w:type="dxa"/>
+          </w:tcPr>
+          <w:p>
+            <w:pPr>
+              <w:pStyle w:val="TableParagraph"/>
+              <w:spacing w:before="79"/>
+              <w:ind w:right="71"/>
+              <w:jc w:val="center"/>
+            </w:pPr>
+            <w:r>
+              <w:rPr>
+                <w:spacing w:val="-5"/>
+              </w:rPr>
+              <w:t>7-</w:t>
+            </w:r>
+          </w:p>
+        </w:tc>
+        <w:tc>
+          <w:tcPr>
+            <w:tcW w:w="7616" w:type="dxa"/>
+            <w:vAlign w:val="center"/>
+          </w:tcPr>
+          <w:p>
+            <w:pPr>
+              <w:pStyle w:val="TableParagraph"/>
+              <w:jc w:val="center"/>
+            </w:pPr>
+            <w:r>
+              <w:t>{{TITULO_ATV7}}</w:t>
+            </w:r>
+          </w:p>
+        </w:tc>
+        <w:tc>
+          <w:tcPr>
+            <w:tcW w:w="2009" w:type="dxa"/>
+            <w:vAlign w:val="center"/>
+          </w:tcPr>
+          <w:p>
+            <w:pPr>
+              <w:pStyle w:val="TableParagraph"/>
+              <w:jc w:val="center"/>
+            </w:pPr>
+            <w:r>
+              <w:t>{{CARGA_ATV7}}</w:t>
+            </w:r>
+          </w:p>
+        </w:tc>
+      </w:tr>
+      <w:tr>
+        <w:trPr>
+          <w:trHeight w:val="417"/>
+        </w:trPr>
+        <w:tc>
+          <w:tcPr>
+            <w:tcW w:w="576" w:type="dxa"/>
+          </w:tcPr>
+          <w:p>
+            <w:pPr>
+              <w:pStyle w:val="TableParagraph"/>
+              <w:spacing w:before="79"/>
+              <w:ind w:right="71"/>
+              <w:jc w:val="center"/>
+            </w:pPr>
+            <w:r>
+              <w:rPr>
+                <w:spacing w:val="-5"/>
+              </w:rPr>
+              <w:t>8-</w:t>
+            </w:r>
+          </w:p>
+        </w:tc>
+        <w:tc>
+          <w:tcPr>
+            <w:tcW w:w="7616" w:type="dxa"/>
+            <w:vAlign w:val="center"/>
+          </w:tcPr>
+          <w:p>
+            <w:pPr>
+              <w:pStyle w:val="TableParagraph"/>
+              <w:jc w:val="center"/>
+            </w:pPr>
+            <w:r>
+              <w:t>{{TITULO_ATV8}}</w:t>
+            </w:r>
+          </w:p>
+        </w:tc>
+        <w:tc>
+          <w:tcPr>
+            <w:tcW w:w="2009" w:type="dxa"/>
+            <w:vAlign w:val="center"/>
+          </w:tcPr>
+          <w:p>
+            <w:pPr>
+              <w:pStyle w:val="TableParagraph"/>
+              <w:jc w:val="center"/>
+            </w:pPr>
+            <w:r>
+              <w:t>{{CARGA_ATV8}}</w:t>
+            </w:r>
+          </w:p>
+        </w:tc>
+      </w:tr>
+      <w:tr>
+        <w:trPr>
+          <w:trHeight w:val="417"/>
+        </w:trPr>
+        <w:tc>
+          <w:tcPr>
+            <w:tcW w:w="576" w:type="dxa"/>
+          </w:tcPr>
+          <w:p>
+            <w:pPr>
+              <w:pStyle w:val="TableParagraph"/>
+              <w:spacing w:before="79"/>
+              <w:ind w:right="71"/>
+              <w:jc w:val="center"/>
+            </w:pPr>
+            <w:r>
+              <w:rPr>
+                <w:spacing w:val="-5"/>
+              </w:rPr>
+              <w:t>9-</w:t>
+            </w:r>
+          </w:p>
+        </w:tc>
+        <w:tc>
+          <w:tcPr>
+            <w:tcW w:w="7616" w:type="dxa"/>
+            <w:vAlign w:val="center"/>
+          </w:tcPr>
+          <w:p>
+            <w:pPr>
+              <w:pStyle w:val="TableParagraph"/>
+              <w:jc w:val="center"/>
+            </w:pPr>
+            <w:r>
+              <w:t>{{TITULO_ATV9}}</w:t>
+            </w:r>
+          </w:p>
+        </w:tc>
+        <w:tc>
+          <w:tcPr>
+            <w:tcW w:w="2009" w:type="dxa"/>
+            <w:vAlign w:val="center"/>
+          </w:tcPr>
+          <w:p>
+            <w:pPr>
+              <w:pStyle w:val="TableParagraph"/>
+              <w:jc w:val="center"/>
+            </w:pPr>
+            <w:r>
+              <w:t>{{CARGA_ATV9}}</w:t>
+            </w:r>
+          </w:p>
+        </w:tc>
+      </w:tr>
+      <w:tr>
+        <w:trPr>
+          <w:trHeight w:val="417"/>
+        </w:trPr>
+        <w:tc>
+          <w:tcPr>
+            <w:tcW w:w="576" w:type="dxa"/>
+          </w:tcPr>
+          <w:p>
+            <w:pPr>
+              <w:pStyle w:val="TableParagraph"/>
+              <w:spacing w:before="79"/>
+              <w:ind w:right="71"/>
+              <w:jc w:val="center"/>
+            </w:pPr>
+            <w:r>
+              <w:rPr>
+                <w:spacing w:val="-5"/>
+              </w:rPr>
+              <w:t>10-</w:t>
+            </w:r>
+          </w:p>
+        </w:tc>
+        <w:tc>
+          <w:tcPr>
+            <w:tcW w:w="7616" w:type="dxa"/>
+            <w:vAlign w:val="center"/>
+          </w:tcPr>
+          <w:p>
+            <w:pPr>
+              <w:pStyle w:val="TableParagraph"/>
+              <w:jc w:val="center"/>
+            </w:pPr>
+            <w:r>
+              <w:t>{{TITULO_ATV10}}</w:t>
+            </w:r>
+          </w:p>
+        </w:tc>
+        <w:tc>
+          <w:tcPr>
+            <w:tcW w:w="2009" w:type="dxa"/>
+            <w:vAlign w:val="center"/>
+          </w:tcPr>
+          <w:p>
+            <w:pPr>
+              <w:pStyle w:val="TableParagraph"/>
+              <w:jc w:val="center"/>
+            </w:pPr>
+            <w:r>
+              <w:t>{{CARGA_ATV10}}</w:t>
             </w:r>
           </w:p>
         </w:tc>
@@ -3630,15 +4332,11 @@
               <w:jc w:val="right"/>
               <w:rPr>
                 <w:b/>
-                <w:sz w:val="24"/>
-                <w:szCs w:val="24"/>
               </w:rPr>
             </w:pPr>
             <w:r>
               <w:rPr>
                 <w:b/>
-                <w:sz w:val="24"/>
-                <w:szCs w:val="24"/>
               </w:rPr>
               <w:t>Total</w:t>
             </w:r>
@@ -3646,16 +4344,12 @@
               <w:rPr>
                 <w:b/>
                 <w:spacing w:val="-2"/>
-                <w:sz w:val="24"/>
-                <w:szCs w:val="24"/>
               </w:rPr>
               <w:t xml:space="preserve"> </w:t>
             </w:r>
             <w:r>
               <w:rPr>
                 <w:b/>
-                <w:sz w:val="24"/>
-                <w:szCs w:val="24"/>
               </w:rPr>
               <w:t>de</w:t>
             </w:r>
@@ -3663,16 +4357,12 @@
               <w:rPr>
                 <w:b/>
                 <w:spacing w:val="-4"/>
-                <w:sz w:val="24"/>
-                <w:szCs w:val="24"/>
               </w:rPr>
               <w:t xml:space="preserve"> </w:t>
             </w:r>
             <w:r>
               <w:rPr>
                 <w:b/>
-                <w:sz w:val="24"/>
-                <w:szCs w:val="24"/>
               </w:rPr>
               <w:t>horas</w:t>
             </w:r>
@@ -3680,16 +4370,12 @@
               <w:rPr>
                 <w:b/>
                 <w:spacing w:val="-5"/>
-                <w:sz w:val="24"/>
-                <w:szCs w:val="24"/>
               </w:rPr>
               <w:t xml:space="preserve"> </w:t>
             </w:r>
             <w:r>
               <w:rPr>
                 <w:b/>
-                <w:sz w:val="24"/>
-                <w:szCs w:val="24"/>
               </w:rPr>
               <w:t>cumpridas</w:t>
             </w:r>
@@ -3697,16 +4383,12 @@
               <w:rPr>
                 <w:b/>
                 <w:spacing w:val="-4"/>
-                <w:sz w:val="24"/>
-                <w:szCs w:val="24"/>
               </w:rPr>
               <w:t xml:space="preserve"> </w:t>
             </w:r>
             <w:r>
               <w:rPr>
                 <w:b/>
-                <w:sz w:val="24"/>
-                <w:szCs w:val="24"/>
               </w:rPr>
               <w:t xml:space="preserve">no </w:t>
             </w:r>
@@ -3714,8 +4396,6 @@
               <w:rPr>
                 <w:b/>
                 <w:spacing w:val="-2"/>
-                <w:sz w:val="24"/>
-                <w:szCs w:val="24"/>
               </w:rPr>
               <w:t>módulo</w:t>
             </w:r>
@@ -3730,16 +4410,8 @@
             <w:pPr>
               <w:pStyle w:val="TableParagraph"/>
               <w:jc w:val="center"/>
-              <w:rPr>
-                <w:sz w:val="24"/>
-                <w:szCs w:val="24"/>
-              </w:rPr>
             </w:pPr>
             <w:r>
-              <w:rPr>
-                <w:sz w:val="24"/>
-                <w:szCs w:val="24"/>
-              </w:rPr>
               <w:t>{{CARGA_HORARIA}}</w:t>
             </w:r>
           </w:p>
@@ -3750,6 +4422,10 @@
       <w:pPr>
         <w:pStyle w:val="Corpodetexto"/>
         <w:spacing w:before="230"/>
+        <w:rPr>
+          <w:sz w:val="22"/>
+          <w:szCs w:val="22"/>
+        </w:rPr>
       </w:pPr>
     </w:p>
     <w:p>
@@ -3757,15 +4433,11 @@
         <w:ind w:left="144"/>
         <w:rPr>
           <w:b/>
-          <w:sz w:val="24"/>
-          <w:szCs w:val="24"/>
         </w:rPr>
       </w:pPr>
       <w:r>
         <w:rPr>
           <w:b/>
-          <w:sz w:val="24"/>
-          <w:szCs w:val="24"/>
         </w:rPr>
         <w:t>Concordância</w:t>
       </w:r>
@@ -3773,16 +4445,12 @@
         <w:rPr>
           <w:b/>
           <w:spacing w:val="-9"/>
-          <w:sz w:val="24"/>
-          <w:szCs w:val="24"/>
         </w:rPr>
         <w:t xml:space="preserve"> </w:t>
       </w:r>
       <w:r>
         <w:rPr>
           <w:b/>
-          <w:sz w:val="24"/>
-          <w:szCs w:val="24"/>
         </w:rPr>
         <w:t>do</w:t>
       </w:r>
@@ -3790,16 +4458,12 @@
         <w:rPr>
           <w:b/>
           <w:spacing w:val="-10"/>
-          <w:sz w:val="24"/>
-          <w:szCs w:val="24"/>
         </w:rPr>
         <w:t xml:space="preserve"> </w:t>
       </w:r>
       <w:r>
         <w:rPr>
           <w:b/>
-          <w:sz w:val="24"/>
-          <w:szCs w:val="24"/>
         </w:rPr>
         <w:t>Responsável</w:t>
       </w:r>
@@ -3807,8 +4471,6 @@
         <w:rPr>
           <w:b/>
           <w:spacing w:val="-6"/>
-          <w:sz w:val="24"/>
-          <w:szCs w:val="24"/>
         </w:rPr>
         <w:t xml:space="preserve"> </w:t>
       </w:r>
@@ -3816,8 +4478,6 @@
         <w:rPr>
           <w:b/>
           <w:spacing w:val="-2"/>
-          <w:sz w:val="24"/>
-          <w:szCs w:val="24"/>
         </w:rPr>
         <w:t>Técnico</w:t>
       </w:r>
@@ -3825,21 +4485,37 @@
     <w:p>
       <w:pPr>
         <w:pStyle w:val="Corpodetexto"/>
+        <w:rPr>
+          <w:sz w:val="22"/>
+          <w:szCs w:val="22"/>
+        </w:rPr>
       </w:pPr>
     </w:p>
     <w:p>
       <w:pPr>
         <w:pStyle w:val="Corpodetexto"/>
+        <w:rPr>
+          <w:sz w:val="22"/>
+          <w:szCs w:val="22"/>
+        </w:rPr>
       </w:pPr>
     </w:p>
     <w:p>
       <w:pPr>
         <w:pStyle w:val="Corpodetexto"/>
+        <w:rPr>
+          <w:sz w:val="22"/>
+          <w:szCs w:val="22"/>
+        </w:rPr>
       </w:pPr>
     </w:p>
     <w:p>
       <w:pPr>
         <w:pStyle w:val="Corpodetexto"/>
+        <w:rPr>
+          <w:sz w:val="22"/>
+          <w:szCs w:val="22"/>
+        </w:rPr>
       </w:pPr>
     </w:p>
     <w:p>
@@ -3849,11 +4525,15 @@
         <w:rPr>
           <w:b w:val="0"/>
           <w:bCs w:val="0"/>
+          <w:sz w:val="22"/>
+          <w:szCs w:val="22"/>
         </w:rPr>
       </w:pPr>
       <w:r>
         <w:rPr>
           <w:noProof/>
+          <w:sz w:val="22"/>
+          <w:szCs w:val="22"/>
         </w:rPr>
         <mc:AlternateContent>
           <mc:Choice Requires="wps">
@@ -3930,165 +4610,166 @@
           </mc:Fallback>
         </mc:AlternateContent>
       </w:r>
-      <w:r>
+    </w:p>
+    <w:p>
+      <w:pPr>
+        <w:spacing w:before="3"/>
+        <w:ind w:right="4482"/>
+        <w:rPr>
+          <w:bCs/>
+        </w:rPr>
+      </w:pPr>
+      <w:r>
+        <w:rPr>
+          <w:bCs/>
+        </w:rPr>
+        <w:t>{{NOME_RT}}</w:t>
+      </w:r>
+    </w:p>
+    <w:p>
+      <w:pPr>
+        <w:spacing w:before="3"/>
+        <w:ind w:right="4482"/>
+        <w:rPr>
+          <w:bCs/>
+        </w:rPr>
+      </w:pPr>
+      <w:r>
+        <w:rPr>
+          <w:bCs/>
+        </w:rPr>
+        <w:t>{{CONSELHO_RT_DOCUMENTO}}</w:t>
+      </w:r>
+    </w:p>
+    <w:p>
+      <w:pPr>
+        <w:spacing w:before="3"/>
+        <w:ind w:right="4482"/>
+        <w:rPr>
+          <w:bCs/>
+        </w:rPr>
+      </w:pPr>
+    </w:p>
+    <w:p>
+      <w:pPr>
+        <w:spacing w:before="3"/>
+        <w:ind w:right="4482"/>
+        <w:rPr>
+          <w:bCs/>
+        </w:rPr>
+      </w:pPr>
+    </w:p>
+    <w:p>
+      <w:pPr>
+        <w:pStyle w:val="Corpodetexto"/>
+        <w:spacing w:before="1"/>
+        <w:rPr>
+          <w:sz w:val="22"/>
+          <w:szCs w:val="22"/>
+        </w:rPr>
+      </w:pPr>
+    </w:p>
+    <w:p>
+      <w:pPr>
+        <w:rPr>
+          <w:bCs/>
+        </w:rPr>
+      </w:pPr>
+      <w:r>
+        <w:rPr>
+          <w:b/>
+          <w:spacing w:val="-2"/>
+        </w:rPr>
+        <w:t>DATA:</w:t>
+      </w:r>
+      <w:r>
+        <w:rPr>
+          <w:b/>
+          <w:spacing w:val="-2"/>
+        </w:rPr>
+        <w:t xml:space="preserve"> </w:t>
+      </w:r>
+      <w:r>
+        <w:rPr>
+          <w:bCs/>
+          <w:spacing w:val="-2"/>
+        </w:rPr>
+        <w:t>{{DATA_</w:t>
+      </w:r>
+      <w:r>
+        <w:rPr>
+          <w:bCs/>
+          <w:spacing w:val="-2"/>
+        </w:rPr>
+        <w:t>INICIO</w:t>
+      </w:r>
+      <w:r>
+        <w:rPr>
+          <w:bCs/>
+          <w:spacing w:val="-2"/>
+        </w:rPr>
+        <w:t>_ESTAGIO</w:t>
+      </w:r>
+      <w:r>
+        <w:rPr>
+          <w:bCs/>
+          <w:spacing w:val="-2"/>
+        </w:rPr>
+        <w:t>}}</w:t>
+      </w:r>
+    </w:p>
+    <w:p>
+      <w:pPr>
+        <w:pStyle w:val="Corpodetexto"/>
+        <w:rPr>
+          <w:sz w:val="22"/>
+          <w:szCs w:val="22"/>
+        </w:rPr>
+      </w:pPr>
+    </w:p>
+    <w:p>
+      <w:pPr>
+        <w:pStyle w:val="Corpodetexto"/>
+        <w:rPr>
+          <w:sz w:val="22"/>
+          <w:szCs w:val="22"/>
+        </w:rPr>
+      </w:pPr>
+    </w:p>
+    <w:p>
+      <w:pPr>
+        <w:pStyle w:val="Corpodetexto"/>
+        <w:rPr>
+          <w:sz w:val="22"/>
+          <w:szCs w:val="22"/>
+        </w:rPr>
+      </w:pPr>
+    </w:p>
+    <w:p>
+      <w:pPr>
+        <w:pStyle w:val="Corpodetexto"/>
+        <w:rPr>
+          <w:sz w:val="22"/>
+          <w:szCs w:val="22"/>
+        </w:rPr>
+      </w:pPr>
+    </w:p>
+    <w:p>
+      <w:pPr>
+        <w:pStyle w:val="Corpodetexto"/>
+        <w:spacing w:before="13"/>
         <w:rPr>
           <w:b w:val="0"/>
           <w:bCs w:val="0"/>
-        </w:rPr>
-        <w:t>{{NOME_RT}}</w:t>
-      </w:r>
-    </w:p>
-    <w:p>
-      <w:pPr>
-        <w:spacing w:before="3"/>
-        <w:ind w:right="4482"/>
-        <w:rPr>
-          <w:bCs/>
-          <w:sz w:val="24"/>
-          <w:szCs w:val="24"/>
-        </w:rPr>
-      </w:pPr>
-      <w:r>
-        <w:rPr>
-          <w:bCs/>
-          <w:sz w:val="24"/>
-          <w:szCs w:val="24"/>
-        </w:rPr>
-        <w:t>{{CONSELHO_RT_DOCUMENTO}}</w:t>
-      </w:r>
-      <w:r>
-        <w:rPr>
-          <w:bCs/>
-          <w:sz w:val="24"/>
-          <w:szCs w:val="24"/>
-        </w:rPr>
-        <w:t xml:space="preserve"> {{NUMERO_CONSELHO_RT}}</w:t>
-      </w:r>
-    </w:p>
-    <w:p>
-      <w:pPr>
-        <w:spacing w:before="3"/>
-        <w:ind w:right="4482"/>
-        <w:rPr>
-          <w:bCs/>
-          <w:sz w:val="24"/>
-          <w:szCs w:val="24"/>
-        </w:rPr>
-      </w:pPr>
-    </w:p>
-    <w:p>
-      <w:pPr>
-        <w:spacing w:before="3"/>
-        <w:ind w:right="4482"/>
-        <w:rPr>
-          <w:bCs/>
-          <w:sz w:val="24"/>
-          <w:szCs w:val="24"/>
-        </w:rPr>
-      </w:pPr>
-    </w:p>
-    <w:p>
-      <w:pPr>
-        <w:pStyle w:val="Corpodetexto"/>
-        <w:spacing w:before="1"/>
-      </w:pPr>
-    </w:p>
-    <w:p>
-      <w:pPr>
-        <w:ind w:left="144"/>
-        <w:rPr>
-          <w:bCs/>
-          <w:sz w:val="24"/>
-          <w:szCs w:val="24"/>
-        </w:rPr>
-      </w:pPr>
-      <w:r>
-        <w:rPr>
-          <w:b/>
-          <w:spacing w:val="-2"/>
-          <w:sz w:val="24"/>
-          <w:szCs w:val="24"/>
-        </w:rPr>
-        <w:t>DATA:</w:t>
-      </w:r>
-      <w:r>
-        <w:rPr>
-          <w:b/>
-          <w:spacing w:val="-2"/>
-          <w:sz w:val="24"/>
-          <w:szCs w:val="24"/>
-        </w:rPr>
-        <w:t xml:space="preserve"> </w:t>
-      </w:r>
-      <w:r>
-        <w:rPr>
-          <w:bCs/>
-          <w:spacing w:val="-2"/>
-          <w:sz w:val="24"/>
-          <w:szCs w:val="24"/>
-        </w:rPr>
-        <w:t>{{DATA_</w:t>
-      </w:r>
-      <w:r>
-        <w:rPr>
-          <w:bCs/>
-          <w:spacing w:val="-2"/>
-          <w:sz w:val="24"/>
-          <w:szCs w:val="24"/>
-        </w:rPr>
-        <w:t>INICIO</w:t>
-      </w:r>
-      <w:r>
-        <w:rPr>
-          <w:bCs/>
-          <w:spacing w:val="-2"/>
-          <w:sz w:val="24"/>
-          <w:szCs w:val="24"/>
-        </w:rPr>
-        <w:t>_ESTAGIO</w:t>
-      </w:r>
-      <w:r>
-        <w:rPr>
-          <w:bCs/>
-          <w:spacing w:val="-2"/>
-          <w:sz w:val="24"/>
-          <w:szCs w:val="24"/>
-        </w:rPr>
-        <w:t>}}</w:t>
-      </w:r>
-    </w:p>
-    <w:p>
-      <w:pPr>
-        <w:pStyle w:val="Corpodetexto"/>
-      </w:pPr>
-    </w:p>
-    <w:p>
-      <w:pPr>
-        <w:pStyle w:val="Corpodetexto"/>
-      </w:pPr>
-    </w:p>
-    <w:p>
-      <w:pPr>
-        <w:pStyle w:val="Corpodetexto"/>
-      </w:pPr>
-    </w:p>
-    <w:p>
-      <w:pPr>
-        <w:pStyle w:val="Corpodetexto"/>
-      </w:pPr>
-    </w:p>
-    <w:p>
-      <w:pPr>
-        <w:pStyle w:val="Corpodetexto"/>
-        <w:spacing w:before="13"/>
-        <w:rPr>
-          <w:b w:val="0"/>
-          <w:bCs w:val="0"/>
+          <w:sz w:val="22"/>
+          <w:szCs w:val="22"/>
         </w:rPr>
       </w:pPr>
       <w:r>
         <w:rPr>
           <w:noProof/>
+          <w:sz w:val="22"/>
+          <w:szCs w:val="22"/>
         </w:rPr>
         <mc:AlternateContent>
           <mc:Choice Requires="wps">
@@ -4173,12 +4854,16 @@
         <w:rPr>
           <w:b w:val="0"/>
           <w:bCs w:val="0"/>
+          <w:sz w:val="22"/>
+          <w:szCs w:val="22"/>
         </w:rPr>
       </w:pPr>
       <w:r>
         <w:rPr>
           <w:b w:val="0"/>
           <w:bCs w:val="0"/>
+          <w:sz w:val="22"/>
+          <w:szCs w:val="22"/>
         </w:rPr>
         <w:t>{{NOME_ALUNO}}</w:t>
       </w:r>
@@ -4190,12 +4875,16 @@
         <w:rPr>
           <w:b w:val="0"/>
           <w:bCs w:val="0"/>
+          <w:sz w:val="22"/>
+          <w:szCs w:val="22"/>
         </w:rPr>
       </w:pPr>
       <w:r>
         <w:rPr>
           <w:b w:val="0"/>
           <w:bCs w:val="0"/>
+          <w:sz w:val="22"/>
+          <w:szCs w:val="22"/>
         </w:rPr>
         <w:t>{{RA_ALUNO}}</w:t>
       </w:r>
@@ -4203,65 +4892,29 @@
     <w:p>
       <w:pPr>
         <w:pStyle w:val="Corpodetexto"/>
-        <w:spacing w:before="123"/>
+        <w:spacing w:before="13"/>
         <w:rPr>
           <w:b w:val="0"/>
+          <w:bCs w:val="0"/>
+          <w:sz w:val="22"/>
+          <w:szCs w:val="22"/>
         </w:rPr>
       </w:pPr>
     </w:p>
     <w:p>
       <w:pPr>
-        <w:pStyle w:val="Corpodetexto"/>
-        <w:spacing w:before="123"/>
-        <w:rPr>
-          <w:b w:val="0"/>
-        </w:rPr>
-      </w:pPr>
-    </w:p>
-    <w:p>
-      <w:pPr>
-        <w:pStyle w:val="Corpodetexto"/>
-        <w:spacing w:before="123"/>
-        <w:rPr>
-          <w:b w:val="0"/>
-        </w:rPr>
-      </w:pPr>
-    </w:p>
-    <w:p>
-      <w:pPr>
-        <w:pStyle w:val="Corpodetexto"/>
-        <w:spacing w:before="123"/>
-        <w:rPr>
-          <w:b w:val="0"/>
-        </w:rPr>
-      </w:pPr>
-    </w:p>
-    <w:p>
-      <w:pPr>
-        <w:pStyle w:val="Corpodetexto"/>
-        <w:spacing w:before="123"/>
-        <w:rPr>
-          <w:b w:val="0"/>
-        </w:rPr>
-      </w:pPr>
-    </w:p>
-    <w:p>
-      <w:pPr>
         <w:ind w:left="1"/>
         <w:jc w:val="center"/>
         <w:rPr>
           <w:b/>
-          <w:sz w:val="24"/>
-          <w:szCs w:val="24"/>
         </w:rPr>
       </w:pPr>
       <w:r>
         <w:rPr>
           <w:b/>
           <w:spacing w:val="-2"/>
-          <w:sz w:val="24"/>
-          <w:szCs w:val="24"/>
-        </w:rPr>
+        </w:rPr>
+        <w:lastRenderedPageBreak/>
         <w:t>IMPORTANTE</w:t>
       </w:r>
     </w:p>
@@ -4279,15 +4932,11 @@
         <w:ind w:right="136" w:firstLine="0"/>
         <w:rPr>
           <w:rFonts w:ascii="Arial" w:hAnsi="Arial" w:cs="Arial"/>
-          <w:sz w:val="24"/>
-          <w:szCs w:val="24"/>
         </w:rPr>
       </w:pPr>
       <w:r>
         <w:rPr>
           <w:rFonts w:ascii="Arial" w:hAnsi="Arial" w:cs="Arial"/>
-          <w:sz w:val="24"/>
-          <w:szCs w:val="24"/>
         </w:rPr>
         <w:t xml:space="preserve">São permitidas, por semana, no máximo 30 horas (6 horas/dia) e no mínimo 10 horas de estágio (2 </w:t>
       </w:r>
@@ -4295,8 +4944,6 @@
         <w:rPr>
           <w:rFonts w:ascii="Arial" w:hAnsi="Arial" w:cs="Arial"/>
           <w:spacing w:val="-2"/>
-          <w:sz w:val="24"/>
-          <w:szCs w:val="24"/>
         </w:rPr>
         <w:t>horas/dia).</w:t>
       </w:r>
@@ -4315,15 +4962,11 @@
         <w:ind w:right="137" w:firstLine="0"/>
         <w:rPr>
           <w:rFonts w:ascii="Arial" w:hAnsi="Arial" w:cs="Arial"/>
-          <w:sz w:val="24"/>
-          <w:szCs w:val="24"/>
         </w:rPr>
       </w:pPr>
       <w:r>
         <w:rPr>
           <w:rFonts w:ascii="Arial" w:hAnsi="Arial" w:cs="Arial"/>
-          <w:sz w:val="24"/>
-          <w:szCs w:val="24"/>
         </w:rPr>
         <w:t>O correto preenchimento deste documento é de total responsabilidade do aluno estagiário, assumindo o</w:t>
       </w:r>
@@ -4331,16 +4974,12 @@
         <w:rPr>
           <w:rFonts w:ascii="Arial" w:hAnsi="Arial" w:cs="Arial"/>
           <w:spacing w:val="-2"/>
-          <w:sz w:val="24"/>
-          <w:szCs w:val="24"/>
         </w:rPr>
         <w:t xml:space="preserve"> </w:t>
       </w:r>
       <w:r>
         <w:rPr>
           <w:rFonts w:ascii="Arial" w:hAnsi="Arial" w:cs="Arial"/>
-          <w:sz w:val="24"/>
-          <w:szCs w:val="24"/>
         </w:rPr>
         <w:t>mesmo</w:t>
       </w:r>
@@ -4348,16 +4987,12 @@
         <w:rPr>
           <w:rFonts w:ascii="Arial" w:hAnsi="Arial" w:cs="Arial"/>
           <w:spacing w:val="-2"/>
-          <w:sz w:val="24"/>
-          <w:szCs w:val="24"/>
         </w:rPr>
         <w:t xml:space="preserve"> </w:t>
       </w:r>
       <w:r>
         <w:rPr>
           <w:rFonts w:ascii="Arial" w:hAnsi="Arial" w:cs="Arial"/>
-          <w:sz w:val="24"/>
-          <w:szCs w:val="24"/>
         </w:rPr>
         <w:t>o</w:t>
       </w:r>
@@ -4365,16 +5000,12 @@
         <w:rPr>
           <w:rFonts w:ascii="Arial" w:hAnsi="Arial" w:cs="Arial"/>
           <w:spacing w:val="-4"/>
-          <w:sz w:val="24"/>
-          <w:szCs w:val="24"/>
         </w:rPr>
         <w:t xml:space="preserve"> </w:t>
       </w:r>
       <w:r>
         <w:rPr>
           <w:rFonts w:ascii="Arial" w:hAnsi="Arial" w:cs="Arial"/>
-          <w:sz w:val="24"/>
-          <w:szCs w:val="24"/>
         </w:rPr>
         <w:t>risco</w:t>
       </w:r>
@@ -4382,16 +5013,12 @@
         <w:rPr>
           <w:rFonts w:ascii="Arial" w:hAnsi="Arial" w:cs="Arial"/>
           <w:spacing w:val="-2"/>
-          <w:sz w:val="24"/>
-          <w:szCs w:val="24"/>
         </w:rPr>
         <w:t xml:space="preserve"> </w:t>
       </w:r>
       <w:r>
         <w:rPr>
           <w:rFonts w:ascii="Arial" w:hAnsi="Arial" w:cs="Arial"/>
-          <w:sz w:val="24"/>
-          <w:szCs w:val="24"/>
         </w:rPr>
         <w:t>de</w:t>
       </w:r>
@@ -4399,16 +5026,12 @@
         <w:rPr>
           <w:rFonts w:ascii="Arial" w:hAnsi="Arial" w:cs="Arial"/>
           <w:spacing w:val="-4"/>
-          <w:sz w:val="24"/>
-          <w:szCs w:val="24"/>
         </w:rPr>
         <w:t xml:space="preserve"> </w:t>
       </w:r>
       <w:r>
         <w:rPr>
           <w:rFonts w:ascii="Arial" w:hAnsi="Arial" w:cs="Arial"/>
-          <w:sz w:val="24"/>
-          <w:szCs w:val="24"/>
         </w:rPr>
         <w:t>cancelamento</w:t>
       </w:r>
@@ -4416,16 +5039,12 @@
         <w:rPr>
           <w:rFonts w:ascii="Arial" w:hAnsi="Arial" w:cs="Arial"/>
           <w:spacing w:val="-2"/>
-          <w:sz w:val="24"/>
-          <w:szCs w:val="24"/>
         </w:rPr>
         <w:t xml:space="preserve"> </w:t>
       </w:r>
       <w:r>
         <w:rPr>
           <w:rFonts w:ascii="Arial" w:hAnsi="Arial" w:cs="Arial"/>
-          <w:sz w:val="24"/>
-          <w:szCs w:val="24"/>
         </w:rPr>
         <w:t>e/ou</w:t>
       </w:r>
@@ -4433,16 +5052,12 @@
         <w:rPr>
           <w:rFonts w:ascii="Arial" w:hAnsi="Arial" w:cs="Arial"/>
           <w:spacing w:val="-2"/>
-          <w:sz w:val="24"/>
-          <w:szCs w:val="24"/>
         </w:rPr>
         <w:t xml:space="preserve"> </w:t>
       </w:r>
       <w:r>
         <w:rPr>
           <w:rFonts w:ascii="Arial" w:hAnsi="Arial" w:cs="Arial"/>
-          <w:sz w:val="24"/>
-          <w:szCs w:val="24"/>
         </w:rPr>
         <w:t>necessidade</w:t>
       </w:r>
@@ -4450,16 +5065,12 @@
         <w:rPr>
           <w:rFonts w:ascii="Arial" w:hAnsi="Arial" w:cs="Arial"/>
           <w:spacing w:val="-2"/>
-          <w:sz w:val="24"/>
-          <w:szCs w:val="24"/>
         </w:rPr>
         <w:t xml:space="preserve"> </w:t>
       </w:r>
       <w:r>
         <w:rPr>
           <w:rFonts w:ascii="Arial" w:hAnsi="Arial" w:cs="Arial"/>
-          <w:sz w:val="24"/>
-          <w:szCs w:val="24"/>
         </w:rPr>
         <w:t>de</w:t>
       </w:r>
@@ -4467,16 +5078,12 @@
         <w:rPr>
           <w:rFonts w:ascii="Arial" w:hAnsi="Arial" w:cs="Arial"/>
           <w:spacing w:val="-2"/>
-          <w:sz w:val="24"/>
-          <w:szCs w:val="24"/>
         </w:rPr>
         <w:t xml:space="preserve"> </w:t>
       </w:r>
       <w:r>
         <w:rPr>
           <w:rFonts w:ascii="Arial" w:hAnsi="Arial" w:cs="Arial"/>
-          <w:sz w:val="24"/>
-          <w:szCs w:val="24"/>
         </w:rPr>
         <w:t>reinício</w:t>
       </w:r>
@@ -4484,16 +5091,12 @@
         <w:rPr>
           <w:rFonts w:ascii="Arial" w:hAnsi="Arial" w:cs="Arial"/>
           <w:spacing w:val="-2"/>
-          <w:sz w:val="24"/>
-          <w:szCs w:val="24"/>
         </w:rPr>
         <w:t xml:space="preserve"> </w:t>
       </w:r>
       <w:r>
         <w:rPr>
           <w:rFonts w:ascii="Arial" w:hAnsi="Arial" w:cs="Arial"/>
-          <w:sz w:val="24"/>
-          <w:szCs w:val="24"/>
         </w:rPr>
         <w:t>do</w:t>
       </w:r>
@@ -4501,16 +5104,12 @@
         <w:rPr>
           <w:rFonts w:ascii="Arial" w:hAnsi="Arial" w:cs="Arial"/>
           <w:spacing w:val="-2"/>
-          <w:sz w:val="24"/>
-          <w:szCs w:val="24"/>
         </w:rPr>
         <w:t xml:space="preserve"> </w:t>
       </w:r>
       <w:r>
         <w:rPr>
           <w:rFonts w:ascii="Arial" w:hAnsi="Arial" w:cs="Arial"/>
-          <w:sz w:val="24"/>
-          <w:szCs w:val="24"/>
         </w:rPr>
         <w:t>estágio</w:t>
       </w:r>
@@ -4518,16 +5117,12 @@
         <w:rPr>
           <w:rFonts w:ascii="Arial" w:hAnsi="Arial" w:cs="Arial"/>
           <w:spacing w:val="-2"/>
-          <w:sz w:val="24"/>
-          <w:szCs w:val="24"/>
         </w:rPr>
         <w:t xml:space="preserve"> </w:t>
       </w:r>
       <w:r>
         <w:rPr>
           <w:rFonts w:ascii="Arial" w:hAnsi="Arial" w:cs="Arial"/>
-          <w:sz w:val="24"/>
-          <w:szCs w:val="24"/>
         </w:rPr>
         <w:t>caso</w:t>
       </w:r>
@@ -4535,16 +5130,12 @@
         <w:rPr>
           <w:rFonts w:ascii="Arial" w:hAnsi="Arial" w:cs="Arial"/>
           <w:spacing w:val="-2"/>
-          <w:sz w:val="24"/>
-          <w:szCs w:val="24"/>
         </w:rPr>
         <w:t xml:space="preserve"> </w:t>
       </w:r>
       <w:r>
         <w:rPr>
           <w:rFonts w:ascii="Arial" w:hAnsi="Arial" w:cs="Arial"/>
-          <w:sz w:val="24"/>
-          <w:szCs w:val="24"/>
         </w:rPr>
         <w:t>seja</w:t>
       </w:r>
@@ -4552,16 +5143,12 @@
         <w:rPr>
           <w:rFonts w:ascii="Arial" w:hAnsi="Arial" w:cs="Arial"/>
           <w:spacing w:val="-2"/>
-          <w:sz w:val="24"/>
-          <w:szCs w:val="24"/>
         </w:rPr>
         <w:t xml:space="preserve"> </w:t>
       </w:r>
       <w:r>
         <w:rPr>
           <w:rFonts w:ascii="Arial" w:hAnsi="Arial" w:cs="Arial"/>
-          <w:sz w:val="24"/>
-          <w:szCs w:val="24"/>
         </w:rPr>
         <w:t>constatada</w:t>
       </w:r>
@@ -4569,16 +5156,12 @@
         <w:rPr>
           <w:rFonts w:ascii="Arial" w:hAnsi="Arial" w:cs="Arial"/>
           <w:spacing w:val="-2"/>
-          <w:sz w:val="24"/>
-          <w:szCs w:val="24"/>
         </w:rPr>
         <w:t xml:space="preserve"> </w:t>
       </w:r>
       <w:r>
         <w:rPr>
           <w:rFonts w:ascii="Arial" w:hAnsi="Arial" w:cs="Arial"/>
-          <w:sz w:val="24"/>
-          <w:szCs w:val="24"/>
         </w:rPr>
         <w:t>alguma divergência das informações aqui prestadas, com a realidade.</w:t>
       </w:r>
@@ -4597,15 +5180,11 @@
         <w:ind w:right="137" w:firstLine="0"/>
         <w:rPr>
           <w:rFonts w:ascii="Arial" w:hAnsi="Arial" w:cs="Arial"/>
-          <w:sz w:val="24"/>
-          <w:szCs w:val="24"/>
         </w:rPr>
       </w:pPr>
       <w:r>
         <w:rPr>
           <w:rFonts w:ascii="Arial" w:hAnsi="Arial" w:cs="Arial"/>
-          <w:sz w:val="24"/>
-          <w:szCs w:val="24"/>
         </w:rPr>
         <w:t>Tratando-se de estágio curricular o mesmo tem caráter obrigatório e, portanto, o estagiário deverá ter sua frequência controlada pelo estabelecimento cedente do estágio.</w:t>
       </w:r>
@@ -4624,15 +5203,11 @@
         <w:ind w:right="142" w:firstLine="0"/>
         <w:rPr>
           <w:rFonts w:ascii="Arial" w:hAnsi="Arial" w:cs="Arial"/>
-          <w:sz w:val="24"/>
-          <w:szCs w:val="24"/>
         </w:rPr>
       </w:pPr>
       <w:r>
         <w:rPr>
           <w:rFonts w:ascii="Arial" w:hAnsi="Arial" w:cs="Arial"/>
-          <w:sz w:val="24"/>
-          <w:szCs w:val="24"/>
         </w:rPr>
         <w:t>O cumprimento de horas excedentes ao determinado por módulo, não implicará em validação de estágios adicionais ou anteriores.</w:t>
       </w:r>
